--- a/Hackathon-3 Project proposal.docx
+++ b/Hackathon-3 Project proposal.docx
@@ -82,6 +82,7 @@
     </w:p>
     <w:p>
       <w:pPr>
+        <w:spacing w:before="100" w:beforeAutospacing="1" w:after="0"/>
         <w:rPr>
           <w:rFonts w:ascii="Book Antiqua" w:hAnsi="Book Antiqua"/>
           <w:b/>
@@ -106,7 +107,7 @@
           <w:i/>
           <w:iCs/>
         </w:rPr>
-        <w:t>Predicting Student Academic Performance Using Term Grad</w:t>
+        <w:t>Predicting Student Academic Performance Using</w:t>
       </w:r>
       <w:r>
         <w:rPr>
@@ -116,7 +117,7 @@
           <w:i/>
           <w:iCs/>
         </w:rPr>
-        <w:t>e</w:t>
+        <w:t xml:space="preserve"> Past </w:t>
       </w:r>
       <w:r>
         <w:rPr>
@@ -126,7 +127,17 @@
           <w:i/>
           <w:iCs/>
         </w:rPr>
-        <w:t xml:space="preserve"> Data</w:t>
+        <w:t xml:space="preserve">Term </w:t>
+      </w:r>
+      <w:r>
+        <w:rPr>
+          <w:rFonts w:ascii="Book Antiqua" w:hAnsi="Book Antiqua"/>
+          <w:b/>
+          <w:bCs/>
+          <w:i/>
+          <w:iCs/>
+        </w:rPr>
+        <w:t>Marks</w:t>
       </w:r>
     </w:p>
     <w:p>
@@ -172,24 +183,92 @@
           <w:rFonts w:ascii="Arial" w:eastAsia="Aptos" w:hAnsi="Arial" w:cs="Arial"/>
           <w:sz w:val="22"/>
           <w:szCs w:val="22"/>
-        </w:rPr>
-      </w:pPr>
-      <w:r>
-        <w:rPr>
-          <w:rFonts w:ascii="Arial" w:eastAsia="Aptos" w:hAnsi="Arial" w:cs="Arial"/>
-          <w:sz w:val="22"/>
-          <w:szCs w:val="22"/>
-        </w:rPr>
-        <w:t>This project proposes a machine learning system that predicts student academic performance in upcoming subjects using historical grade data from previous academic terms. Academic records are stored in a structured SQL database and processed through a reproducible training pipeline. Traditional machine learning models are trained to forecast expected grades, with evaluation metrics validating performance. A Streamlit dashboard enables visualization of academic trends and real-time prediction input. As new term data becomes available, the system supports retraining and model updates, simulating a lifecycle deployment environment. The goal is to create a production-ready academic analytics pipeline that supports data-driven academic planning and performance monitoring within a university setting.</w:t>
-      </w:r>
-      <w:r>
-        <w:rPr>
-          <w:lang w:val="en-IN"/>
-        </w:rPr>
-        <w:pict w14:anchorId="4FECCF97">
-          <v:rect id="_x0000_i1026" style="width:0;height:1.5pt" o:hralign="center" o:hrstd="t" o:hr="t" fillcolor="#a0a0a0" stroked="f"/>
-        </w:pict>
-      </w:r>
+          <w:lang w:val="en-IN"/>
+        </w:rPr>
+      </w:pPr>
+      <w:r>
+        <w:rPr>
+          <w:rFonts w:ascii="Arial" w:eastAsia="Aptos" w:hAnsi="Arial" w:cs="Arial"/>
+          <w:sz w:val="22"/>
+          <w:szCs w:val="22"/>
+          <w:lang w:val="en-IN"/>
+        </w:rPr>
+        <w:t>Universities generate large volumes of academic performance data across multiple terms, but this data is rarely used for predictive insights. This project proposes a machine learning</w:t>
+      </w:r>
+      <w:r>
+        <w:rPr>
+          <w:rFonts w:ascii="Arial" w:eastAsia="Aptos" w:hAnsi="Arial" w:cs="Arial"/>
+          <w:sz w:val="22"/>
+          <w:szCs w:val="22"/>
+          <w:lang w:val="en-IN"/>
+        </w:rPr>
+        <w:t xml:space="preserve"> </w:t>
+      </w:r>
+      <w:r>
+        <w:rPr>
+          <w:rFonts w:ascii="Arial" w:eastAsia="Aptos" w:hAnsi="Arial" w:cs="Arial"/>
+          <w:sz w:val="22"/>
+          <w:szCs w:val="22"/>
+          <w:lang w:val="en-IN"/>
+        </w:rPr>
+        <w:t>based academic analytics system that predicts student performance in upcoming subjects using historical academic records.</w:t>
+      </w:r>
+      <w:r>
+        <w:rPr>
+          <w:rFonts w:ascii="Arial" w:eastAsia="Aptos" w:hAnsi="Arial" w:cs="Arial"/>
+          <w:sz w:val="22"/>
+          <w:szCs w:val="22"/>
+          <w:lang w:val="en-IN"/>
+        </w:rPr>
+        <w:t xml:space="preserve"> </w:t>
+      </w:r>
+      <w:r>
+        <w:rPr>
+          <w:rFonts w:ascii="Arial" w:eastAsia="Aptos" w:hAnsi="Arial" w:cs="Arial"/>
+          <w:sz w:val="22"/>
+          <w:szCs w:val="22"/>
+          <w:lang w:val="en-IN"/>
+        </w:rPr>
+        <w:t>Academic data from previous terms will be stored in a structured SQL database and processed through a reproducible machine learning pipeline. The system will train and evaluate models to predict expected grades based on historical performance patterns.</w:t>
+      </w:r>
+      <w:r>
+        <w:rPr>
+          <w:rFonts w:ascii="Arial" w:eastAsia="Aptos" w:hAnsi="Arial" w:cs="Arial"/>
+          <w:sz w:val="22"/>
+          <w:szCs w:val="22"/>
+          <w:lang w:val="en-IN"/>
+        </w:rPr>
+        <w:t xml:space="preserve"> </w:t>
+      </w:r>
+      <w:r>
+        <w:rPr>
+          <w:rFonts w:ascii="Arial" w:eastAsia="Aptos" w:hAnsi="Arial" w:cs="Arial"/>
+          <w:sz w:val="22"/>
+          <w:szCs w:val="22"/>
+          <w:lang w:val="en-IN"/>
+        </w:rPr>
+        <w:t>A Streamlit dashboard will provide interactive visualization of academic trends and allow users to input academic history for real-time predictions. The system will support periodic retraining when new term data becomes available, ensuring continuous improvement and lifecycle maintenance.</w:t>
+      </w:r>
+      <w:r>
+        <w:rPr>
+          <w:rFonts w:ascii="Arial" w:eastAsia="Aptos" w:hAnsi="Arial" w:cs="Arial"/>
+          <w:sz w:val="22"/>
+          <w:szCs w:val="22"/>
+          <w:lang w:val="en-IN"/>
+        </w:rPr>
+        <w:t xml:space="preserve"> </w:t>
+      </w:r>
+    </w:p>
+    <w:p>
+      <w:pPr>
+        <w:spacing w:before="240" w:after="240" w:line="278" w:lineRule="auto"/>
+        <w:rPr>
+          <w:rFonts w:ascii="Arial" w:eastAsia="Aptos" w:hAnsi="Arial" w:cs="Arial"/>
+          <w:sz w:val="2"/>
+          <w:szCs w:val="2"/>
+          <w:lang w:val="en-IN"/>
+        </w:rPr>
+      </w:pPr>
     </w:p>
     <w:p>
       <w:pPr>
@@ -222,31 +301,44 @@
           <w:rFonts w:ascii="Arial" w:eastAsia="Aptos" w:hAnsi="Arial" w:cs="Arial"/>
           <w:sz w:val="22"/>
           <w:szCs w:val="22"/>
-        </w:rPr>
-      </w:pPr>
-      <w:r>
-        <w:rPr>
-          <w:rFonts w:ascii="Arial" w:eastAsia="Aptos" w:hAnsi="Arial" w:cs="Arial"/>
-          <w:sz w:val="22"/>
-          <w:szCs w:val="22"/>
-        </w:rPr>
-        <w:t xml:space="preserve">Universities accumulate multi-term academic performance data but rarely utilize it for predictive academic guidance. Students often lack early indicators of performance trends when enrolling in new subjects. This project addresses the need for a predictive academic system that </w:t>
-      </w:r>
-      <w:r>
-        <w:rPr>
-          <w:rFonts w:ascii="Arial" w:eastAsia="Aptos" w:hAnsi="Arial" w:cs="Arial"/>
-          <w:sz w:val="22"/>
-          <w:szCs w:val="22"/>
-        </w:rPr>
-        <w:t>analyses</w:t>
-      </w:r>
-      <w:r>
-        <w:rPr>
-          <w:rFonts w:ascii="Arial" w:eastAsia="Aptos" w:hAnsi="Arial" w:cs="Arial"/>
-          <w:sz w:val="22"/>
-          <w:szCs w:val="22"/>
-        </w:rPr>
-        <w:t xml:space="preserve"> historical grades to estimate future performance. By converting academic history into a structured machine learning pipeline, the system enables proactive decision-making, performance monitoring, and continuous improvement through periodic retraining.</w:t>
+          <w:lang w:val="en-IN"/>
+        </w:rPr>
+      </w:pPr>
+      <w:r>
+        <w:rPr>
+          <w:rFonts w:ascii="Arial" w:eastAsia="Aptos" w:hAnsi="Arial" w:cs="Arial"/>
+          <w:sz w:val="22"/>
+          <w:szCs w:val="22"/>
+          <w:lang w:val="en-IN"/>
+        </w:rPr>
+        <w:t xml:space="preserve">Universities store academic records containing student performance across multiple academic terms. This includes subject-wise </w:t>
+      </w:r>
+      <w:r>
+        <w:rPr>
+          <w:rFonts w:ascii="Arial" w:eastAsia="Aptos" w:hAnsi="Arial" w:cs="Arial"/>
+          <w:sz w:val="22"/>
+          <w:szCs w:val="22"/>
+          <w:lang w:val="en-IN"/>
+        </w:rPr>
+        <w:t>marks</w:t>
+      </w:r>
+      <w:r>
+        <w:rPr>
+          <w:rFonts w:ascii="Arial" w:eastAsia="Aptos" w:hAnsi="Arial" w:cs="Arial"/>
+          <w:sz w:val="22"/>
+          <w:szCs w:val="22"/>
+          <w:lang w:val="en-IN"/>
+        </w:rPr>
+        <w:t xml:space="preserve">. </w:t>
+      </w:r>
+      <w:r>
+        <w:rPr>
+          <w:rFonts w:ascii="Arial" w:eastAsia="Aptos" w:hAnsi="Arial" w:cs="Arial"/>
+          <w:sz w:val="22"/>
+          <w:szCs w:val="22"/>
+          <w:lang w:val="en-IN"/>
+        </w:rPr>
+        <w:t>This project uses structured academic data from the previous academic terms stored in a SQL database</w:t>
       </w:r>
     </w:p>
     <w:p>
@@ -256,16 +348,95 @@
           <w:rFonts w:ascii="Arial" w:eastAsia="Aptos" w:hAnsi="Arial" w:cs="Arial"/>
           <w:sz w:val="22"/>
           <w:szCs w:val="22"/>
-        </w:rPr>
-      </w:pPr>
-      <w:r>
-        <w:rPr>
-          <w:lang w:val="en-IN"/>
-        </w:rPr>
-        <w:pict w14:anchorId="44AA6F57">
-          <v:rect id="_x0000_i1027" style="width:0;height:1.5pt" o:hralign="center" o:hrstd="t" o:hr="t" fillcolor="#a0a0a0" stroked="f"/>
-        </w:pict>
-      </w:r>
+          <w:lang w:val="en-IN"/>
+        </w:rPr>
+      </w:pPr>
+      <w:r>
+        <w:rPr>
+          <w:rFonts w:ascii="Arial" w:eastAsia="Aptos" w:hAnsi="Arial" w:cs="Arial"/>
+          <w:sz w:val="22"/>
+          <w:szCs w:val="22"/>
+          <w:lang w:val="en-IN"/>
+        </w:rPr>
+        <w:t xml:space="preserve"> Each academic record contains</w:t>
+      </w:r>
+    </w:p>
+    <w:p>
+      <w:pPr>
+        <w:numPr>
+          <w:ilvl w:val="0"/>
+          <w:numId w:val="14"/>
+        </w:numPr>
+        <w:spacing w:before="240" w:after="240" w:line="278" w:lineRule="auto"/>
+        <w:rPr>
+          <w:rFonts w:ascii="Arial" w:eastAsia="Aptos" w:hAnsi="Arial" w:cs="Arial"/>
+          <w:sz w:val="22"/>
+          <w:szCs w:val="22"/>
+          <w:lang w:val="en-IN"/>
+        </w:rPr>
+      </w:pPr>
+      <w:r>
+        <w:rPr>
+          <w:rFonts w:ascii="Arial" w:eastAsia="Aptos" w:hAnsi="Arial" w:cs="Arial"/>
+          <w:sz w:val="22"/>
+          <w:szCs w:val="22"/>
+          <w:lang w:val="en-IN"/>
+        </w:rPr>
+        <w:t>Student ID</w:t>
+      </w:r>
+    </w:p>
+    <w:p>
+      <w:pPr>
+        <w:numPr>
+          <w:ilvl w:val="0"/>
+          <w:numId w:val="14"/>
+        </w:numPr>
+        <w:spacing w:before="240" w:after="240" w:line="278" w:lineRule="auto"/>
+        <w:rPr>
+          <w:rFonts w:ascii="Arial" w:eastAsia="Aptos" w:hAnsi="Arial" w:cs="Arial"/>
+          <w:sz w:val="22"/>
+          <w:szCs w:val="22"/>
+          <w:lang w:val="en-IN"/>
+        </w:rPr>
+      </w:pPr>
+      <w:r>
+        <w:rPr>
+          <w:rFonts w:ascii="Arial" w:eastAsia="Aptos" w:hAnsi="Arial" w:cs="Arial"/>
+          <w:sz w:val="22"/>
+          <w:szCs w:val="22"/>
+          <w:lang w:val="en-IN"/>
+        </w:rPr>
+        <w:t xml:space="preserve">Academic Term </w:t>
+      </w:r>
+      <w:r>
+        <w:rPr>
+          <w:rFonts w:ascii="Arial" w:eastAsia="Aptos" w:hAnsi="Arial" w:cs="Arial"/>
+          <w:sz w:val="22"/>
+          <w:szCs w:val="22"/>
+          <w:lang w:val="en-IN"/>
+        </w:rPr>
+        <w:t>marks</w:t>
+      </w:r>
+      <w:r>
+        <w:rPr>
+          <w:rFonts w:ascii="Arial" w:eastAsia="Aptos" w:hAnsi="Arial" w:cs="Arial"/>
+          <w:sz w:val="22"/>
+          <w:szCs w:val="22"/>
+          <w:lang w:val="en-IN"/>
+        </w:rPr>
+        <w:t xml:space="preserve"> out of 100</w:t>
+      </w:r>
+    </w:p>
+    <w:p>
+      <w:pPr>
+        <w:spacing w:before="240" w:after="240" w:line="278" w:lineRule="auto"/>
+        <w:rPr>
+          <w:rFonts w:ascii="Arial" w:eastAsia="Aptos" w:hAnsi="Arial" w:cs="Arial"/>
+          <w:sz w:val="2"/>
+          <w:szCs w:val="2"/>
+          <w:lang w:val="en-IN"/>
+        </w:rPr>
+      </w:pPr>
     </w:p>
     <w:p>
       <w:pPr>
@@ -288,7 +459,7 @@
           <w:sz w:val="28"/>
           <w:szCs w:val="28"/>
         </w:rPr>
-        <w:t>Proposed Solution</w:t>
+        <w:t>Objective</w:t>
       </w:r>
     </w:p>
     <w:p>
@@ -308,52 +479,162 @@
           <w:szCs w:val="22"/>
           <w:lang w:val="en-IN"/>
         </w:rPr>
-        <w:t xml:space="preserve">The system collects anonymized academic records spanning past terms, each containing grades for </w:t>
-      </w:r>
-      <w:r>
-        <w:rPr>
-          <w:rFonts w:ascii="Arial" w:eastAsia="Aptos" w:hAnsi="Arial" w:cs="Arial"/>
-          <w:sz w:val="22"/>
-          <w:szCs w:val="22"/>
-          <w:lang w:val="en-IN"/>
-        </w:rPr>
-        <w:t>multiple</w:t>
-      </w:r>
-      <w:r>
-        <w:rPr>
-          <w:rFonts w:ascii="Arial" w:eastAsia="Aptos" w:hAnsi="Arial" w:cs="Arial"/>
-          <w:sz w:val="22"/>
-          <w:szCs w:val="22"/>
-          <w:lang w:val="en-IN"/>
-        </w:rPr>
-        <w:t xml:space="preserve"> subjects. These records are stored in a structured SQL database. Traditional machine learning models such as Logistic Regression, Decision Trees, and Random Forests are trained to predict a student’s expected grade in a new subject. A dashboard built using Python frameworks enables visualization of grade trends and provides an interactive interface for predictions. When a term concludes, the new grades are appended to the dataset and the model is retrained, ensuring lifecycle continuity and improved predictive capability.</w:t>
+        <w:t>The main objective</w:t>
+      </w:r>
+      <w:r>
+        <w:rPr>
+          <w:rFonts w:ascii="Arial" w:eastAsia="Aptos" w:hAnsi="Arial" w:cs="Arial"/>
+          <w:sz w:val="22"/>
+          <w:szCs w:val="22"/>
+          <w:lang w:val="en-IN"/>
+        </w:rPr>
+        <w:t>s</w:t>
+      </w:r>
+      <w:r>
+        <w:rPr>
+          <w:rFonts w:ascii="Arial" w:eastAsia="Aptos" w:hAnsi="Arial" w:cs="Arial"/>
+          <w:sz w:val="22"/>
+          <w:szCs w:val="22"/>
+          <w:lang w:val="en-IN"/>
+        </w:rPr>
+        <w:t xml:space="preserve"> of this project </w:t>
+      </w:r>
+      <w:r>
+        <w:rPr>
+          <w:rFonts w:ascii="Arial" w:eastAsia="Aptos" w:hAnsi="Arial" w:cs="Arial"/>
+          <w:sz w:val="22"/>
+          <w:szCs w:val="22"/>
+          <w:lang w:val="en-IN"/>
+        </w:rPr>
+        <w:t>are</w:t>
+      </w:r>
+      <w:r>
+        <w:rPr>
+          <w:rFonts w:ascii="Arial" w:eastAsia="Aptos" w:hAnsi="Arial" w:cs="Arial"/>
+          <w:sz w:val="22"/>
+          <w:szCs w:val="22"/>
+          <w:lang w:val="en-IN"/>
+        </w:rPr>
+        <w:t>:</w:t>
       </w:r>
     </w:p>
     <w:p>
       <w:pPr>
+        <w:numPr>
+          <w:ilvl w:val="0"/>
+          <w:numId w:val="15"/>
+        </w:numPr>
         <w:spacing w:before="240" w:after="240" w:line="278" w:lineRule="auto"/>
         <w:rPr>
           <w:rFonts w:ascii="Arial" w:eastAsia="Aptos" w:hAnsi="Arial" w:cs="Arial"/>
           <w:sz w:val="22"/>
           <w:szCs w:val="22"/>
-        </w:rPr>
-      </w:pPr>
-      <w:r>
-        <w:rPr>
-          <w:lang w:val="en-IN"/>
-        </w:rPr>
-        <w:pict w14:anchorId="04F495A9">
-          <v:rect id="_x0000_i1028" style="width:0;height:1.5pt" o:hralign="center" o:hrstd="t" o:hr="t" fillcolor="#a0a0a0" stroked="f"/>
-        </w:pict>
+          <w:lang w:val="en-IN"/>
+        </w:rPr>
+      </w:pPr>
+      <w:r>
+        <w:rPr>
+          <w:rFonts w:ascii="Arial" w:eastAsia="Aptos" w:hAnsi="Arial" w:cs="Arial"/>
+          <w:sz w:val="22"/>
+          <w:szCs w:val="22"/>
+          <w:lang w:val="en-IN"/>
+        </w:rPr>
+        <w:t>Design a structured SQL database to store academic records</w:t>
       </w:r>
     </w:p>
     <w:p>
       <w:pPr>
+        <w:numPr>
+          <w:ilvl w:val="0"/>
+          <w:numId w:val="15"/>
+        </w:numPr>
         <w:spacing w:before="240" w:after="240" w:line="278" w:lineRule="auto"/>
         <w:rPr>
           <w:rFonts w:ascii="Arial" w:eastAsia="Aptos" w:hAnsi="Arial" w:cs="Arial"/>
           <w:sz w:val="22"/>
           <w:szCs w:val="22"/>
+          <w:lang w:val="en-IN"/>
+        </w:rPr>
+      </w:pPr>
+      <w:r>
+        <w:rPr>
+          <w:rFonts w:ascii="Arial" w:eastAsia="Aptos" w:hAnsi="Arial" w:cs="Arial"/>
+          <w:sz w:val="22"/>
+          <w:szCs w:val="22"/>
+          <w:lang w:val="en-IN"/>
+        </w:rPr>
+        <w:t>Build a data preprocessing pipeline to clean and prepare academic data</w:t>
+      </w:r>
+    </w:p>
+    <w:p>
+      <w:pPr>
+        <w:numPr>
+          <w:ilvl w:val="0"/>
+          <w:numId w:val="15"/>
+        </w:numPr>
+        <w:spacing w:before="240" w:after="240" w:line="278" w:lineRule="auto"/>
+        <w:rPr>
+          <w:rFonts w:ascii="Arial" w:eastAsia="Aptos" w:hAnsi="Arial" w:cs="Arial"/>
+          <w:sz w:val="22"/>
+          <w:szCs w:val="22"/>
+          <w:lang w:val="en-IN"/>
+        </w:rPr>
+      </w:pPr>
+      <w:r>
+        <w:rPr>
+          <w:rFonts w:ascii="Arial" w:eastAsia="Aptos" w:hAnsi="Arial" w:cs="Arial"/>
+          <w:sz w:val="22"/>
+          <w:szCs w:val="22"/>
+          <w:lang w:val="en-IN"/>
+        </w:rPr>
+        <w:t>Train machine learning models to predict student performance</w:t>
+      </w:r>
+    </w:p>
+    <w:p>
+      <w:pPr>
+        <w:numPr>
+          <w:ilvl w:val="0"/>
+          <w:numId w:val="15"/>
+        </w:numPr>
+        <w:spacing w:before="240" w:after="240" w:line="278" w:lineRule="auto"/>
+        <w:rPr>
+          <w:rFonts w:ascii="Arial" w:eastAsia="Aptos" w:hAnsi="Arial" w:cs="Arial"/>
+          <w:sz w:val="22"/>
+          <w:szCs w:val="22"/>
+          <w:lang w:val="en-IN"/>
+        </w:rPr>
+      </w:pPr>
+      <w:r>
+        <w:rPr>
+          <w:rFonts w:ascii="Arial" w:eastAsia="Aptos" w:hAnsi="Arial" w:cs="Arial"/>
+          <w:sz w:val="22"/>
+          <w:szCs w:val="22"/>
+          <w:lang w:val="en-IN"/>
+        </w:rPr>
+        <w:t>Develop a Streamlit dashboard for visualization and prediction</w:t>
+      </w:r>
+    </w:p>
+    <w:p>
+      <w:pPr>
+        <w:spacing w:before="240" w:after="240" w:line="278" w:lineRule="auto"/>
+        <w:ind w:left="360"/>
+        <w:rPr>
+          <w:rFonts w:ascii="Arial" w:eastAsia="Aptos" w:hAnsi="Arial" w:cs="Arial"/>
+          <w:sz w:val="22"/>
+          <w:szCs w:val="22"/>
+          <w:lang w:val="en-IN"/>
+        </w:rPr>
+      </w:pPr>
+    </w:p>
+    <w:p>
+      <w:pPr>
+        <w:spacing w:before="240" w:after="240" w:line="278" w:lineRule="auto"/>
+        <w:ind w:left="360"/>
+        <w:rPr>
+          <w:rFonts w:ascii="Arial" w:eastAsia="Aptos" w:hAnsi="Arial" w:cs="Arial"/>
+          <w:sz w:val="22"/>
+          <w:szCs w:val="22"/>
+          <w:lang w:val="en-IN"/>
         </w:rPr>
       </w:pPr>
     </w:p>
@@ -379,180 +660,9 @@
           <w:szCs w:val="28"/>
         </w:rPr>
         <w:lastRenderedPageBreak/>
-        <w:t>Expected Output</w:t>
-      </w:r>
-    </w:p>
-    <w:p>
-      <w:pPr>
-        <w:pStyle w:val="ListParagraph"/>
-        <w:numPr>
-          <w:ilvl w:val="0"/>
-          <w:numId w:val="9"/>
-        </w:numPr>
-        <w:spacing w:before="240" w:after="240" w:line="278" w:lineRule="auto"/>
-        <w:rPr>
-          <w:rFonts w:ascii="Arial" w:eastAsia="Aptos" w:hAnsi="Arial" w:cs="Arial"/>
-          <w:sz w:val="22"/>
-          <w:szCs w:val="22"/>
-          <w:lang w:val="en-IN"/>
-        </w:rPr>
-      </w:pPr>
-      <w:r>
-        <w:rPr>
-          <w:rFonts w:ascii="Arial" w:eastAsia="Aptos" w:hAnsi="Arial" w:cs="Arial"/>
-          <w:sz w:val="22"/>
-          <w:szCs w:val="22"/>
-          <w:lang w:val="en-IN"/>
-        </w:rPr>
-        <w:t>A trained predictive model estimating subject performance</w:t>
-      </w:r>
-    </w:p>
-    <w:p>
-      <w:pPr>
-        <w:pStyle w:val="ListParagraph"/>
-        <w:numPr>
-          <w:ilvl w:val="0"/>
-          <w:numId w:val="9"/>
-        </w:numPr>
-        <w:spacing w:before="240" w:after="240" w:line="278" w:lineRule="auto"/>
-        <w:rPr>
-          <w:rFonts w:ascii="Arial" w:eastAsia="Aptos" w:hAnsi="Arial" w:cs="Arial"/>
-          <w:sz w:val="22"/>
-          <w:szCs w:val="22"/>
-          <w:lang w:val="en-IN"/>
-        </w:rPr>
-      </w:pPr>
-      <w:r>
-        <w:rPr>
-          <w:rFonts w:ascii="Arial" w:eastAsia="Aptos" w:hAnsi="Arial" w:cs="Arial"/>
-          <w:sz w:val="22"/>
-          <w:szCs w:val="22"/>
-          <w:lang w:val="en-IN"/>
-        </w:rPr>
-        <w:t>Dashboard showing multi-term academic analytics</w:t>
-      </w:r>
-    </w:p>
-    <w:p>
-      <w:pPr>
-        <w:pStyle w:val="ListParagraph"/>
-        <w:numPr>
-          <w:ilvl w:val="0"/>
-          <w:numId w:val="9"/>
-        </w:numPr>
-        <w:spacing w:before="240" w:after="240" w:line="278" w:lineRule="auto"/>
-        <w:rPr>
-          <w:rFonts w:ascii="Arial" w:eastAsia="Aptos" w:hAnsi="Arial" w:cs="Arial"/>
-          <w:sz w:val="22"/>
-          <w:szCs w:val="22"/>
-          <w:lang w:val="en-IN"/>
-        </w:rPr>
-      </w:pPr>
-      <w:r>
-        <w:rPr>
-          <w:rFonts w:ascii="Arial" w:eastAsia="Aptos" w:hAnsi="Arial" w:cs="Arial"/>
-          <w:sz w:val="22"/>
-          <w:szCs w:val="22"/>
-          <w:lang w:val="en-IN"/>
-        </w:rPr>
-        <w:t>Interactive prediction interface</w:t>
-      </w:r>
-    </w:p>
-    <w:p>
-      <w:pPr>
-        <w:pStyle w:val="ListParagraph"/>
-        <w:numPr>
-          <w:ilvl w:val="0"/>
-          <w:numId w:val="9"/>
-        </w:numPr>
-        <w:spacing w:before="240" w:after="240" w:line="278" w:lineRule="auto"/>
-        <w:rPr>
-          <w:rFonts w:ascii="Arial" w:eastAsia="Aptos" w:hAnsi="Arial" w:cs="Arial"/>
-          <w:sz w:val="22"/>
-          <w:szCs w:val="22"/>
-          <w:lang w:val="en-IN"/>
-        </w:rPr>
-      </w:pPr>
-      <w:r>
-        <w:rPr>
-          <w:rFonts w:ascii="Arial" w:eastAsia="Aptos" w:hAnsi="Arial" w:cs="Arial"/>
-          <w:sz w:val="22"/>
-          <w:szCs w:val="22"/>
-          <w:lang w:val="en-IN"/>
-        </w:rPr>
-        <w:t>SQL-backed academic dataset</w:t>
-      </w:r>
-    </w:p>
-    <w:p>
-      <w:pPr>
-        <w:pStyle w:val="ListParagraph"/>
-        <w:numPr>
-          <w:ilvl w:val="0"/>
-          <w:numId w:val="9"/>
-        </w:numPr>
-        <w:spacing w:before="240" w:after="240" w:line="278" w:lineRule="auto"/>
-        <w:rPr>
-          <w:rFonts w:ascii="Arial" w:eastAsia="Aptos" w:hAnsi="Arial" w:cs="Arial"/>
-          <w:sz w:val="22"/>
-          <w:szCs w:val="22"/>
-          <w:lang w:val="en-IN"/>
-        </w:rPr>
-      </w:pPr>
-      <w:r>
-        <w:rPr>
-          <w:rFonts w:ascii="Arial" w:eastAsia="Aptos" w:hAnsi="Arial" w:cs="Arial"/>
-          <w:sz w:val="22"/>
-          <w:szCs w:val="22"/>
-          <w:lang w:val="en-IN"/>
-        </w:rPr>
-        <w:t>Automated retraining workflow</w:t>
-      </w:r>
-    </w:p>
-    <w:p>
-      <w:pPr>
-        <w:pStyle w:val="ListParagraph"/>
-        <w:numPr>
-          <w:ilvl w:val="0"/>
-          <w:numId w:val="9"/>
-        </w:numPr>
-        <w:spacing w:before="240" w:after="240" w:line="278" w:lineRule="auto"/>
-        <w:rPr>
-          <w:rFonts w:ascii="Arial" w:eastAsia="Aptos" w:hAnsi="Arial" w:cs="Arial"/>
-          <w:sz w:val="22"/>
-          <w:szCs w:val="22"/>
-          <w:lang w:val="en-IN"/>
-        </w:rPr>
-      </w:pPr>
-      <w:r>
-        <w:rPr>
-          <w:rFonts w:ascii="Arial" w:eastAsia="Aptos" w:hAnsi="Arial" w:cs="Arial"/>
-          <w:sz w:val="22"/>
-          <w:szCs w:val="22"/>
-          <w:lang w:val="en-IN"/>
-        </w:rPr>
-        <w:t>Version-controlled ML pipeline</w:t>
-      </w:r>
-    </w:p>
-    <w:p>
-      <w:pPr>
-        <w:spacing w:before="240" w:after="240" w:line="278" w:lineRule="auto"/>
-        <w:rPr>
-          <w:rFonts w:ascii="Arial" w:eastAsia="Aptos" w:hAnsi="Arial" w:cs="Arial"/>
-          <w:sz w:val="22"/>
-          <w:szCs w:val="22"/>
-        </w:rPr>
-      </w:pPr>
-      <w:r>
-        <w:rPr>
-          <w:lang w:val="en-IN"/>
-        </w:rPr>
-        <w:pict w14:anchorId="11873395">
-          <v:rect id="_x0000_i1029" style="width:0;height:1.5pt" o:hralign="center" o:hrstd="t" o:hr="t" fillcolor="#a0a0a0" stroked="f"/>
-        </w:pict>
-      </w:r>
-    </w:p>
-    <w:p>
-      <w:pPr>
-        <w:spacing w:before="240" w:after="240" w:line="278" w:lineRule="auto"/>
+        <w:t xml:space="preserve">System </w:t>
+      </w:r>
+      <w:r>
         <w:rPr>
           <w:rFonts w:ascii="Arial" w:eastAsia="Aptos" w:hAnsi="Arial" w:cs="Arial"/>
           <w:b/>
@@ -561,7 +671,8 @@
           <w:sz w:val="28"/>
           <w:szCs w:val="28"/>
         </w:rPr>
-      </w:pPr>
+        <w:t>A</w:t>
+      </w:r>
       <w:r>
         <w:rPr>
           <w:rFonts w:ascii="Arial" w:eastAsia="Aptos" w:hAnsi="Arial" w:cs="Arial"/>
@@ -571,7 +682,7 @@
           <w:sz w:val="28"/>
           <w:szCs w:val="28"/>
         </w:rPr>
-        <w:t>Model Training &amp; Implementation</w:t>
+        <w:t>rchitecture</w:t>
       </w:r>
     </w:p>
     <w:p>
@@ -587,11 +698,33 @@
       <w:r>
         <w:rPr>
           <w:rFonts w:ascii="Arial" w:eastAsia="Aptos" w:hAnsi="Arial" w:cs="Arial"/>
-          <w:sz w:val="22"/>
-          <w:szCs w:val="22"/>
-          <w:lang w:val="en-IN"/>
-        </w:rPr>
-        <w:t>The system will use historical academic grade data from four previous terms, stored in a structured SQL database. A Python-based training pipeline will retrieve this data, prepare it into structured features, and train a Random Forest model to predict a student’s grade in a selected upcoming subject.</w:t>
+          <w:b/>
+          <w:bCs/>
+          <w:sz w:val="22"/>
+          <w:szCs w:val="22"/>
+          <w:lang w:val="en-IN"/>
+        </w:rPr>
+        <w:t>1. Data Storage</w:t>
+      </w:r>
+      <w:r>
+        <w:rPr>
+          <w:rFonts w:ascii="Arial" w:eastAsia="Aptos" w:hAnsi="Arial" w:cs="Arial"/>
+          <w:b/>
+          <w:bCs/>
+          <w:sz w:val="22"/>
+          <w:szCs w:val="22"/>
+          <w:lang w:val="en-IN"/>
+        </w:rPr>
+        <w:t xml:space="preserve">: </w:t>
+      </w:r>
+      <w:r>
+        <w:rPr>
+          <w:rFonts w:ascii="Arial" w:eastAsia="Aptos" w:hAnsi="Arial" w:cs="Arial"/>
+          <w:sz w:val="22"/>
+          <w:szCs w:val="22"/>
+          <w:lang w:val="en-IN"/>
+        </w:rPr>
+        <w:t>SQL Database for structured academic data storage</w:t>
       </w:r>
     </w:p>
     <w:p>
@@ -607,20 +740,73 @@
       <w:r>
         <w:rPr>
           <w:rFonts w:ascii="Arial" w:eastAsia="Aptos" w:hAnsi="Arial" w:cs="Arial"/>
-          <w:sz w:val="22"/>
-          <w:szCs w:val="22"/>
-          <w:lang w:val="en-IN"/>
-        </w:rPr>
-        <w:t>The mid-term implementation will demonstrate:</w:t>
+          <w:b/>
+          <w:bCs/>
+          <w:sz w:val="22"/>
+          <w:szCs w:val="22"/>
+          <w:lang w:val="en-IN"/>
+        </w:rPr>
+        <w:t>2. Data Processing</w:t>
+      </w:r>
+      <w:r>
+        <w:rPr>
+          <w:rFonts w:ascii="Arial" w:eastAsia="Aptos" w:hAnsi="Arial" w:cs="Arial"/>
+          <w:b/>
+          <w:bCs/>
+          <w:sz w:val="22"/>
+          <w:szCs w:val="22"/>
+          <w:lang w:val="en-IN"/>
+        </w:rPr>
+        <w:t xml:space="preserve">: </w:t>
+      </w:r>
+      <w:r>
+        <w:rPr>
+          <w:rFonts w:ascii="Arial" w:eastAsia="Aptos" w:hAnsi="Arial" w:cs="Arial"/>
+          <w:sz w:val="22"/>
+          <w:szCs w:val="22"/>
+          <w:lang w:val="en-IN"/>
+        </w:rPr>
+        <w:t>Python pipeline for data extraction</w:t>
+      </w:r>
+      <w:r>
+        <w:rPr>
+          <w:rFonts w:ascii="Arial" w:eastAsia="Aptos" w:hAnsi="Arial" w:cs="Arial"/>
+          <w:sz w:val="22"/>
+          <w:szCs w:val="22"/>
+          <w:lang w:val="en-IN"/>
+        </w:rPr>
+        <w:t xml:space="preserve">, </w:t>
+      </w:r>
+      <w:r>
+        <w:rPr>
+          <w:rFonts w:ascii="Arial" w:eastAsia="Aptos" w:hAnsi="Arial" w:cs="Arial"/>
+          <w:sz w:val="22"/>
+          <w:szCs w:val="22"/>
+          <w:lang w:val="en-IN"/>
+        </w:rPr>
+        <w:t>Data cleaning and feature engineering</w:t>
+      </w:r>
+      <w:r>
+        <w:rPr>
+          <w:rFonts w:ascii="Arial" w:eastAsia="Aptos" w:hAnsi="Arial" w:cs="Arial"/>
+          <w:sz w:val="22"/>
+          <w:szCs w:val="22"/>
+          <w:lang w:val="en-IN"/>
+        </w:rPr>
+        <w:t xml:space="preserve"> &amp; </w:t>
+      </w:r>
+      <w:r>
+        <w:rPr>
+          <w:rFonts w:ascii="Arial" w:eastAsia="Aptos" w:hAnsi="Arial" w:cs="Arial"/>
+          <w:sz w:val="22"/>
+          <w:szCs w:val="22"/>
+          <w:lang w:val="en-IN"/>
+        </w:rPr>
+        <w:t>Preparation of training dataset</w:t>
       </w:r>
     </w:p>
     <w:p>
       <w:pPr>
-        <w:pStyle w:val="ListParagraph"/>
-        <w:numPr>
-          <w:ilvl w:val="0"/>
-          <w:numId w:val="11"/>
-        </w:numPr>
         <w:spacing w:before="240" w:after="240" w:line="278" w:lineRule="auto"/>
         <w:rPr>
           <w:rFonts w:ascii="Arial" w:eastAsia="Aptos" w:hAnsi="Arial" w:cs="Arial"/>
@@ -632,20 +818,73 @@
       <w:r>
         <w:rPr>
           <w:rFonts w:ascii="Arial" w:eastAsia="Aptos" w:hAnsi="Arial" w:cs="Arial"/>
-          <w:sz w:val="22"/>
-          <w:szCs w:val="22"/>
-          <w:lang w:val="en-IN"/>
-        </w:rPr>
-        <w:t>Successful connection to the SQL database</w:t>
+          <w:b/>
+          <w:bCs/>
+          <w:sz w:val="22"/>
+          <w:szCs w:val="22"/>
+          <w:lang w:val="en-IN"/>
+        </w:rPr>
+        <w:t>3. Machine Learning</w:t>
+      </w:r>
+      <w:r>
+        <w:rPr>
+          <w:rFonts w:ascii="Arial" w:eastAsia="Aptos" w:hAnsi="Arial" w:cs="Arial"/>
+          <w:b/>
+          <w:bCs/>
+          <w:sz w:val="22"/>
+          <w:szCs w:val="22"/>
+          <w:lang w:val="en-IN"/>
+        </w:rPr>
+        <w:t xml:space="preserve">: </w:t>
+      </w:r>
+      <w:r>
+        <w:rPr>
+          <w:rFonts w:ascii="Arial" w:eastAsia="Aptos" w:hAnsi="Arial" w:cs="Arial"/>
+          <w:sz w:val="22"/>
+          <w:szCs w:val="22"/>
+          <w:lang w:val="en-IN"/>
+        </w:rPr>
+        <w:t>Random Forest model for prediction</w:t>
+      </w:r>
+      <w:r>
+        <w:rPr>
+          <w:rFonts w:ascii="Arial" w:eastAsia="Aptos" w:hAnsi="Arial" w:cs="Arial"/>
+          <w:sz w:val="22"/>
+          <w:szCs w:val="22"/>
+          <w:lang w:val="en-IN"/>
+        </w:rPr>
+        <w:t xml:space="preserve">, </w:t>
+      </w:r>
+      <w:r>
+        <w:rPr>
+          <w:rFonts w:ascii="Arial" w:eastAsia="Aptos" w:hAnsi="Arial" w:cs="Arial"/>
+          <w:sz w:val="22"/>
+          <w:szCs w:val="22"/>
+          <w:lang w:val="en-IN"/>
+        </w:rPr>
+        <w:t>Model training using historical data</w:t>
+      </w:r>
+      <w:r>
+        <w:rPr>
+          <w:rFonts w:ascii="Arial" w:eastAsia="Aptos" w:hAnsi="Arial" w:cs="Arial"/>
+          <w:sz w:val="22"/>
+          <w:szCs w:val="22"/>
+          <w:lang w:val="en-IN"/>
+        </w:rPr>
+        <w:t xml:space="preserve"> &amp; </w:t>
+      </w:r>
+      <w:r>
+        <w:rPr>
+          <w:rFonts w:ascii="Arial" w:eastAsia="Aptos" w:hAnsi="Arial" w:cs="Arial"/>
+          <w:sz w:val="22"/>
+          <w:szCs w:val="22"/>
+          <w:lang w:val="en-IN"/>
+        </w:rPr>
+        <w:t>Model evaluation using performance metrics</w:t>
       </w:r>
     </w:p>
     <w:p>
       <w:pPr>
-        <w:pStyle w:val="ListParagraph"/>
-        <w:numPr>
-          <w:ilvl w:val="0"/>
-          <w:numId w:val="11"/>
-        </w:numPr>
         <w:spacing w:before="240" w:after="240" w:line="278" w:lineRule="auto"/>
         <w:rPr>
           <w:rFonts w:ascii="Arial" w:eastAsia="Aptos" w:hAnsi="Arial" w:cs="Arial"/>
@@ -657,20 +896,37 @@
       <w:r>
         <w:rPr>
           <w:rFonts w:ascii="Arial" w:eastAsia="Aptos" w:hAnsi="Arial" w:cs="Arial"/>
-          <w:sz w:val="22"/>
-          <w:szCs w:val="22"/>
-          <w:lang w:val="en-IN"/>
-        </w:rPr>
-        <w:t>Model training using stored academic data</w:t>
+          <w:b/>
+          <w:bCs/>
+          <w:sz w:val="22"/>
+          <w:szCs w:val="22"/>
+          <w:lang w:val="en-IN"/>
+        </w:rPr>
+        <w:t>4. Application</w:t>
+      </w:r>
+      <w:r>
+        <w:rPr>
+          <w:rFonts w:ascii="Arial" w:eastAsia="Aptos" w:hAnsi="Arial" w:cs="Arial"/>
+          <w:b/>
+          <w:bCs/>
+          <w:sz w:val="22"/>
+          <w:szCs w:val="22"/>
+          <w:lang w:val="en-IN"/>
+        </w:rPr>
+        <w:t xml:space="preserve">: </w:t>
+      </w:r>
+      <w:r>
+        <w:rPr>
+          <w:rFonts w:ascii="Arial" w:eastAsia="Aptos" w:hAnsi="Arial" w:cs="Arial"/>
+          <w:sz w:val="22"/>
+          <w:szCs w:val="22"/>
+          <w:lang w:val="en-IN"/>
+        </w:rPr>
+        <w:t>Streamlit dashboard interface</w:t>
       </w:r>
     </w:p>
     <w:p>
       <w:pPr>
-        <w:pStyle w:val="ListParagraph"/>
-        <w:numPr>
-          <w:ilvl w:val="0"/>
-          <w:numId w:val="11"/>
-        </w:numPr>
         <w:spacing w:before="240" w:after="240" w:line="278" w:lineRule="auto"/>
         <w:rPr>
           <w:rFonts w:ascii="Arial" w:eastAsia="Aptos" w:hAnsi="Arial" w:cs="Arial"/>
@@ -682,74 +938,44 @@
       <w:r>
         <w:rPr>
           <w:rFonts w:ascii="Arial" w:eastAsia="Aptos" w:hAnsi="Arial" w:cs="Arial"/>
-          <w:sz w:val="22"/>
-          <w:szCs w:val="22"/>
-        </w:rPr>
-        <w:t>Evaluation metrics including accuracy, confusion matrix, precision, and recall will be used to validate model performance.</w:t>
+          <w:b/>
+          <w:bCs/>
+          <w:sz w:val="22"/>
+          <w:szCs w:val="22"/>
+          <w:lang w:val="en-IN"/>
+        </w:rPr>
+        <w:t>5. Maintenance</w:t>
+      </w:r>
+      <w:r>
+        <w:rPr>
+          <w:rFonts w:ascii="Arial" w:eastAsia="Aptos" w:hAnsi="Arial" w:cs="Arial"/>
+          <w:b/>
+          <w:bCs/>
+          <w:sz w:val="22"/>
+          <w:szCs w:val="22"/>
+          <w:lang w:val="en-IN"/>
+        </w:rPr>
+        <w:t xml:space="preserve">: </w:t>
+      </w:r>
+      <w:r>
+        <w:rPr>
+          <w:rFonts w:ascii="Arial" w:eastAsia="Aptos" w:hAnsi="Arial" w:cs="Arial"/>
+          <w:sz w:val="22"/>
+          <w:szCs w:val="22"/>
+          <w:lang w:val="en-IN"/>
+        </w:rPr>
+        <w:t>Automated retraining when new data is available</w:t>
       </w:r>
     </w:p>
     <w:p>
       <w:pPr>
-        <w:pStyle w:val="ListParagraph"/>
-        <w:numPr>
-          <w:ilvl w:val="0"/>
-          <w:numId w:val="11"/>
-        </w:numPr>
         <w:spacing w:before="240" w:after="240" w:line="278" w:lineRule="auto"/>
         <w:rPr>
           <w:rFonts w:ascii="Arial" w:eastAsia="Aptos" w:hAnsi="Arial" w:cs="Arial"/>
-          <w:sz w:val="22"/>
-          <w:szCs w:val="22"/>
-          <w:lang w:val="en-IN"/>
-        </w:rPr>
-      </w:pPr>
-      <w:r>
-        <w:rPr>
-          <w:rFonts w:ascii="Arial" w:eastAsia="Aptos" w:hAnsi="Arial" w:cs="Arial"/>
-          <w:sz w:val="22"/>
-          <w:szCs w:val="22"/>
-          <w:lang w:val="en-IN"/>
-        </w:rPr>
-        <w:t>Generation of prediction results for sample inputs</w:t>
-      </w:r>
-    </w:p>
-    <w:p>
-      <w:pPr>
-        <w:spacing w:before="240" w:after="240" w:line="278" w:lineRule="auto"/>
-        <w:rPr>
-          <w:rFonts w:ascii="Arial" w:eastAsia="Aptos" w:hAnsi="Arial" w:cs="Arial"/>
-          <w:sz w:val="22"/>
-          <w:szCs w:val="22"/>
-          <w:lang w:val="en-IN"/>
-        </w:rPr>
-      </w:pPr>
-      <w:r>
-        <w:rPr>
-          <w:rFonts w:ascii="Arial" w:eastAsia="Aptos" w:hAnsi="Arial" w:cs="Arial"/>
-          <w:sz w:val="22"/>
-          <w:szCs w:val="22"/>
-          <w:lang w:val="en-IN"/>
-        </w:rPr>
-        <w:t>These outputs confirm that the predictive pipeline is functional and connected to persistent storage. The trained model will be saved and reused for dashboard-based predictions.</w:t>
-      </w:r>
-    </w:p>
-    <w:p>
-      <w:pPr>
-        <w:spacing w:before="240" w:after="240" w:line="278" w:lineRule="auto"/>
-        <w:rPr>
-          <w:rFonts w:ascii="Arial" w:eastAsia="Aptos" w:hAnsi="Arial" w:cs="Arial"/>
-          <w:sz w:val="22"/>
-          <w:szCs w:val="22"/>
-        </w:rPr>
-      </w:pPr>
-      <w:r>
-        <w:rPr>
-          <w:lang w:val="en-IN"/>
-        </w:rPr>
-        <w:pict w14:anchorId="2CC41A09">
-          <v:rect id="_x0000_i1030" style="width:0;height:1.5pt" o:hralign="center" o:hrstd="t" o:hr="t" fillcolor="#a0a0a0" stroked="f"/>
-        </w:pict>
-      </w:r>
+          <w:sz w:val="2"/>
+          <w:szCs w:val="2"/>
+        </w:rPr>
+      </w:pPr>
     </w:p>
     <w:p>
       <w:pPr>
@@ -772,180 +998,9 @@
           <w:sz w:val="28"/>
           <w:szCs w:val="28"/>
         </w:rPr>
-        <w:t>Dashboard</w:t>
-      </w:r>
-    </w:p>
-    <w:p>
-      <w:pPr>
-        <w:spacing w:before="240" w:after="240" w:line="278" w:lineRule="auto"/>
-        <w:rPr>
-          <w:rFonts w:ascii="Arial" w:eastAsia="Aptos" w:hAnsi="Arial" w:cs="Arial"/>
-          <w:sz w:val="22"/>
-          <w:szCs w:val="22"/>
-          <w:lang w:val="en-IN"/>
-        </w:rPr>
-      </w:pPr>
-      <w:r>
-        <w:rPr>
-          <w:rFonts w:ascii="Arial" w:eastAsia="Aptos" w:hAnsi="Arial" w:cs="Arial"/>
-          <w:sz w:val="22"/>
-          <w:szCs w:val="22"/>
-          <w:lang w:val="en-IN"/>
-        </w:rPr>
-        <w:t>A Streamlit dashboard will act as the interface between the stored academic data and the prediction system. During the mid-term demonstration, the dashboard will display:</w:t>
-      </w:r>
-    </w:p>
-    <w:p>
-      <w:pPr>
-        <w:pStyle w:val="ListParagraph"/>
-        <w:numPr>
-          <w:ilvl w:val="0"/>
-          <w:numId w:val="13"/>
-        </w:numPr>
-        <w:spacing w:before="240" w:after="240" w:line="278" w:lineRule="auto"/>
-        <w:rPr>
-          <w:rFonts w:ascii="Arial" w:eastAsia="Aptos" w:hAnsi="Arial" w:cs="Arial"/>
-          <w:sz w:val="22"/>
-          <w:szCs w:val="22"/>
-          <w:lang w:val="en-IN"/>
-        </w:rPr>
-      </w:pPr>
-      <w:r>
-        <w:rPr>
-          <w:rFonts w:ascii="Arial" w:eastAsia="Aptos" w:hAnsi="Arial" w:cs="Arial"/>
-          <w:sz w:val="22"/>
-          <w:szCs w:val="22"/>
-          <w:lang w:val="en-IN"/>
-        </w:rPr>
-        <w:t>Summary visualization of multi-term grade data</w:t>
-      </w:r>
-    </w:p>
-    <w:p>
-      <w:pPr>
-        <w:pStyle w:val="ListParagraph"/>
-        <w:numPr>
-          <w:ilvl w:val="0"/>
-          <w:numId w:val="13"/>
-        </w:numPr>
-        <w:spacing w:before="240" w:after="240" w:line="278" w:lineRule="auto"/>
-        <w:rPr>
-          <w:rFonts w:ascii="Arial" w:eastAsia="Aptos" w:hAnsi="Arial" w:cs="Arial"/>
-          <w:sz w:val="22"/>
-          <w:szCs w:val="22"/>
-          <w:lang w:val="en-IN"/>
-        </w:rPr>
-      </w:pPr>
-      <w:r>
-        <w:rPr>
-          <w:rFonts w:ascii="Arial" w:eastAsia="Aptos" w:hAnsi="Arial" w:cs="Arial"/>
-          <w:sz w:val="22"/>
-          <w:szCs w:val="22"/>
-          <w:lang w:val="en-IN"/>
-        </w:rPr>
-        <w:t>Model performance metrics</w:t>
-      </w:r>
-    </w:p>
-    <w:p>
-      <w:pPr>
-        <w:pStyle w:val="ListParagraph"/>
-        <w:numPr>
-          <w:ilvl w:val="0"/>
-          <w:numId w:val="13"/>
-        </w:numPr>
-        <w:spacing w:before="240" w:after="240" w:line="278" w:lineRule="auto"/>
-        <w:rPr>
-          <w:rFonts w:ascii="Arial" w:eastAsia="Aptos" w:hAnsi="Arial" w:cs="Arial"/>
-          <w:sz w:val="22"/>
-          <w:szCs w:val="22"/>
-          <w:lang w:val="en-IN"/>
-        </w:rPr>
-      </w:pPr>
-      <w:r>
-        <w:rPr>
-          <w:rFonts w:ascii="Arial" w:eastAsia="Aptos" w:hAnsi="Arial" w:cs="Arial"/>
-          <w:sz w:val="22"/>
-          <w:szCs w:val="22"/>
-          <w:lang w:val="en-IN"/>
-        </w:rPr>
-        <w:t>A prediction input section where users can enter academic history and receive predicted grades</w:t>
-      </w:r>
-    </w:p>
-    <w:p>
-      <w:pPr>
-        <w:spacing w:before="240" w:after="240" w:line="278" w:lineRule="auto"/>
-        <w:rPr>
-          <w:rFonts w:ascii="Arial" w:eastAsia="Aptos" w:hAnsi="Arial" w:cs="Arial"/>
-          <w:sz w:val="22"/>
-          <w:szCs w:val="22"/>
-          <w:lang w:val="en-IN"/>
-        </w:rPr>
-      </w:pPr>
-      <w:r>
-        <w:rPr>
-          <w:rFonts w:ascii="Arial" w:eastAsia="Aptos" w:hAnsi="Arial" w:cs="Arial"/>
-          <w:sz w:val="22"/>
-          <w:szCs w:val="22"/>
-          <w:lang w:val="en-IN"/>
-        </w:rPr>
-        <w:t>This dashboard establishes an interactive environment that connects the SQL database, trained model, and user predictions in real time.</w:t>
-      </w:r>
-      <w:r>
-        <w:rPr>
-          <w:rFonts w:ascii="Arial" w:eastAsia="Aptos" w:hAnsi="Arial" w:cs="Arial"/>
-          <w:sz w:val="22"/>
-          <w:szCs w:val="22"/>
-          <w:lang w:val="en-IN"/>
-        </w:rPr>
-        <w:t xml:space="preserve"> </w:t>
-      </w:r>
-      <w:r>
-        <w:rPr>
-          <w:rFonts w:ascii="Arial" w:eastAsia="Aptos" w:hAnsi="Arial" w:cs="Arial"/>
-          <w:sz w:val="22"/>
-          <w:szCs w:val="22"/>
-        </w:rPr>
-        <w:t>The dashboard includes dynamic visualizations and a live prediction interface to ensure interactive usability.</w:t>
-      </w:r>
-      <w:r>
-        <w:rPr>
-          <w:rFonts w:ascii="Arial" w:eastAsia="Aptos" w:hAnsi="Arial" w:cs="Arial"/>
-          <w:sz w:val="22"/>
-          <w:szCs w:val="22"/>
-        </w:rPr>
-        <w:t xml:space="preserve"> </w:t>
-      </w:r>
-    </w:p>
-    <w:p>
-      <w:pPr>
-        <w:spacing w:before="240" w:after="240" w:line="278" w:lineRule="auto"/>
-        <w:rPr>
-          <w:rFonts w:ascii="Arial" w:eastAsia="Aptos" w:hAnsi="Arial" w:cs="Arial"/>
-          <w:sz w:val="22"/>
-          <w:szCs w:val="22"/>
-        </w:rPr>
-      </w:pPr>
-      <w:r>
-        <w:rPr>
-          <w:lang w:val="en-IN"/>
-        </w:rPr>
-        <w:pict w14:anchorId="4DAD1636">
-          <v:rect id="_x0000_i1031" style="width:0;height:1.5pt" o:hralign="center" o:hrstd="t" o:hr="t" fillcolor="#a0a0a0" stroked="f"/>
-        </w:pict>
-      </w:r>
-    </w:p>
-    <w:p>
-      <w:pPr>
-        <w:spacing w:before="240" w:after="240" w:line="278" w:lineRule="auto"/>
-        <w:rPr>
-          <w:rFonts w:ascii="Arial" w:eastAsia="Aptos" w:hAnsi="Arial" w:cs="Arial"/>
-          <w:sz w:val="22"/>
-          <w:szCs w:val="22"/>
-        </w:rPr>
-      </w:pPr>
-    </w:p>
-    <w:p>
-      <w:pPr>
-        <w:spacing w:before="240" w:after="240" w:line="278" w:lineRule="auto"/>
+        <w:t xml:space="preserve">Model </w:t>
+      </w:r>
+      <w:r>
         <w:rPr>
           <w:rFonts w:ascii="Arial" w:eastAsia="Aptos" w:hAnsi="Arial" w:cs="Arial"/>
           <w:b/>
@@ -954,8 +1009,45 @@
           <w:sz w:val="28"/>
           <w:szCs w:val="28"/>
         </w:rPr>
-      </w:pPr>
-      <w:r>
+        <w:t>Learning</w:t>
+      </w:r>
+    </w:p>
+    <w:p>
+      <w:pPr>
+        <w:spacing w:before="240" w:after="240" w:line="278" w:lineRule="auto"/>
+        <w:rPr>
+          <w:rFonts w:ascii="Arial" w:eastAsia="Aptos" w:hAnsi="Arial" w:cs="Arial"/>
+          <w:sz w:val="22"/>
+          <w:szCs w:val="22"/>
+          <w:lang w:val="en-IN"/>
+        </w:rPr>
+      </w:pPr>
+      <w:r>
+        <w:rPr>
+          <w:rFonts w:ascii="Arial" w:eastAsia="Aptos" w:hAnsi="Arial" w:cs="Arial"/>
+          <w:sz w:val="22"/>
+          <w:szCs w:val="22"/>
+          <w:lang w:val="en-IN"/>
+        </w:rPr>
+        <w:t>The proposed system uses supervised machine learning to predict student academic performance in the target subject based on marks obtained in previous subjects. Supervised learning enables the system to learn patterns and relationships between historical academic performance and future outcomes. Multiple machine learning models, including Logistic Regression, Decision Tree, and Random Forest, are trained using the prepared dataset. Each model learns from historical academic records and attempts to predict student performance in the target subject based on previous subject marks.</w:t>
+      </w:r>
+    </w:p>
+    <w:p>
+      <w:pPr>
+        <w:spacing w:before="240" w:after="240" w:line="278" w:lineRule="auto"/>
+        <w:rPr>
+          <w:rFonts w:ascii="Arial" w:eastAsia="Aptos" w:hAnsi="Arial" w:cs="Arial"/>
+          <w:b/>
+          <w:bCs/>
+          <w:color w:val="EE0000"/>
+          <w:sz w:val="2"/>
+          <w:szCs w:val="2"/>
+        </w:rPr>
+      </w:pPr>
+    </w:p>
+    <w:p>
+      <w:pPr>
+        <w:spacing w:before="240" w:after="240" w:line="278" w:lineRule="auto"/>
         <w:rPr>
           <w:rFonts w:ascii="Arial" w:eastAsia="Aptos" w:hAnsi="Arial" w:cs="Arial"/>
           <w:b/>
@@ -964,80 +1056,6 @@
           <w:sz w:val="28"/>
           <w:szCs w:val="28"/>
         </w:rPr>
-        <w:lastRenderedPageBreak/>
-        <w:t>Deployment Section</w:t>
-      </w:r>
-    </w:p>
-    <w:p>
-      <w:pPr>
-        <w:spacing w:before="240" w:after="240" w:line="278" w:lineRule="auto"/>
-        <w:rPr>
-          <w:rFonts w:ascii="Arial" w:eastAsia="Aptos" w:hAnsi="Arial" w:cs="Arial"/>
-          <w:sz w:val="22"/>
-          <w:szCs w:val="22"/>
-        </w:rPr>
-      </w:pPr>
-      <w:r>
-        <w:rPr>
-          <w:rFonts w:ascii="Arial" w:eastAsia="Aptos" w:hAnsi="Arial" w:cs="Arial"/>
-          <w:sz w:val="22"/>
-          <w:szCs w:val="22"/>
-        </w:rPr>
-        <w:t>The model will be retrained at the end of each academic term when new grades are available. This periodic update cycle ensures model relevance and system reliability.</w:t>
-      </w:r>
-      <w:r>
-        <w:rPr>
-          <w:rFonts w:ascii="Arial" w:eastAsia="Aptos" w:hAnsi="Arial" w:cs="Arial"/>
-          <w:sz w:val="22"/>
-          <w:szCs w:val="22"/>
-        </w:rPr>
-        <w:t xml:space="preserve"> </w:t>
-      </w:r>
-      <w:r>
-        <w:rPr>
-          <w:rFonts w:ascii="Arial" w:eastAsia="Aptos" w:hAnsi="Arial" w:cs="Arial"/>
-          <w:sz w:val="22"/>
-          <w:szCs w:val="22"/>
-          <w:lang w:val="en-IN"/>
-        </w:rPr>
-        <w:t>Newly completed academic terms will be appended to the SQL database, triggering retraining of the predictive model. Updated model versions will replace previous ones while maintaining version history.</w:t>
-      </w:r>
-      <w:r>
-        <w:rPr>
-          <w:rFonts w:ascii="Arial" w:eastAsia="Aptos" w:hAnsi="Arial" w:cs="Arial"/>
-          <w:sz w:val="22"/>
-          <w:szCs w:val="22"/>
-          <w:lang w:val="en-IN"/>
-        </w:rPr>
-        <w:t xml:space="preserve"> </w:t>
-      </w:r>
-      <w:r>
-        <w:rPr>
-          <w:rFonts w:ascii="Arial" w:eastAsia="Aptos" w:hAnsi="Arial" w:cs="Arial"/>
-          <w:sz w:val="22"/>
-          <w:szCs w:val="22"/>
-          <w:lang w:val="en-IN"/>
-        </w:rPr>
-        <w:t xml:space="preserve">The dashboard will automatically use the most recent model, ensuring predictions remain aligned with evolving academic data. </w:t>
-      </w:r>
-      <w:r>
-        <w:rPr>
-          <w:lang w:val="en-IN"/>
-        </w:rPr>
-        <w:pict w14:anchorId="0D87E53A">
-          <v:rect id="_x0000_i1032" style="width:0;height:1.5pt" o:hralign="center" o:hrstd="t" o:hr="t" fillcolor="#a0a0a0" stroked="f"/>
-        </w:pict>
-      </w:r>
-    </w:p>
-    <w:p>
-      <w:pPr>
-        <w:spacing w:before="240" w:after="240" w:line="278" w:lineRule="auto"/>
-        <w:rPr>
-          <w:rFonts w:ascii="Arial" w:eastAsia="Aptos" w:hAnsi="Arial" w:cs="Arial"/>
-          <w:noProof/>
-          <w:sz w:val="22"/>
-          <w:szCs w:val="22"/>
-        </w:rPr>
       </w:pPr>
       <w:r>
         <w:rPr>
@@ -1048,19 +1066,430 @@
           <w:sz w:val="28"/>
           <w:szCs w:val="28"/>
         </w:rPr>
-        <w:t>Project Timeline</w:t>
+        <w:t>Dashboard</w:t>
       </w:r>
     </w:p>
     <w:p>
       <w:pPr>
         <w:spacing w:before="240" w:after="240" w:line="278" w:lineRule="auto"/>
-        <w:jc w:val="center"/>
-        <w:rPr>
-          <w:rFonts w:ascii="Arial" w:eastAsia="Aptos" w:hAnsi="Arial" w:cs="Arial"/>
-          <w:sz w:val="22"/>
-          <w:szCs w:val="22"/>
-        </w:rPr>
-      </w:pPr>
+        <w:rPr>
+          <w:rFonts w:ascii="Arial" w:eastAsia="Aptos" w:hAnsi="Arial" w:cs="Arial"/>
+          <w:b/>
+          <w:bCs/>
+          <w:sz w:val="22"/>
+          <w:szCs w:val="22"/>
+          <w:lang w:val="en-IN"/>
+        </w:rPr>
+      </w:pPr>
+      <w:r>
+        <w:rPr>
+          <w:rFonts w:ascii="Arial" w:eastAsia="Aptos" w:hAnsi="Arial" w:cs="Arial"/>
+          <w:b/>
+          <w:bCs/>
+          <w:sz w:val="22"/>
+          <w:szCs w:val="22"/>
+          <w:lang w:val="en-IN"/>
+        </w:rPr>
+        <w:t>Visualization Features</w:t>
+      </w:r>
+    </w:p>
+    <w:p>
+      <w:pPr>
+        <w:numPr>
+          <w:ilvl w:val="0"/>
+          <w:numId w:val="24"/>
+        </w:numPr>
+        <w:spacing w:before="240" w:after="240" w:line="278" w:lineRule="auto"/>
+        <w:rPr>
+          <w:rFonts w:ascii="Arial" w:eastAsia="Aptos" w:hAnsi="Arial" w:cs="Arial"/>
+          <w:sz w:val="22"/>
+          <w:szCs w:val="22"/>
+          <w:lang w:val="en-IN"/>
+        </w:rPr>
+      </w:pPr>
+      <w:r>
+        <w:rPr>
+          <w:rFonts w:ascii="Arial" w:eastAsia="Aptos" w:hAnsi="Arial" w:cs="Arial"/>
+          <w:sz w:val="22"/>
+          <w:szCs w:val="22"/>
+          <w:lang w:val="en-IN"/>
+        </w:rPr>
+        <w:t>Multi-term academic performance trends</w:t>
+      </w:r>
+    </w:p>
+    <w:p>
+      <w:pPr>
+        <w:numPr>
+          <w:ilvl w:val="0"/>
+          <w:numId w:val="24"/>
+        </w:numPr>
+        <w:spacing w:before="240" w:after="240" w:line="278" w:lineRule="auto"/>
+        <w:rPr>
+          <w:rFonts w:ascii="Arial" w:eastAsia="Aptos" w:hAnsi="Arial" w:cs="Arial"/>
+          <w:sz w:val="22"/>
+          <w:szCs w:val="22"/>
+          <w:lang w:val="en-IN"/>
+        </w:rPr>
+      </w:pPr>
+      <w:r>
+        <w:rPr>
+          <w:rFonts w:ascii="Arial" w:eastAsia="Aptos" w:hAnsi="Arial" w:cs="Arial"/>
+          <w:sz w:val="22"/>
+          <w:szCs w:val="22"/>
+          <w:lang w:val="en-IN"/>
+        </w:rPr>
+        <w:t>Marks</w:t>
+      </w:r>
+      <w:r>
+        <w:rPr>
+          <w:rFonts w:ascii="Arial" w:eastAsia="Aptos" w:hAnsi="Arial" w:cs="Arial"/>
+          <w:sz w:val="22"/>
+          <w:szCs w:val="22"/>
+          <w:lang w:val="en-IN"/>
+        </w:rPr>
+        <w:t xml:space="preserve"> distribution charts</w:t>
+      </w:r>
+    </w:p>
+    <w:p>
+      <w:pPr>
+        <w:spacing w:before="240" w:after="240" w:line="278" w:lineRule="auto"/>
+        <w:rPr>
+          <w:rFonts w:ascii="Arial" w:eastAsia="Aptos" w:hAnsi="Arial" w:cs="Arial"/>
+          <w:b/>
+          <w:bCs/>
+          <w:sz w:val="22"/>
+          <w:szCs w:val="22"/>
+          <w:lang w:val="en-IN"/>
+        </w:rPr>
+      </w:pPr>
+      <w:r>
+        <w:rPr>
+          <w:rFonts w:ascii="Arial" w:eastAsia="Aptos" w:hAnsi="Arial" w:cs="Arial"/>
+          <w:b/>
+          <w:bCs/>
+          <w:sz w:val="22"/>
+          <w:szCs w:val="22"/>
+          <w:lang w:val="en-IN"/>
+        </w:rPr>
+        <w:t>Prediction Features</w:t>
+      </w:r>
+    </w:p>
+    <w:p>
+      <w:pPr>
+        <w:numPr>
+          <w:ilvl w:val="0"/>
+          <w:numId w:val="25"/>
+        </w:numPr>
+        <w:spacing w:before="240" w:after="240" w:line="278" w:lineRule="auto"/>
+        <w:rPr>
+          <w:rFonts w:ascii="Arial" w:eastAsia="Aptos" w:hAnsi="Arial" w:cs="Arial"/>
+          <w:sz w:val="22"/>
+          <w:szCs w:val="22"/>
+          <w:lang w:val="en-IN"/>
+        </w:rPr>
+      </w:pPr>
+      <w:r>
+        <w:rPr>
+          <w:rFonts w:ascii="Arial" w:eastAsia="Aptos" w:hAnsi="Arial" w:cs="Arial"/>
+          <w:sz w:val="22"/>
+          <w:szCs w:val="22"/>
+          <w:lang w:val="en-IN"/>
+        </w:rPr>
+        <w:t>User input interface for academic data</w:t>
+      </w:r>
+    </w:p>
+    <w:p>
+      <w:pPr>
+        <w:numPr>
+          <w:ilvl w:val="0"/>
+          <w:numId w:val="25"/>
+        </w:numPr>
+        <w:spacing w:before="240" w:after="240" w:line="278" w:lineRule="auto"/>
+        <w:rPr>
+          <w:rFonts w:ascii="Arial" w:eastAsia="Aptos" w:hAnsi="Arial" w:cs="Arial"/>
+          <w:sz w:val="22"/>
+          <w:szCs w:val="22"/>
+          <w:lang w:val="en-IN"/>
+        </w:rPr>
+      </w:pPr>
+      <w:r>
+        <w:rPr>
+          <w:rFonts w:ascii="Arial" w:eastAsia="Aptos" w:hAnsi="Arial" w:cs="Arial"/>
+          <w:sz w:val="22"/>
+          <w:szCs w:val="22"/>
+          <w:lang w:val="en-IN"/>
+        </w:rPr>
+        <w:t xml:space="preserve">Real-time </w:t>
+      </w:r>
+      <w:r>
+        <w:rPr>
+          <w:rFonts w:ascii="Arial" w:eastAsia="Aptos" w:hAnsi="Arial" w:cs="Arial"/>
+          <w:sz w:val="22"/>
+          <w:szCs w:val="22"/>
+          <w:lang w:val="en-IN"/>
+        </w:rPr>
+        <w:t>marks</w:t>
+      </w:r>
+      <w:r>
+        <w:rPr>
+          <w:rFonts w:ascii="Arial" w:eastAsia="Aptos" w:hAnsi="Arial" w:cs="Arial"/>
+          <w:sz w:val="22"/>
+          <w:szCs w:val="22"/>
+          <w:lang w:val="en-IN"/>
+        </w:rPr>
+        <w:t xml:space="preserve"> prediction</w:t>
+      </w:r>
+    </w:p>
+    <w:p>
+      <w:pPr>
+        <w:spacing w:before="240" w:after="240" w:line="278" w:lineRule="auto"/>
+        <w:rPr>
+          <w:rFonts w:ascii="Arial" w:eastAsia="Aptos" w:hAnsi="Arial" w:cs="Arial"/>
+          <w:b/>
+          <w:bCs/>
+          <w:sz w:val="22"/>
+          <w:szCs w:val="22"/>
+          <w:lang w:val="en-IN"/>
+        </w:rPr>
+      </w:pPr>
+      <w:r>
+        <w:rPr>
+          <w:rFonts w:ascii="Arial" w:eastAsia="Aptos" w:hAnsi="Arial" w:cs="Arial"/>
+          <w:b/>
+          <w:bCs/>
+          <w:sz w:val="22"/>
+          <w:szCs w:val="22"/>
+          <w:lang w:val="en-IN"/>
+        </w:rPr>
+        <w:t>Integration Features</w:t>
+      </w:r>
+    </w:p>
+    <w:p>
+      <w:pPr>
+        <w:numPr>
+          <w:ilvl w:val="0"/>
+          <w:numId w:val="26"/>
+        </w:numPr>
+        <w:spacing w:before="240" w:after="240" w:line="278" w:lineRule="auto"/>
+        <w:rPr>
+          <w:rFonts w:ascii="Arial" w:eastAsia="Aptos" w:hAnsi="Arial" w:cs="Arial"/>
+          <w:sz w:val="22"/>
+          <w:szCs w:val="22"/>
+          <w:lang w:val="en-IN"/>
+        </w:rPr>
+      </w:pPr>
+      <w:r>
+        <w:rPr>
+          <w:rFonts w:ascii="Arial" w:eastAsia="Aptos" w:hAnsi="Arial" w:cs="Arial"/>
+          <w:sz w:val="22"/>
+          <w:szCs w:val="22"/>
+          <w:lang w:val="en-IN"/>
+        </w:rPr>
+        <w:t>SQL database connection</w:t>
+      </w:r>
+    </w:p>
+    <w:p>
+      <w:pPr>
+        <w:spacing w:before="240" w:after="240" w:line="278" w:lineRule="auto"/>
+        <w:rPr>
+          <w:rFonts w:ascii="Arial" w:eastAsia="Aptos" w:hAnsi="Arial" w:cs="Arial"/>
+          <w:b/>
+          <w:bCs/>
+          <w:color w:val="EE0000"/>
+          <w:sz w:val="2"/>
+          <w:szCs w:val="2"/>
+        </w:rPr>
+      </w:pPr>
+    </w:p>
+    <w:p>
+      <w:pPr>
+        <w:spacing w:before="240" w:after="240" w:line="278" w:lineRule="auto"/>
+        <w:rPr>
+          <w:rFonts w:ascii="Arial" w:eastAsia="Aptos" w:hAnsi="Arial" w:cs="Arial"/>
+          <w:b/>
+          <w:bCs/>
+          <w:color w:val="EE0000"/>
+          <w:sz w:val="2"/>
+          <w:szCs w:val="2"/>
+        </w:rPr>
+      </w:pPr>
+    </w:p>
+    <w:p>
+      <w:pPr>
+        <w:spacing w:before="240" w:after="240" w:line="278" w:lineRule="auto"/>
+        <w:rPr>
+          <w:rFonts w:ascii="Arial" w:eastAsia="Aptos" w:hAnsi="Arial" w:cs="Arial"/>
+          <w:b/>
+          <w:bCs/>
+          <w:color w:val="EE0000"/>
+          <w:sz w:val="2"/>
+          <w:szCs w:val="2"/>
+        </w:rPr>
+      </w:pPr>
+    </w:p>
+    <w:p>
+      <w:pPr>
+        <w:spacing w:before="240" w:after="240" w:line="278" w:lineRule="auto"/>
+        <w:rPr>
+          <w:rFonts w:ascii="Arial" w:eastAsia="Aptos" w:hAnsi="Arial" w:cs="Arial"/>
+          <w:b/>
+          <w:bCs/>
+          <w:color w:val="EE0000"/>
+          <w:sz w:val="2"/>
+          <w:szCs w:val="2"/>
+        </w:rPr>
+      </w:pPr>
+    </w:p>
+    <w:p>
+      <w:pPr>
+        <w:spacing w:before="240" w:after="240" w:line="278" w:lineRule="auto"/>
+        <w:rPr>
+          <w:rFonts w:ascii="Arial" w:eastAsia="Aptos" w:hAnsi="Arial" w:cs="Arial"/>
+          <w:b/>
+          <w:bCs/>
+          <w:color w:val="EE0000"/>
+          <w:sz w:val="2"/>
+          <w:szCs w:val="2"/>
+        </w:rPr>
+      </w:pPr>
+    </w:p>
+    <w:p>
+      <w:pPr>
+        <w:spacing w:before="240" w:after="240" w:line="278" w:lineRule="auto"/>
+        <w:rPr>
+          <w:rFonts w:ascii="Arial" w:eastAsia="Aptos" w:hAnsi="Arial" w:cs="Arial"/>
+          <w:b/>
+          <w:bCs/>
+          <w:color w:val="EE0000"/>
+          <w:sz w:val="2"/>
+          <w:szCs w:val="2"/>
+        </w:rPr>
+      </w:pPr>
+    </w:p>
+    <w:p>
+      <w:pPr>
+        <w:spacing w:before="240" w:after="240" w:line="278" w:lineRule="auto"/>
+        <w:rPr>
+          <w:rFonts w:ascii="Arial" w:eastAsia="Aptos" w:hAnsi="Arial" w:cs="Arial"/>
+          <w:b/>
+          <w:bCs/>
+          <w:color w:val="EE0000"/>
+          <w:sz w:val="28"/>
+          <w:szCs w:val="28"/>
+        </w:rPr>
+      </w:pPr>
+      <w:r>
+        <w:rPr>
+          <w:rFonts w:ascii="Arial" w:eastAsia="Aptos" w:hAnsi="Arial" w:cs="Arial"/>
+          <w:b/>
+          <w:bCs/>
+          <w:color w:val="EE0000"/>
+          <w:sz w:val="28"/>
+          <w:szCs w:val="28"/>
+        </w:rPr>
+        <w:lastRenderedPageBreak/>
+        <w:t xml:space="preserve">Output </w:t>
+      </w:r>
+    </w:p>
+    <w:p>
+      <w:pPr>
+        <w:spacing w:before="240" w:after="240" w:line="278" w:lineRule="auto"/>
+        <w:rPr>
+          <w:rFonts w:ascii="Arial" w:eastAsia="Aptos" w:hAnsi="Arial" w:cs="Arial"/>
+          <w:sz w:val="22"/>
+          <w:szCs w:val="22"/>
+          <w:lang w:val="en-IN"/>
+        </w:rPr>
+      </w:pPr>
+      <w:r>
+        <w:rPr>
+          <w:rFonts w:ascii="Arial" w:eastAsia="Aptos" w:hAnsi="Arial" w:cs="Arial"/>
+          <w:sz w:val="22"/>
+          <w:szCs w:val="22"/>
+          <w:lang w:val="en-IN"/>
+        </w:rPr>
+        <w:t>The project produces a fully functional academic analytics system that integrates data engineering, machine learning, and interactive visualization. The first output of the system is a structured SQL database that stores academic records in an organized format. This database ensures that academic data is stored securely and can be easily accessed for analysis and model training.</w:t>
+      </w:r>
+      <w:r>
+        <w:rPr>
+          <w:rFonts w:ascii="Arial" w:eastAsia="Aptos" w:hAnsi="Arial" w:cs="Arial"/>
+          <w:sz w:val="22"/>
+          <w:szCs w:val="22"/>
+          <w:lang w:val="en-IN"/>
+        </w:rPr>
+        <w:t xml:space="preserve"> </w:t>
+      </w:r>
+      <w:r>
+        <w:rPr>
+          <w:rFonts w:ascii="Arial" w:eastAsia="Aptos" w:hAnsi="Arial" w:cs="Arial"/>
+          <w:sz w:val="22"/>
+          <w:szCs w:val="22"/>
+          <w:lang w:val="en-IN"/>
+        </w:rPr>
+        <w:t>In addition, the project includes a Streamlit dashboard that provides interactive visualization of academic data and allows users to generate predictions in real time. This dashboard connects the database and machine learning model into a single integrated application.</w:t>
+      </w:r>
+      <w:r>
+        <w:rPr>
+          <w:rFonts w:ascii="Arial" w:eastAsia="Aptos" w:hAnsi="Arial" w:cs="Arial"/>
+          <w:sz w:val="22"/>
+          <w:szCs w:val="22"/>
+          <w:lang w:val="en-IN"/>
+        </w:rPr>
+        <w:t xml:space="preserve"> </w:t>
+      </w:r>
+      <w:r>
+        <w:rPr>
+          <w:rFonts w:ascii="Arial" w:eastAsia="Aptos" w:hAnsi="Arial" w:cs="Arial"/>
+          <w:sz w:val="22"/>
+          <w:szCs w:val="22"/>
+          <w:lang w:val="en-IN"/>
+        </w:rPr>
+        <w:t xml:space="preserve">This ensures that the system remains accurate, up to date, and capable of adapting to changing academic trends. </w:t>
+      </w:r>
+    </w:p>
+    <w:p>
+      <w:pPr>
+        <w:spacing w:before="240" w:after="240" w:line="278" w:lineRule="auto"/>
+        <w:rPr>
+          <w:rFonts w:ascii="Arial" w:eastAsia="Aptos" w:hAnsi="Arial" w:cs="Arial"/>
+          <w:sz w:val="2"/>
+          <w:szCs w:val="2"/>
+          <w:lang w:val="en-IN"/>
+        </w:rPr>
+      </w:pPr>
+    </w:p>
+    <w:p>
+      <w:pPr>
+        <w:spacing w:before="240" w:after="240" w:line="278" w:lineRule="auto"/>
+        <w:rPr>
+          <w:rFonts w:ascii="Arial" w:eastAsia="Aptos" w:hAnsi="Arial" w:cs="Arial"/>
+          <w:noProof/>
+          <w:sz w:val="22"/>
+          <w:szCs w:val="22"/>
+        </w:rPr>
+      </w:pPr>
+      <w:r>
+        <w:rPr>
+          <w:rFonts w:ascii="Arial" w:eastAsia="Aptos" w:hAnsi="Arial" w:cs="Arial"/>
+          <w:b/>
+          <w:bCs/>
+          <w:color w:val="EE0000"/>
+          <w:sz w:val="28"/>
+          <w:szCs w:val="28"/>
+        </w:rPr>
+        <w:t>Project T</w:t>
+      </w:r>
+      <w:r>
+        <w:rPr>
+          <w:rFonts w:ascii="Arial" w:eastAsia="Aptos" w:hAnsi="Arial" w:cs="Arial"/>
+          <w:b/>
+          <w:bCs/>
+          <w:color w:val="EE0000"/>
+          <w:sz w:val="28"/>
+          <w:szCs w:val="28"/>
+        </w:rPr>
+        <w:t>imeline</w:t>
+      </w:r>
       <w:r>
         <w:rPr>
           <w:rFonts w:ascii="Arial" w:eastAsia="Aptos" w:hAnsi="Arial" w:cs="Arial"/>
@@ -1072,8 +1501,8 @@
           <w:szCs w:val="28"/>
         </w:rPr>
         <w:drawing>
-          <wp:inline distT="0" distB="0" distL="0" distR="0" wp14:anchorId="0BE2A16C" wp14:editId="57078A52">
-            <wp:extent cx="6065520" cy="4236450"/>
+          <wp:inline distT="0" distB="0" distL="0" distR="0" wp14:anchorId="0BE2A16C" wp14:editId="643A4512">
+            <wp:extent cx="5204460" cy="3635045"/>
             <wp:effectExtent l="0" t="0" r="0" b="0"/>
             <wp:docPr id="1555068495" name="Picture 3"/>
             <wp:cNvGraphicFramePr>
@@ -1104,7 +1533,7 @@
                   <pic:spPr bwMode="auto">
                     <a:xfrm>
                       <a:off x="0" y="0"/>
-                      <a:ext cx="6076233" cy="4243933"/>
+                      <a:ext cx="5236532" cy="3657446"/>
                     </a:xfrm>
                     <a:prstGeom prst="rect">
                       <a:avLst/>
@@ -1128,13 +1557,25 @@
     </w:p>
     <w:p>
       <w:pPr>
-        <w:spacing w:after="0" w:line="278" w:lineRule="auto"/>
-        <w:rPr>
-          <w:rFonts w:ascii="Arial" w:eastAsia="Aptos" w:hAnsi="Arial" w:cs="Arial"/>
-          <w:sz w:val="22"/>
-          <w:szCs w:val="22"/>
-        </w:rPr>
-      </w:pPr>
+        <w:spacing w:before="240" w:after="240" w:line="278" w:lineRule="auto"/>
+        <w:rPr>
+          <w:rFonts w:ascii="Arial" w:eastAsia="Aptos" w:hAnsi="Arial" w:cs="Arial"/>
+          <w:noProof/>
+          <w:sz w:val="22"/>
+          <w:szCs w:val="22"/>
+        </w:rPr>
+      </w:pPr>
+      <w:r>
+        <w:rPr>
+          <w:rFonts w:ascii="Arial" w:eastAsia="Aptos" w:hAnsi="Arial" w:cs="Arial"/>
+          <w:b/>
+          <w:bCs/>
+          <w:color w:val="EE0000"/>
+          <w:sz w:val="28"/>
+          <w:szCs w:val="28"/>
+        </w:rPr>
+        <w:t>Conclusion</w:t>
+      </w:r>
     </w:p>
     <w:p>
       <w:pPr>
@@ -1143,8 +1584,54 @@
           <w:rFonts w:ascii="Arial" w:eastAsia="Aptos" w:hAnsi="Arial" w:cs="Arial"/>
           <w:sz w:val="22"/>
           <w:szCs w:val="22"/>
-        </w:rPr>
-      </w:pPr>
+          <w:lang w:val="en-IN"/>
+        </w:rPr>
+      </w:pPr>
+      <w:r>
+        <w:rPr>
+          <w:rFonts w:ascii="Arial" w:eastAsia="Aptos" w:hAnsi="Arial" w:cs="Arial"/>
+          <w:sz w:val="22"/>
+          <w:szCs w:val="22"/>
+          <w:lang w:val="en-IN"/>
+        </w:rPr>
+        <w:t>This project demonstrates a complete data engineering and machine learning pipeline for predicting student academic performance. It integrates structured SQL data storage, automated data processing, machine learning model training, and dashboard-based prediction.</w:t>
+      </w:r>
+      <w:r>
+        <w:rPr>
+          <w:rFonts w:ascii="Arial" w:eastAsia="Aptos" w:hAnsi="Arial" w:cs="Arial"/>
+          <w:sz w:val="22"/>
+          <w:szCs w:val="22"/>
+          <w:lang w:val="en-IN"/>
+        </w:rPr>
+        <w:t xml:space="preserve"> </w:t>
+      </w:r>
+      <w:r>
+        <w:rPr>
+          <w:rFonts w:ascii="Arial" w:eastAsia="Aptos" w:hAnsi="Arial" w:cs="Arial"/>
+          <w:sz w:val="22"/>
+          <w:szCs w:val="22"/>
+          <w:lang w:val="en-IN"/>
+        </w:rPr>
+        <w:t>The system supports lifecycle maintenance through periodic retraining and model version control, ensuring continuous improvement and production-ready deployment capability.</w:t>
+      </w:r>
+      <w:r>
+        <w:rPr>
+          <w:rFonts w:ascii="Arial" w:eastAsia="Aptos" w:hAnsi="Arial" w:cs="Arial"/>
+          <w:sz w:val="22"/>
+          <w:szCs w:val="22"/>
+          <w:lang w:val="en-IN"/>
+        </w:rPr>
+        <w:t xml:space="preserve"> </w:t>
+      </w:r>
+      <w:r>
+        <w:rPr>
+          <w:rFonts w:ascii="Arial" w:eastAsia="Aptos" w:hAnsi="Arial" w:cs="Arial"/>
+          <w:sz w:val="22"/>
+          <w:szCs w:val="22"/>
+          <w:lang w:val="en-IN"/>
+        </w:rPr>
+        <w:t>This project showcases real-world applications of data engineering, machine learning, and predictive analytics in academic performance monitoring.</w:t>
+      </w:r>
     </w:p>
     <w:p>
       <w:pPr>
@@ -1161,8 +1648,8 @@
         <w:spacing w:after="0" w:line="278" w:lineRule="auto"/>
         <w:rPr>
           <w:rFonts w:ascii="Arial" w:eastAsia="Aptos" w:hAnsi="Arial" w:cs="Arial"/>
-          <w:sz w:val="22"/>
-          <w:szCs w:val="22"/>
+          <w:sz w:val="2"/>
+          <w:szCs w:val="2"/>
         </w:rPr>
       </w:pPr>
     </w:p>
@@ -1171,52 +1658,22 @@
         <w:spacing w:after="0" w:line="278" w:lineRule="auto"/>
         <w:rPr>
           <w:rFonts w:ascii="Arial" w:eastAsia="Aptos" w:hAnsi="Arial" w:cs="Arial"/>
-          <w:sz w:val="22"/>
-          <w:szCs w:val="22"/>
-        </w:rPr>
-      </w:pPr>
+          <w:color w:val="7030A0"/>
+        </w:rPr>
+      </w:pPr>
+      <w:r>
+        <w:rPr>
+          <w:rFonts w:ascii="Arial" w:eastAsia="Aptos" w:hAnsi="Arial" w:cs="Arial"/>
+          <w:color w:val="7030A0"/>
+        </w:rPr>
+        <w:t>Parth Sachin Bhirwandekar</w:t>
+      </w:r>
     </w:p>
     <w:p>
       <w:pPr>
         <w:spacing w:after="0" w:line="278" w:lineRule="auto"/>
         <w:rPr>
           <w:rFonts w:ascii="Arial" w:eastAsia="Aptos" w:hAnsi="Arial" w:cs="Arial"/>
-          <w:sz w:val="22"/>
-          <w:szCs w:val="22"/>
-        </w:rPr>
-      </w:pPr>
-    </w:p>
-    <w:p>
-      <w:pPr>
-        <w:spacing w:after="0" w:line="278" w:lineRule="auto"/>
-        <w:rPr>
-          <w:rFonts w:ascii="Arial" w:eastAsia="Aptos" w:hAnsi="Arial" w:cs="Arial"/>
-          <w:sz w:val="22"/>
-          <w:szCs w:val="22"/>
-        </w:rPr>
-      </w:pPr>
-    </w:p>
-    <w:p>
-      <w:pPr>
-        <w:spacing w:after="0" w:line="278" w:lineRule="auto"/>
-        <w:rPr>
-          <w:rFonts w:ascii="Arial" w:eastAsia="Aptos" w:hAnsi="Arial" w:cs="Arial"/>
-          <w:color w:val="7030A0"/>
-        </w:rPr>
-      </w:pPr>
-      <w:r>
-        <w:rPr>
-          <w:rFonts w:ascii="Arial" w:eastAsia="Aptos" w:hAnsi="Arial" w:cs="Arial"/>
-          <w:color w:val="7030A0"/>
-        </w:rPr>
-        <w:t>Parth Sachin Bhirwandekar</w:t>
-      </w:r>
-    </w:p>
-    <w:p>
-      <w:pPr>
-        <w:spacing w:after="0" w:line="278" w:lineRule="auto"/>
-        <w:rPr>
-          <w:rFonts w:ascii="Arial" w:eastAsia="Aptos" w:hAnsi="Arial" w:cs="Arial"/>
           <w:color w:val="7030A0"/>
         </w:rPr>
       </w:pPr>
@@ -1229,7 +1686,7 @@
       </w:r>
     </w:p>
     <w:sectPr>
-      <w:pgSz w:w="11906" w:h="16838"/>
+      <w:pgSz w:w="11906" w:h="16838" w:code="9"/>
       <w:pgMar w:top="1440" w:right="1440" w:bottom="1440" w:left="1440" w:header="720" w:footer="720" w:gutter="0"/>
       <w:cols w:space="720"/>
       <w:docGrid w:linePitch="360"/>
@@ -1241,6 +1698,155 @@
 <file path=word/numbering.xml><?xml version="1.0" encoding="utf-8"?>
 <w:numbering xmlns:wpc="http://schemas.microsoft.com/office/word/2010/wordprocessingCanvas" xmlns:cx="http://schemas.microsoft.com/office/drawing/2014/chartex" xmlns:cx1="http://schemas.microsoft.com/office/drawing/2015/9/8/chartex" xmlns:cx2="http://schemas.microsoft.com/office/drawing/2015/10/21/chartex" xmlns:cx3="http://schemas.microsoft.com/office/drawing/2016/5/9/chartex" xmlns:cx4="http://schemas.microsoft.com/office/drawing/2016/5/10/chartex" xmlns:cx5="http://schemas.microsoft.com/office/drawing/2016/5/11/chartex" xmlns:cx6="http://schemas.microsoft.com/office/drawing/2016/5/12/chartex" xmlns:cx7="http://schemas.microsoft.com/office/drawing/2016/5/13/chartex" xmlns:cx8="http://schemas.microsoft.com/office/drawing/2016/5/14/chartex" xmlns:mc="http://schemas.openxmlformats.org/markup-compatibility/2006" xmlns:aink="http://schemas.microsoft.com/office/drawing/2016/ink" xmlns:am3d="http://schemas.microsoft.com/office/drawing/2017/model3d" xmlns:o="urn:schemas-microsoft-com:office:office" xmlns:oel="http://schemas.microsoft.com/office/2019/extlst" xmlns:r="http://schemas.openxmlformats.org/officeDocument/2006/relationships" xmlns:m="http://schemas.openxmlformats.org/officeDocument/2006/math" xmlns:v="urn:schemas-microsoft-com:vml" xmlns:wp14="http://schemas.microsoft.com/office/word/2010/wordprocessingDrawing" xmlns:wp="http://schemas.openxmlformats.org/drawingml/2006/wordprocessingDrawing" xmlns:w10="urn:schemas-microsoft-com:office:word" xmlns:w="http://schemas.openxmlformats.org/wordprocessingml/2006/main" xmlns:w14="http://schemas.microsoft.com/office/word/2010/wordml" xmlns:w15="http://schemas.microsoft.com/office/word/2012/wordml" xmlns:w16cex="http://schemas.microsoft.com/office/word/2018/wordml/cex" xmlns:w16cid="http://schemas.microsoft.com/office/word/2016/wordml/cid" xmlns:w16="http://schemas.microsoft.com/office/word/2018/wordml" xmlns:w16du="http://schemas.microsoft.com/office/word/2023/wordml/word16du" xmlns:w16sdtdh="http://schemas.microsoft.com/office/word/2020/wordml/sdtdatahash" xmlns:w16sdtfl="http://schemas.microsoft.com/office/word/2024/wordml/sdtformatlock" xmlns:w16se="http://schemas.microsoft.com/office/word/2015/wordml/symex" xmlns:wpg="http://schemas.microsoft.com/office/word/2010/wordprocessingGroup" xmlns:wpi="http://schemas.microsoft.com/office/word/2010/wordprocessingInk" xmlns:wne="http://schemas.microsoft.com/office/word/2006/wordml" xmlns:wps="http://schemas.microsoft.com/office/word/2010/wordprocessingShape" mc:Ignorable="w14 w15 w16se w16cid w16 w16cex w16sdtdh w16sdtfl w16du wp14">
   <w:abstractNum w:abstractNumId="0" w15:restartNumberingAfterBreak="0">
+    <w:nsid w:val="08EE36AB"/>
+    <w:multiLevelType w:val="multilevel"/>
+    <w:tmpl w:val="02A262F6"/>
+    <w:lvl w:ilvl="0">
+      <w:start w:val="1"/>
+      <w:numFmt w:val="bullet"/>
+      <w:lvlText w:val=""/>
+      <w:lvlJc w:val="left"/>
+      <w:pPr>
+        <w:tabs>
+          <w:tab w:val="num" w:pos="720"/>
+        </w:tabs>
+        <w:ind w:left="720" w:hanging="360"/>
+      </w:pPr>
+      <w:rPr>
+        <w:rFonts w:ascii="Symbol" w:hAnsi="Symbol" w:hint="default"/>
+        <w:sz w:val="20"/>
+      </w:rPr>
+    </w:lvl>
+    <w:lvl w:ilvl="1" w:tentative="1">
+      <w:start w:val="1"/>
+      <w:numFmt w:val="bullet"/>
+      <w:lvlText w:val="o"/>
+      <w:lvlJc w:val="left"/>
+      <w:pPr>
+        <w:tabs>
+          <w:tab w:val="num" w:pos="1440"/>
+        </w:tabs>
+        <w:ind w:left="1440" w:hanging="360"/>
+      </w:pPr>
+      <w:rPr>
+        <w:rFonts w:ascii="Courier New" w:hAnsi="Courier New" w:hint="default"/>
+        <w:sz w:val="20"/>
+      </w:rPr>
+    </w:lvl>
+    <w:lvl w:ilvl="2" w:tentative="1">
+      <w:start w:val="1"/>
+      <w:numFmt w:val="bullet"/>
+      <w:lvlText w:val=""/>
+      <w:lvlJc w:val="left"/>
+      <w:pPr>
+        <w:tabs>
+          <w:tab w:val="num" w:pos="2160"/>
+        </w:tabs>
+        <w:ind w:left="2160" w:hanging="360"/>
+      </w:pPr>
+      <w:rPr>
+        <w:rFonts w:ascii="Wingdings" w:hAnsi="Wingdings" w:hint="default"/>
+        <w:sz w:val="20"/>
+      </w:rPr>
+    </w:lvl>
+    <w:lvl w:ilvl="3" w:tentative="1">
+      <w:start w:val="1"/>
+      <w:numFmt w:val="bullet"/>
+      <w:lvlText w:val=""/>
+      <w:lvlJc w:val="left"/>
+      <w:pPr>
+        <w:tabs>
+          <w:tab w:val="num" w:pos="2880"/>
+        </w:tabs>
+        <w:ind w:left="2880" w:hanging="360"/>
+      </w:pPr>
+      <w:rPr>
+        <w:rFonts w:ascii="Wingdings" w:hAnsi="Wingdings" w:hint="default"/>
+        <w:sz w:val="20"/>
+      </w:rPr>
+    </w:lvl>
+    <w:lvl w:ilvl="4" w:tentative="1">
+      <w:start w:val="1"/>
+      <w:numFmt w:val="bullet"/>
+      <w:lvlText w:val=""/>
+      <w:lvlJc w:val="left"/>
+      <w:pPr>
+        <w:tabs>
+          <w:tab w:val="num" w:pos="3600"/>
+        </w:tabs>
+        <w:ind w:left="3600" w:hanging="360"/>
+      </w:pPr>
+      <w:rPr>
+        <w:rFonts w:ascii="Wingdings" w:hAnsi="Wingdings" w:hint="default"/>
+        <w:sz w:val="20"/>
+      </w:rPr>
+    </w:lvl>
+    <w:lvl w:ilvl="5" w:tentative="1">
+      <w:start w:val="1"/>
+      <w:numFmt w:val="bullet"/>
+      <w:lvlText w:val=""/>
+      <w:lvlJc w:val="left"/>
+      <w:pPr>
+        <w:tabs>
+          <w:tab w:val="num" w:pos="4320"/>
+        </w:tabs>
+        <w:ind w:left="4320" w:hanging="360"/>
+      </w:pPr>
+      <w:rPr>
+        <w:rFonts w:ascii="Wingdings" w:hAnsi="Wingdings" w:hint="default"/>
+        <w:sz w:val="20"/>
+      </w:rPr>
+    </w:lvl>
+    <w:lvl w:ilvl="6" w:tentative="1">
+      <w:start w:val="1"/>
+      <w:numFmt w:val="bullet"/>
+      <w:lvlText w:val=""/>
+      <w:lvlJc w:val="left"/>
+      <w:pPr>
+        <w:tabs>
+          <w:tab w:val="num" w:pos="5040"/>
+        </w:tabs>
+        <w:ind w:left="5040" w:hanging="360"/>
+      </w:pPr>
+      <w:rPr>
+        <w:rFonts w:ascii="Wingdings" w:hAnsi="Wingdings" w:hint="default"/>
+        <w:sz w:val="20"/>
+      </w:rPr>
+    </w:lvl>
+    <w:lvl w:ilvl="7" w:tentative="1">
+      <w:start w:val="1"/>
+      <w:numFmt w:val="bullet"/>
+      <w:lvlText w:val=""/>
+      <w:lvlJc w:val="left"/>
+      <w:pPr>
+        <w:tabs>
+          <w:tab w:val="num" w:pos="5760"/>
+        </w:tabs>
+        <w:ind w:left="5760" w:hanging="360"/>
+      </w:pPr>
+      <w:rPr>
+        <w:rFonts w:ascii="Wingdings" w:hAnsi="Wingdings" w:hint="default"/>
+        <w:sz w:val="20"/>
+      </w:rPr>
+    </w:lvl>
+    <w:lvl w:ilvl="8" w:tentative="1">
+      <w:start w:val="1"/>
+      <w:numFmt w:val="bullet"/>
+      <w:lvlText w:val=""/>
+      <w:lvlJc w:val="left"/>
+      <w:pPr>
+        <w:tabs>
+          <w:tab w:val="num" w:pos="6480"/>
+        </w:tabs>
+        <w:ind w:left="6480" w:hanging="360"/>
+      </w:pPr>
+      <w:rPr>
+        <w:rFonts w:ascii="Wingdings" w:hAnsi="Wingdings" w:hint="default"/>
+        <w:sz w:val="20"/>
+      </w:rPr>
+    </w:lvl>
+  </w:abstractNum>
+  <w:abstractNum w:abstractNumId="1" w15:restartNumberingAfterBreak="0">
     <w:nsid w:val="0F5B3B3D"/>
     <w:multiLevelType w:val="hybridMultilevel"/>
     <w:tmpl w:val="2580E41A"/>
@@ -1353,7 +1959,7 @@
       </w:rPr>
     </w:lvl>
   </w:abstractNum>
-  <w:abstractNum w:abstractNumId="1" w15:restartNumberingAfterBreak="0">
+  <w:abstractNum w:abstractNumId="2" w15:restartNumberingAfterBreak="0">
     <w:nsid w:val="11954589"/>
     <w:multiLevelType w:val="hybridMultilevel"/>
     <w:tmpl w:val="AC083864"/>
@@ -1466,7 +2072,454 @@
       </w:rPr>
     </w:lvl>
   </w:abstractNum>
-  <w:abstractNum w:abstractNumId="2" w15:restartNumberingAfterBreak="0">
+  <w:abstractNum w:abstractNumId="3" w15:restartNumberingAfterBreak="0">
+    <w:nsid w:val="125C1510"/>
+    <w:multiLevelType w:val="multilevel"/>
+    <w:tmpl w:val="89BC81F0"/>
+    <w:lvl w:ilvl="0">
+      <w:start w:val="1"/>
+      <w:numFmt w:val="bullet"/>
+      <w:lvlText w:val=""/>
+      <w:lvlJc w:val="left"/>
+      <w:pPr>
+        <w:tabs>
+          <w:tab w:val="num" w:pos="720"/>
+        </w:tabs>
+        <w:ind w:left="720" w:hanging="360"/>
+      </w:pPr>
+      <w:rPr>
+        <w:rFonts w:ascii="Symbol" w:hAnsi="Symbol" w:hint="default"/>
+        <w:sz w:val="20"/>
+      </w:rPr>
+    </w:lvl>
+    <w:lvl w:ilvl="1" w:tentative="1">
+      <w:start w:val="1"/>
+      <w:numFmt w:val="bullet"/>
+      <w:lvlText w:val="o"/>
+      <w:lvlJc w:val="left"/>
+      <w:pPr>
+        <w:tabs>
+          <w:tab w:val="num" w:pos="1440"/>
+        </w:tabs>
+        <w:ind w:left="1440" w:hanging="360"/>
+      </w:pPr>
+      <w:rPr>
+        <w:rFonts w:ascii="Courier New" w:hAnsi="Courier New" w:hint="default"/>
+        <w:sz w:val="20"/>
+      </w:rPr>
+    </w:lvl>
+    <w:lvl w:ilvl="2" w:tentative="1">
+      <w:start w:val="1"/>
+      <w:numFmt w:val="bullet"/>
+      <w:lvlText w:val=""/>
+      <w:lvlJc w:val="left"/>
+      <w:pPr>
+        <w:tabs>
+          <w:tab w:val="num" w:pos="2160"/>
+        </w:tabs>
+        <w:ind w:left="2160" w:hanging="360"/>
+      </w:pPr>
+      <w:rPr>
+        <w:rFonts w:ascii="Wingdings" w:hAnsi="Wingdings" w:hint="default"/>
+        <w:sz w:val="20"/>
+      </w:rPr>
+    </w:lvl>
+    <w:lvl w:ilvl="3" w:tentative="1">
+      <w:start w:val="1"/>
+      <w:numFmt w:val="bullet"/>
+      <w:lvlText w:val=""/>
+      <w:lvlJc w:val="left"/>
+      <w:pPr>
+        <w:tabs>
+          <w:tab w:val="num" w:pos="2880"/>
+        </w:tabs>
+        <w:ind w:left="2880" w:hanging="360"/>
+      </w:pPr>
+      <w:rPr>
+        <w:rFonts w:ascii="Wingdings" w:hAnsi="Wingdings" w:hint="default"/>
+        <w:sz w:val="20"/>
+      </w:rPr>
+    </w:lvl>
+    <w:lvl w:ilvl="4" w:tentative="1">
+      <w:start w:val="1"/>
+      <w:numFmt w:val="bullet"/>
+      <w:lvlText w:val=""/>
+      <w:lvlJc w:val="left"/>
+      <w:pPr>
+        <w:tabs>
+          <w:tab w:val="num" w:pos="3600"/>
+        </w:tabs>
+        <w:ind w:left="3600" w:hanging="360"/>
+      </w:pPr>
+      <w:rPr>
+        <w:rFonts w:ascii="Wingdings" w:hAnsi="Wingdings" w:hint="default"/>
+        <w:sz w:val="20"/>
+      </w:rPr>
+    </w:lvl>
+    <w:lvl w:ilvl="5" w:tentative="1">
+      <w:start w:val="1"/>
+      <w:numFmt w:val="bullet"/>
+      <w:lvlText w:val=""/>
+      <w:lvlJc w:val="left"/>
+      <w:pPr>
+        <w:tabs>
+          <w:tab w:val="num" w:pos="4320"/>
+        </w:tabs>
+        <w:ind w:left="4320" w:hanging="360"/>
+      </w:pPr>
+      <w:rPr>
+        <w:rFonts w:ascii="Wingdings" w:hAnsi="Wingdings" w:hint="default"/>
+        <w:sz w:val="20"/>
+      </w:rPr>
+    </w:lvl>
+    <w:lvl w:ilvl="6" w:tentative="1">
+      <w:start w:val="1"/>
+      <w:numFmt w:val="bullet"/>
+      <w:lvlText w:val=""/>
+      <w:lvlJc w:val="left"/>
+      <w:pPr>
+        <w:tabs>
+          <w:tab w:val="num" w:pos="5040"/>
+        </w:tabs>
+        <w:ind w:left="5040" w:hanging="360"/>
+      </w:pPr>
+      <w:rPr>
+        <w:rFonts w:ascii="Wingdings" w:hAnsi="Wingdings" w:hint="default"/>
+        <w:sz w:val="20"/>
+      </w:rPr>
+    </w:lvl>
+    <w:lvl w:ilvl="7" w:tentative="1">
+      <w:start w:val="1"/>
+      <w:numFmt w:val="bullet"/>
+      <w:lvlText w:val=""/>
+      <w:lvlJc w:val="left"/>
+      <w:pPr>
+        <w:tabs>
+          <w:tab w:val="num" w:pos="5760"/>
+        </w:tabs>
+        <w:ind w:left="5760" w:hanging="360"/>
+      </w:pPr>
+      <w:rPr>
+        <w:rFonts w:ascii="Wingdings" w:hAnsi="Wingdings" w:hint="default"/>
+        <w:sz w:val="20"/>
+      </w:rPr>
+    </w:lvl>
+    <w:lvl w:ilvl="8" w:tentative="1">
+      <w:start w:val="1"/>
+      <w:numFmt w:val="bullet"/>
+      <w:lvlText w:val=""/>
+      <w:lvlJc w:val="left"/>
+      <w:pPr>
+        <w:tabs>
+          <w:tab w:val="num" w:pos="6480"/>
+        </w:tabs>
+        <w:ind w:left="6480" w:hanging="360"/>
+      </w:pPr>
+      <w:rPr>
+        <w:rFonts w:ascii="Wingdings" w:hAnsi="Wingdings" w:hint="default"/>
+        <w:sz w:val="20"/>
+      </w:rPr>
+    </w:lvl>
+  </w:abstractNum>
+  <w:abstractNum w:abstractNumId="4" w15:restartNumberingAfterBreak="0">
+    <w:nsid w:val="12685F24"/>
+    <w:multiLevelType w:val="multilevel"/>
+    <w:tmpl w:val="6F5C956C"/>
+    <w:lvl w:ilvl="0">
+      <w:start w:val="1"/>
+      <w:numFmt w:val="bullet"/>
+      <w:lvlText w:val=""/>
+      <w:lvlJc w:val="left"/>
+      <w:pPr>
+        <w:tabs>
+          <w:tab w:val="num" w:pos="720"/>
+        </w:tabs>
+        <w:ind w:left="720" w:hanging="360"/>
+      </w:pPr>
+      <w:rPr>
+        <w:rFonts w:ascii="Symbol" w:hAnsi="Symbol" w:hint="default"/>
+        <w:sz w:val="20"/>
+      </w:rPr>
+    </w:lvl>
+    <w:lvl w:ilvl="1" w:tentative="1">
+      <w:start w:val="1"/>
+      <w:numFmt w:val="bullet"/>
+      <w:lvlText w:val="o"/>
+      <w:lvlJc w:val="left"/>
+      <w:pPr>
+        <w:tabs>
+          <w:tab w:val="num" w:pos="1440"/>
+        </w:tabs>
+        <w:ind w:left="1440" w:hanging="360"/>
+      </w:pPr>
+      <w:rPr>
+        <w:rFonts w:ascii="Courier New" w:hAnsi="Courier New" w:hint="default"/>
+        <w:sz w:val="20"/>
+      </w:rPr>
+    </w:lvl>
+    <w:lvl w:ilvl="2" w:tentative="1">
+      <w:start w:val="1"/>
+      <w:numFmt w:val="bullet"/>
+      <w:lvlText w:val=""/>
+      <w:lvlJc w:val="left"/>
+      <w:pPr>
+        <w:tabs>
+          <w:tab w:val="num" w:pos="2160"/>
+        </w:tabs>
+        <w:ind w:left="2160" w:hanging="360"/>
+      </w:pPr>
+      <w:rPr>
+        <w:rFonts w:ascii="Wingdings" w:hAnsi="Wingdings" w:hint="default"/>
+        <w:sz w:val="20"/>
+      </w:rPr>
+    </w:lvl>
+    <w:lvl w:ilvl="3" w:tentative="1">
+      <w:start w:val="1"/>
+      <w:numFmt w:val="bullet"/>
+      <w:lvlText w:val=""/>
+      <w:lvlJc w:val="left"/>
+      <w:pPr>
+        <w:tabs>
+          <w:tab w:val="num" w:pos="2880"/>
+        </w:tabs>
+        <w:ind w:left="2880" w:hanging="360"/>
+      </w:pPr>
+      <w:rPr>
+        <w:rFonts w:ascii="Wingdings" w:hAnsi="Wingdings" w:hint="default"/>
+        <w:sz w:val="20"/>
+      </w:rPr>
+    </w:lvl>
+    <w:lvl w:ilvl="4" w:tentative="1">
+      <w:start w:val="1"/>
+      <w:numFmt w:val="bullet"/>
+      <w:lvlText w:val=""/>
+      <w:lvlJc w:val="left"/>
+      <w:pPr>
+        <w:tabs>
+          <w:tab w:val="num" w:pos="3600"/>
+        </w:tabs>
+        <w:ind w:left="3600" w:hanging="360"/>
+      </w:pPr>
+      <w:rPr>
+        <w:rFonts w:ascii="Wingdings" w:hAnsi="Wingdings" w:hint="default"/>
+        <w:sz w:val="20"/>
+      </w:rPr>
+    </w:lvl>
+    <w:lvl w:ilvl="5" w:tentative="1">
+      <w:start w:val="1"/>
+      <w:numFmt w:val="bullet"/>
+      <w:lvlText w:val=""/>
+      <w:lvlJc w:val="left"/>
+      <w:pPr>
+        <w:tabs>
+          <w:tab w:val="num" w:pos="4320"/>
+        </w:tabs>
+        <w:ind w:left="4320" w:hanging="360"/>
+      </w:pPr>
+      <w:rPr>
+        <w:rFonts w:ascii="Wingdings" w:hAnsi="Wingdings" w:hint="default"/>
+        <w:sz w:val="20"/>
+      </w:rPr>
+    </w:lvl>
+    <w:lvl w:ilvl="6" w:tentative="1">
+      <w:start w:val="1"/>
+      <w:numFmt w:val="bullet"/>
+      <w:lvlText w:val=""/>
+      <w:lvlJc w:val="left"/>
+      <w:pPr>
+        <w:tabs>
+          <w:tab w:val="num" w:pos="5040"/>
+        </w:tabs>
+        <w:ind w:left="5040" w:hanging="360"/>
+      </w:pPr>
+      <w:rPr>
+        <w:rFonts w:ascii="Wingdings" w:hAnsi="Wingdings" w:hint="default"/>
+        <w:sz w:val="20"/>
+      </w:rPr>
+    </w:lvl>
+    <w:lvl w:ilvl="7" w:tentative="1">
+      <w:start w:val="1"/>
+      <w:numFmt w:val="bullet"/>
+      <w:lvlText w:val=""/>
+      <w:lvlJc w:val="left"/>
+      <w:pPr>
+        <w:tabs>
+          <w:tab w:val="num" w:pos="5760"/>
+        </w:tabs>
+        <w:ind w:left="5760" w:hanging="360"/>
+      </w:pPr>
+      <w:rPr>
+        <w:rFonts w:ascii="Wingdings" w:hAnsi="Wingdings" w:hint="default"/>
+        <w:sz w:val="20"/>
+      </w:rPr>
+    </w:lvl>
+    <w:lvl w:ilvl="8" w:tentative="1">
+      <w:start w:val="1"/>
+      <w:numFmt w:val="bullet"/>
+      <w:lvlText w:val=""/>
+      <w:lvlJc w:val="left"/>
+      <w:pPr>
+        <w:tabs>
+          <w:tab w:val="num" w:pos="6480"/>
+        </w:tabs>
+        <w:ind w:left="6480" w:hanging="360"/>
+      </w:pPr>
+      <w:rPr>
+        <w:rFonts w:ascii="Wingdings" w:hAnsi="Wingdings" w:hint="default"/>
+        <w:sz w:val="20"/>
+      </w:rPr>
+    </w:lvl>
+  </w:abstractNum>
+  <w:abstractNum w:abstractNumId="5" w15:restartNumberingAfterBreak="0">
+    <w:nsid w:val="1AAF6170"/>
+    <w:multiLevelType w:val="multilevel"/>
+    <w:tmpl w:val="8A182A28"/>
+    <w:lvl w:ilvl="0">
+      <w:start w:val="1"/>
+      <w:numFmt w:val="bullet"/>
+      <w:lvlText w:val=""/>
+      <w:lvlJc w:val="left"/>
+      <w:pPr>
+        <w:tabs>
+          <w:tab w:val="num" w:pos="720"/>
+        </w:tabs>
+        <w:ind w:left="720" w:hanging="360"/>
+      </w:pPr>
+      <w:rPr>
+        <w:rFonts w:ascii="Symbol" w:hAnsi="Symbol" w:hint="default"/>
+        <w:sz w:val="20"/>
+      </w:rPr>
+    </w:lvl>
+    <w:lvl w:ilvl="1" w:tentative="1">
+      <w:start w:val="1"/>
+      <w:numFmt w:val="bullet"/>
+      <w:lvlText w:val="o"/>
+      <w:lvlJc w:val="left"/>
+      <w:pPr>
+        <w:tabs>
+          <w:tab w:val="num" w:pos="1440"/>
+        </w:tabs>
+        <w:ind w:left="1440" w:hanging="360"/>
+      </w:pPr>
+      <w:rPr>
+        <w:rFonts w:ascii="Courier New" w:hAnsi="Courier New" w:hint="default"/>
+        <w:sz w:val="20"/>
+      </w:rPr>
+    </w:lvl>
+    <w:lvl w:ilvl="2" w:tentative="1">
+      <w:start w:val="1"/>
+      <w:numFmt w:val="bullet"/>
+      <w:lvlText w:val=""/>
+      <w:lvlJc w:val="left"/>
+      <w:pPr>
+        <w:tabs>
+          <w:tab w:val="num" w:pos="2160"/>
+        </w:tabs>
+        <w:ind w:left="2160" w:hanging="360"/>
+      </w:pPr>
+      <w:rPr>
+        <w:rFonts w:ascii="Wingdings" w:hAnsi="Wingdings" w:hint="default"/>
+        <w:sz w:val="20"/>
+      </w:rPr>
+    </w:lvl>
+    <w:lvl w:ilvl="3" w:tentative="1">
+      <w:start w:val="1"/>
+      <w:numFmt w:val="bullet"/>
+      <w:lvlText w:val=""/>
+      <w:lvlJc w:val="left"/>
+      <w:pPr>
+        <w:tabs>
+          <w:tab w:val="num" w:pos="2880"/>
+        </w:tabs>
+        <w:ind w:left="2880" w:hanging="360"/>
+      </w:pPr>
+      <w:rPr>
+        <w:rFonts w:ascii="Wingdings" w:hAnsi="Wingdings" w:hint="default"/>
+        <w:sz w:val="20"/>
+      </w:rPr>
+    </w:lvl>
+    <w:lvl w:ilvl="4" w:tentative="1">
+      <w:start w:val="1"/>
+      <w:numFmt w:val="bullet"/>
+      <w:lvlText w:val=""/>
+      <w:lvlJc w:val="left"/>
+      <w:pPr>
+        <w:tabs>
+          <w:tab w:val="num" w:pos="3600"/>
+        </w:tabs>
+        <w:ind w:left="3600" w:hanging="360"/>
+      </w:pPr>
+      <w:rPr>
+        <w:rFonts w:ascii="Wingdings" w:hAnsi="Wingdings" w:hint="default"/>
+        <w:sz w:val="20"/>
+      </w:rPr>
+    </w:lvl>
+    <w:lvl w:ilvl="5" w:tentative="1">
+      <w:start w:val="1"/>
+      <w:numFmt w:val="bullet"/>
+      <w:lvlText w:val=""/>
+      <w:lvlJc w:val="left"/>
+      <w:pPr>
+        <w:tabs>
+          <w:tab w:val="num" w:pos="4320"/>
+        </w:tabs>
+        <w:ind w:left="4320" w:hanging="360"/>
+      </w:pPr>
+      <w:rPr>
+        <w:rFonts w:ascii="Wingdings" w:hAnsi="Wingdings" w:hint="default"/>
+        <w:sz w:val="20"/>
+      </w:rPr>
+    </w:lvl>
+    <w:lvl w:ilvl="6" w:tentative="1">
+      <w:start w:val="1"/>
+      <w:numFmt w:val="bullet"/>
+      <w:lvlText w:val=""/>
+      <w:lvlJc w:val="left"/>
+      <w:pPr>
+        <w:tabs>
+          <w:tab w:val="num" w:pos="5040"/>
+        </w:tabs>
+        <w:ind w:left="5040" w:hanging="360"/>
+      </w:pPr>
+      <w:rPr>
+        <w:rFonts w:ascii="Wingdings" w:hAnsi="Wingdings" w:hint="default"/>
+        <w:sz w:val="20"/>
+      </w:rPr>
+    </w:lvl>
+    <w:lvl w:ilvl="7" w:tentative="1">
+      <w:start w:val="1"/>
+      <w:numFmt w:val="bullet"/>
+      <w:lvlText w:val=""/>
+      <w:lvlJc w:val="left"/>
+      <w:pPr>
+        <w:tabs>
+          <w:tab w:val="num" w:pos="5760"/>
+        </w:tabs>
+        <w:ind w:left="5760" w:hanging="360"/>
+      </w:pPr>
+      <w:rPr>
+        <w:rFonts w:ascii="Wingdings" w:hAnsi="Wingdings" w:hint="default"/>
+        <w:sz w:val="20"/>
+      </w:rPr>
+    </w:lvl>
+    <w:lvl w:ilvl="8" w:tentative="1">
+      <w:start w:val="1"/>
+      <w:numFmt w:val="bullet"/>
+      <w:lvlText w:val=""/>
+      <w:lvlJc w:val="left"/>
+      <w:pPr>
+        <w:tabs>
+          <w:tab w:val="num" w:pos="6480"/>
+        </w:tabs>
+        <w:ind w:left="6480" w:hanging="360"/>
+      </w:pPr>
+      <w:rPr>
+        <w:rFonts w:ascii="Wingdings" w:hAnsi="Wingdings" w:hint="default"/>
+        <w:sz w:val="20"/>
+      </w:rPr>
+    </w:lvl>
+  </w:abstractNum>
+  <w:abstractNum w:abstractNumId="6" w15:restartNumberingAfterBreak="0">
     <w:nsid w:val="1B1100AA"/>
     <w:multiLevelType w:val="multilevel"/>
     <w:tmpl w:val="68BA1DA0"/>
@@ -1615,7 +2668,305 @@
       </w:rPr>
     </w:lvl>
   </w:abstractNum>
-  <w:abstractNum w:abstractNumId="3" w15:restartNumberingAfterBreak="0">
+  <w:abstractNum w:abstractNumId="7" w15:restartNumberingAfterBreak="0">
+    <w:nsid w:val="1B320FE2"/>
+    <w:multiLevelType w:val="multilevel"/>
+    <w:tmpl w:val="E63E7D3C"/>
+    <w:lvl w:ilvl="0">
+      <w:start w:val="1"/>
+      <w:numFmt w:val="bullet"/>
+      <w:lvlText w:val=""/>
+      <w:lvlJc w:val="left"/>
+      <w:pPr>
+        <w:tabs>
+          <w:tab w:val="num" w:pos="720"/>
+        </w:tabs>
+        <w:ind w:left="720" w:hanging="360"/>
+      </w:pPr>
+      <w:rPr>
+        <w:rFonts w:ascii="Symbol" w:hAnsi="Symbol" w:hint="default"/>
+        <w:sz w:val="20"/>
+      </w:rPr>
+    </w:lvl>
+    <w:lvl w:ilvl="1" w:tentative="1">
+      <w:start w:val="1"/>
+      <w:numFmt w:val="bullet"/>
+      <w:lvlText w:val="o"/>
+      <w:lvlJc w:val="left"/>
+      <w:pPr>
+        <w:tabs>
+          <w:tab w:val="num" w:pos="1440"/>
+        </w:tabs>
+        <w:ind w:left="1440" w:hanging="360"/>
+      </w:pPr>
+      <w:rPr>
+        <w:rFonts w:ascii="Courier New" w:hAnsi="Courier New" w:hint="default"/>
+        <w:sz w:val="20"/>
+      </w:rPr>
+    </w:lvl>
+    <w:lvl w:ilvl="2" w:tentative="1">
+      <w:start w:val="1"/>
+      <w:numFmt w:val="bullet"/>
+      <w:lvlText w:val=""/>
+      <w:lvlJc w:val="left"/>
+      <w:pPr>
+        <w:tabs>
+          <w:tab w:val="num" w:pos="2160"/>
+        </w:tabs>
+        <w:ind w:left="2160" w:hanging="360"/>
+      </w:pPr>
+      <w:rPr>
+        <w:rFonts w:ascii="Wingdings" w:hAnsi="Wingdings" w:hint="default"/>
+        <w:sz w:val="20"/>
+      </w:rPr>
+    </w:lvl>
+    <w:lvl w:ilvl="3" w:tentative="1">
+      <w:start w:val="1"/>
+      <w:numFmt w:val="bullet"/>
+      <w:lvlText w:val=""/>
+      <w:lvlJc w:val="left"/>
+      <w:pPr>
+        <w:tabs>
+          <w:tab w:val="num" w:pos="2880"/>
+        </w:tabs>
+        <w:ind w:left="2880" w:hanging="360"/>
+      </w:pPr>
+      <w:rPr>
+        <w:rFonts w:ascii="Wingdings" w:hAnsi="Wingdings" w:hint="default"/>
+        <w:sz w:val="20"/>
+      </w:rPr>
+    </w:lvl>
+    <w:lvl w:ilvl="4" w:tentative="1">
+      <w:start w:val="1"/>
+      <w:numFmt w:val="bullet"/>
+      <w:lvlText w:val=""/>
+      <w:lvlJc w:val="left"/>
+      <w:pPr>
+        <w:tabs>
+          <w:tab w:val="num" w:pos="3600"/>
+        </w:tabs>
+        <w:ind w:left="3600" w:hanging="360"/>
+      </w:pPr>
+      <w:rPr>
+        <w:rFonts w:ascii="Wingdings" w:hAnsi="Wingdings" w:hint="default"/>
+        <w:sz w:val="20"/>
+      </w:rPr>
+    </w:lvl>
+    <w:lvl w:ilvl="5" w:tentative="1">
+      <w:start w:val="1"/>
+      <w:numFmt w:val="bullet"/>
+      <w:lvlText w:val=""/>
+      <w:lvlJc w:val="left"/>
+      <w:pPr>
+        <w:tabs>
+          <w:tab w:val="num" w:pos="4320"/>
+        </w:tabs>
+        <w:ind w:left="4320" w:hanging="360"/>
+      </w:pPr>
+      <w:rPr>
+        <w:rFonts w:ascii="Wingdings" w:hAnsi="Wingdings" w:hint="default"/>
+        <w:sz w:val="20"/>
+      </w:rPr>
+    </w:lvl>
+    <w:lvl w:ilvl="6" w:tentative="1">
+      <w:start w:val="1"/>
+      <w:numFmt w:val="bullet"/>
+      <w:lvlText w:val=""/>
+      <w:lvlJc w:val="left"/>
+      <w:pPr>
+        <w:tabs>
+          <w:tab w:val="num" w:pos="5040"/>
+        </w:tabs>
+        <w:ind w:left="5040" w:hanging="360"/>
+      </w:pPr>
+      <w:rPr>
+        <w:rFonts w:ascii="Wingdings" w:hAnsi="Wingdings" w:hint="default"/>
+        <w:sz w:val="20"/>
+      </w:rPr>
+    </w:lvl>
+    <w:lvl w:ilvl="7" w:tentative="1">
+      <w:start w:val="1"/>
+      <w:numFmt w:val="bullet"/>
+      <w:lvlText w:val=""/>
+      <w:lvlJc w:val="left"/>
+      <w:pPr>
+        <w:tabs>
+          <w:tab w:val="num" w:pos="5760"/>
+        </w:tabs>
+        <w:ind w:left="5760" w:hanging="360"/>
+      </w:pPr>
+      <w:rPr>
+        <w:rFonts w:ascii="Wingdings" w:hAnsi="Wingdings" w:hint="default"/>
+        <w:sz w:val="20"/>
+      </w:rPr>
+    </w:lvl>
+    <w:lvl w:ilvl="8" w:tentative="1">
+      <w:start w:val="1"/>
+      <w:numFmt w:val="bullet"/>
+      <w:lvlText w:val=""/>
+      <w:lvlJc w:val="left"/>
+      <w:pPr>
+        <w:tabs>
+          <w:tab w:val="num" w:pos="6480"/>
+        </w:tabs>
+        <w:ind w:left="6480" w:hanging="360"/>
+      </w:pPr>
+      <w:rPr>
+        <w:rFonts w:ascii="Wingdings" w:hAnsi="Wingdings" w:hint="default"/>
+        <w:sz w:val="20"/>
+      </w:rPr>
+    </w:lvl>
+  </w:abstractNum>
+  <w:abstractNum w:abstractNumId="8" w15:restartNumberingAfterBreak="0">
+    <w:nsid w:val="1E6A0D51"/>
+    <w:multiLevelType w:val="multilevel"/>
+    <w:tmpl w:val="2ED63A20"/>
+    <w:lvl w:ilvl="0">
+      <w:start w:val="1"/>
+      <w:numFmt w:val="bullet"/>
+      <w:lvlText w:val=""/>
+      <w:lvlJc w:val="left"/>
+      <w:pPr>
+        <w:tabs>
+          <w:tab w:val="num" w:pos="720"/>
+        </w:tabs>
+        <w:ind w:left="720" w:hanging="360"/>
+      </w:pPr>
+      <w:rPr>
+        <w:rFonts w:ascii="Symbol" w:hAnsi="Symbol" w:hint="default"/>
+        <w:sz w:val="20"/>
+      </w:rPr>
+    </w:lvl>
+    <w:lvl w:ilvl="1" w:tentative="1">
+      <w:start w:val="1"/>
+      <w:numFmt w:val="bullet"/>
+      <w:lvlText w:val="o"/>
+      <w:lvlJc w:val="left"/>
+      <w:pPr>
+        <w:tabs>
+          <w:tab w:val="num" w:pos="1440"/>
+        </w:tabs>
+        <w:ind w:left="1440" w:hanging="360"/>
+      </w:pPr>
+      <w:rPr>
+        <w:rFonts w:ascii="Courier New" w:hAnsi="Courier New" w:hint="default"/>
+        <w:sz w:val="20"/>
+      </w:rPr>
+    </w:lvl>
+    <w:lvl w:ilvl="2" w:tentative="1">
+      <w:start w:val="1"/>
+      <w:numFmt w:val="bullet"/>
+      <w:lvlText w:val=""/>
+      <w:lvlJc w:val="left"/>
+      <w:pPr>
+        <w:tabs>
+          <w:tab w:val="num" w:pos="2160"/>
+        </w:tabs>
+        <w:ind w:left="2160" w:hanging="360"/>
+      </w:pPr>
+      <w:rPr>
+        <w:rFonts w:ascii="Wingdings" w:hAnsi="Wingdings" w:hint="default"/>
+        <w:sz w:val="20"/>
+      </w:rPr>
+    </w:lvl>
+    <w:lvl w:ilvl="3" w:tentative="1">
+      <w:start w:val="1"/>
+      <w:numFmt w:val="bullet"/>
+      <w:lvlText w:val=""/>
+      <w:lvlJc w:val="left"/>
+      <w:pPr>
+        <w:tabs>
+          <w:tab w:val="num" w:pos="2880"/>
+        </w:tabs>
+        <w:ind w:left="2880" w:hanging="360"/>
+      </w:pPr>
+      <w:rPr>
+        <w:rFonts w:ascii="Wingdings" w:hAnsi="Wingdings" w:hint="default"/>
+        <w:sz w:val="20"/>
+      </w:rPr>
+    </w:lvl>
+    <w:lvl w:ilvl="4" w:tentative="1">
+      <w:start w:val="1"/>
+      <w:numFmt w:val="bullet"/>
+      <w:lvlText w:val=""/>
+      <w:lvlJc w:val="left"/>
+      <w:pPr>
+        <w:tabs>
+          <w:tab w:val="num" w:pos="3600"/>
+        </w:tabs>
+        <w:ind w:left="3600" w:hanging="360"/>
+      </w:pPr>
+      <w:rPr>
+        <w:rFonts w:ascii="Wingdings" w:hAnsi="Wingdings" w:hint="default"/>
+        <w:sz w:val="20"/>
+      </w:rPr>
+    </w:lvl>
+    <w:lvl w:ilvl="5" w:tentative="1">
+      <w:start w:val="1"/>
+      <w:numFmt w:val="bullet"/>
+      <w:lvlText w:val=""/>
+      <w:lvlJc w:val="left"/>
+      <w:pPr>
+        <w:tabs>
+          <w:tab w:val="num" w:pos="4320"/>
+        </w:tabs>
+        <w:ind w:left="4320" w:hanging="360"/>
+      </w:pPr>
+      <w:rPr>
+        <w:rFonts w:ascii="Wingdings" w:hAnsi="Wingdings" w:hint="default"/>
+        <w:sz w:val="20"/>
+      </w:rPr>
+    </w:lvl>
+    <w:lvl w:ilvl="6" w:tentative="1">
+      <w:start w:val="1"/>
+      <w:numFmt w:val="bullet"/>
+      <w:lvlText w:val=""/>
+      <w:lvlJc w:val="left"/>
+      <w:pPr>
+        <w:tabs>
+          <w:tab w:val="num" w:pos="5040"/>
+        </w:tabs>
+        <w:ind w:left="5040" w:hanging="360"/>
+      </w:pPr>
+      <w:rPr>
+        <w:rFonts w:ascii="Wingdings" w:hAnsi="Wingdings" w:hint="default"/>
+        <w:sz w:val="20"/>
+      </w:rPr>
+    </w:lvl>
+    <w:lvl w:ilvl="7" w:tentative="1">
+      <w:start w:val="1"/>
+      <w:numFmt w:val="bullet"/>
+      <w:lvlText w:val=""/>
+      <w:lvlJc w:val="left"/>
+      <w:pPr>
+        <w:tabs>
+          <w:tab w:val="num" w:pos="5760"/>
+        </w:tabs>
+        <w:ind w:left="5760" w:hanging="360"/>
+      </w:pPr>
+      <w:rPr>
+        <w:rFonts w:ascii="Wingdings" w:hAnsi="Wingdings" w:hint="default"/>
+        <w:sz w:val="20"/>
+      </w:rPr>
+    </w:lvl>
+    <w:lvl w:ilvl="8" w:tentative="1">
+      <w:start w:val="1"/>
+      <w:numFmt w:val="bullet"/>
+      <w:lvlText w:val=""/>
+      <w:lvlJc w:val="left"/>
+      <w:pPr>
+        <w:tabs>
+          <w:tab w:val="num" w:pos="6480"/>
+        </w:tabs>
+        <w:ind w:left="6480" w:hanging="360"/>
+      </w:pPr>
+      <w:rPr>
+        <w:rFonts w:ascii="Wingdings" w:hAnsi="Wingdings" w:hint="default"/>
+        <w:sz w:val="20"/>
+      </w:rPr>
+    </w:lvl>
+  </w:abstractNum>
+  <w:abstractNum w:abstractNumId="9" w15:restartNumberingAfterBreak="0">
     <w:nsid w:val="1FC67F2F"/>
     <w:multiLevelType w:val="hybridMultilevel"/>
     <w:tmpl w:val="24F8C080"/>
@@ -1728,7 +3079,156 @@
       </w:rPr>
     </w:lvl>
   </w:abstractNum>
-  <w:abstractNum w:abstractNumId="4" w15:restartNumberingAfterBreak="0">
+  <w:abstractNum w:abstractNumId="10" w15:restartNumberingAfterBreak="0">
+    <w:nsid w:val="23CD36F1"/>
+    <w:multiLevelType w:val="multilevel"/>
+    <w:tmpl w:val="FA8A091E"/>
+    <w:lvl w:ilvl="0">
+      <w:start w:val="1"/>
+      <w:numFmt w:val="bullet"/>
+      <w:lvlText w:val=""/>
+      <w:lvlJc w:val="left"/>
+      <w:pPr>
+        <w:tabs>
+          <w:tab w:val="num" w:pos="720"/>
+        </w:tabs>
+        <w:ind w:left="720" w:hanging="360"/>
+      </w:pPr>
+      <w:rPr>
+        <w:rFonts w:ascii="Symbol" w:hAnsi="Symbol" w:hint="default"/>
+        <w:sz w:val="20"/>
+      </w:rPr>
+    </w:lvl>
+    <w:lvl w:ilvl="1" w:tentative="1">
+      <w:start w:val="1"/>
+      <w:numFmt w:val="bullet"/>
+      <w:lvlText w:val="o"/>
+      <w:lvlJc w:val="left"/>
+      <w:pPr>
+        <w:tabs>
+          <w:tab w:val="num" w:pos="1440"/>
+        </w:tabs>
+        <w:ind w:left="1440" w:hanging="360"/>
+      </w:pPr>
+      <w:rPr>
+        <w:rFonts w:ascii="Courier New" w:hAnsi="Courier New" w:hint="default"/>
+        <w:sz w:val="20"/>
+      </w:rPr>
+    </w:lvl>
+    <w:lvl w:ilvl="2" w:tentative="1">
+      <w:start w:val="1"/>
+      <w:numFmt w:val="bullet"/>
+      <w:lvlText w:val=""/>
+      <w:lvlJc w:val="left"/>
+      <w:pPr>
+        <w:tabs>
+          <w:tab w:val="num" w:pos="2160"/>
+        </w:tabs>
+        <w:ind w:left="2160" w:hanging="360"/>
+      </w:pPr>
+      <w:rPr>
+        <w:rFonts w:ascii="Wingdings" w:hAnsi="Wingdings" w:hint="default"/>
+        <w:sz w:val="20"/>
+      </w:rPr>
+    </w:lvl>
+    <w:lvl w:ilvl="3" w:tentative="1">
+      <w:start w:val="1"/>
+      <w:numFmt w:val="bullet"/>
+      <w:lvlText w:val=""/>
+      <w:lvlJc w:val="left"/>
+      <w:pPr>
+        <w:tabs>
+          <w:tab w:val="num" w:pos="2880"/>
+        </w:tabs>
+        <w:ind w:left="2880" w:hanging="360"/>
+      </w:pPr>
+      <w:rPr>
+        <w:rFonts w:ascii="Wingdings" w:hAnsi="Wingdings" w:hint="default"/>
+        <w:sz w:val="20"/>
+      </w:rPr>
+    </w:lvl>
+    <w:lvl w:ilvl="4" w:tentative="1">
+      <w:start w:val="1"/>
+      <w:numFmt w:val="bullet"/>
+      <w:lvlText w:val=""/>
+      <w:lvlJc w:val="left"/>
+      <w:pPr>
+        <w:tabs>
+          <w:tab w:val="num" w:pos="3600"/>
+        </w:tabs>
+        <w:ind w:left="3600" w:hanging="360"/>
+      </w:pPr>
+      <w:rPr>
+        <w:rFonts w:ascii="Wingdings" w:hAnsi="Wingdings" w:hint="default"/>
+        <w:sz w:val="20"/>
+      </w:rPr>
+    </w:lvl>
+    <w:lvl w:ilvl="5" w:tentative="1">
+      <w:start w:val="1"/>
+      <w:numFmt w:val="bullet"/>
+      <w:lvlText w:val=""/>
+      <w:lvlJc w:val="left"/>
+      <w:pPr>
+        <w:tabs>
+          <w:tab w:val="num" w:pos="4320"/>
+        </w:tabs>
+        <w:ind w:left="4320" w:hanging="360"/>
+      </w:pPr>
+      <w:rPr>
+        <w:rFonts w:ascii="Wingdings" w:hAnsi="Wingdings" w:hint="default"/>
+        <w:sz w:val="20"/>
+      </w:rPr>
+    </w:lvl>
+    <w:lvl w:ilvl="6" w:tentative="1">
+      <w:start w:val="1"/>
+      <w:numFmt w:val="bullet"/>
+      <w:lvlText w:val=""/>
+      <w:lvlJc w:val="left"/>
+      <w:pPr>
+        <w:tabs>
+          <w:tab w:val="num" w:pos="5040"/>
+        </w:tabs>
+        <w:ind w:left="5040" w:hanging="360"/>
+      </w:pPr>
+      <w:rPr>
+        <w:rFonts w:ascii="Wingdings" w:hAnsi="Wingdings" w:hint="default"/>
+        <w:sz w:val="20"/>
+      </w:rPr>
+    </w:lvl>
+    <w:lvl w:ilvl="7" w:tentative="1">
+      <w:start w:val="1"/>
+      <w:numFmt w:val="bullet"/>
+      <w:lvlText w:val=""/>
+      <w:lvlJc w:val="left"/>
+      <w:pPr>
+        <w:tabs>
+          <w:tab w:val="num" w:pos="5760"/>
+        </w:tabs>
+        <w:ind w:left="5760" w:hanging="360"/>
+      </w:pPr>
+      <w:rPr>
+        <w:rFonts w:ascii="Wingdings" w:hAnsi="Wingdings" w:hint="default"/>
+        <w:sz w:val="20"/>
+      </w:rPr>
+    </w:lvl>
+    <w:lvl w:ilvl="8" w:tentative="1">
+      <w:start w:val="1"/>
+      <w:numFmt w:val="bullet"/>
+      <w:lvlText w:val=""/>
+      <w:lvlJc w:val="left"/>
+      <w:pPr>
+        <w:tabs>
+          <w:tab w:val="num" w:pos="6480"/>
+        </w:tabs>
+        <w:ind w:left="6480" w:hanging="360"/>
+      </w:pPr>
+      <w:rPr>
+        <w:rFonts w:ascii="Wingdings" w:hAnsi="Wingdings" w:hint="default"/>
+        <w:sz w:val="20"/>
+      </w:rPr>
+    </w:lvl>
+  </w:abstractNum>
+  <w:abstractNum w:abstractNumId="11" w15:restartNumberingAfterBreak="0">
     <w:nsid w:val="256121EC"/>
     <w:multiLevelType w:val="hybridMultilevel"/>
     <w:tmpl w:val="A8CAF4EE"/>
@@ -1841,7 +3341,156 @@
       </w:rPr>
     </w:lvl>
   </w:abstractNum>
-  <w:abstractNum w:abstractNumId="5" w15:restartNumberingAfterBreak="0">
+  <w:abstractNum w:abstractNumId="12" w15:restartNumberingAfterBreak="0">
+    <w:nsid w:val="25932CD6"/>
+    <w:multiLevelType w:val="multilevel"/>
+    <w:tmpl w:val="74B23160"/>
+    <w:lvl w:ilvl="0">
+      <w:start w:val="1"/>
+      <w:numFmt w:val="bullet"/>
+      <w:lvlText w:val=""/>
+      <w:lvlJc w:val="left"/>
+      <w:pPr>
+        <w:tabs>
+          <w:tab w:val="num" w:pos="720"/>
+        </w:tabs>
+        <w:ind w:left="720" w:hanging="360"/>
+      </w:pPr>
+      <w:rPr>
+        <w:rFonts w:ascii="Symbol" w:hAnsi="Symbol" w:hint="default"/>
+        <w:sz w:val="20"/>
+      </w:rPr>
+    </w:lvl>
+    <w:lvl w:ilvl="1" w:tentative="1">
+      <w:start w:val="1"/>
+      <w:numFmt w:val="bullet"/>
+      <w:lvlText w:val="o"/>
+      <w:lvlJc w:val="left"/>
+      <w:pPr>
+        <w:tabs>
+          <w:tab w:val="num" w:pos="1440"/>
+        </w:tabs>
+        <w:ind w:left="1440" w:hanging="360"/>
+      </w:pPr>
+      <w:rPr>
+        <w:rFonts w:ascii="Courier New" w:hAnsi="Courier New" w:hint="default"/>
+        <w:sz w:val="20"/>
+      </w:rPr>
+    </w:lvl>
+    <w:lvl w:ilvl="2" w:tentative="1">
+      <w:start w:val="1"/>
+      <w:numFmt w:val="bullet"/>
+      <w:lvlText w:val=""/>
+      <w:lvlJc w:val="left"/>
+      <w:pPr>
+        <w:tabs>
+          <w:tab w:val="num" w:pos="2160"/>
+        </w:tabs>
+        <w:ind w:left="2160" w:hanging="360"/>
+      </w:pPr>
+      <w:rPr>
+        <w:rFonts w:ascii="Wingdings" w:hAnsi="Wingdings" w:hint="default"/>
+        <w:sz w:val="20"/>
+      </w:rPr>
+    </w:lvl>
+    <w:lvl w:ilvl="3" w:tentative="1">
+      <w:start w:val="1"/>
+      <w:numFmt w:val="bullet"/>
+      <w:lvlText w:val=""/>
+      <w:lvlJc w:val="left"/>
+      <w:pPr>
+        <w:tabs>
+          <w:tab w:val="num" w:pos="2880"/>
+        </w:tabs>
+        <w:ind w:left="2880" w:hanging="360"/>
+      </w:pPr>
+      <w:rPr>
+        <w:rFonts w:ascii="Wingdings" w:hAnsi="Wingdings" w:hint="default"/>
+        <w:sz w:val="20"/>
+      </w:rPr>
+    </w:lvl>
+    <w:lvl w:ilvl="4" w:tentative="1">
+      <w:start w:val="1"/>
+      <w:numFmt w:val="bullet"/>
+      <w:lvlText w:val=""/>
+      <w:lvlJc w:val="left"/>
+      <w:pPr>
+        <w:tabs>
+          <w:tab w:val="num" w:pos="3600"/>
+        </w:tabs>
+        <w:ind w:left="3600" w:hanging="360"/>
+      </w:pPr>
+      <w:rPr>
+        <w:rFonts w:ascii="Wingdings" w:hAnsi="Wingdings" w:hint="default"/>
+        <w:sz w:val="20"/>
+      </w:rPr>
+    </w:lvl>
+    <w:lvl w:ilvl="5" w:tentative="1">
+      <w:start w:val="1"/>
+      <w:numFmt w:val="bullet"/>
+      <w:lvlText w:val=""/>
+      <w:lvlJc w:val="left"/>
+      <w:pPr>
+        <w:tabs>
+          <w:tab w:val="num" w:pos="4320"/>
+        </w:tabs>
+        <w:ind w:left="4320" w:hanging="360"/>
+      </w:pPr>
+      <w:rPr>
+        <w:rFonts w:ascii="Wingdings" w:hAnsi="Wingdings" w:hint="default"/>
+        <w:sz w:val="20"/>
+      </w:rPr>
+    </w:lvl>
+    <w:lvl w:ilvl="6" w:tentative="1">
+      <w:start w:val="1"/>
+      <w:numFmt w:val="bullet"/>
+      <w:lvlText w:val=""/>
+      <w:lvlJc w:val="left"/>
+      <w:pPr>
+        <w:tabs>
+          <w:tab w:val="num" w:pos="5040"/>
+        </w:tabs>
+        <w:ind w:left="5040" w:hanging="360"/>
+      </w:pPr>
+      <w:rPr>
+        <w:rFonts w:ascii="Wingdings" w:hAnsi="Wingdings" w:hint="default"/>
+        <w:sz w:val="20"/>
+      </w:rPr>
+    </w:lvl>
+    <w:lvl w:ilvl="7" w:tentative="1">
+      <w:start w:val="1"/>
+      <w:numFmt w:val="bullet"/>
+      <w:lvlText w:val=""/>
+      <w:lvlJc w:val="left"/>
+      <w:pPr>
+        <w:tabs>
+          <w:tab w:val="num" w:pos="5760"/>
+        </w:tabs>
+        <w:ind w:left="5760" w:hanging="360"/>
+      </w:pPr>
+      <w:rPr>
+        <w:rFonts w:ascii="Wingdings" w:hAnsi="Wingdings" w:hint="default"/>
+        <w:sz w:val="20"/>
+      </w:rPr>
+    </w:lvl>
+    <w:lvl w:ilvl="8" w:tentative="1">
+      <w:start w:val="1"/>
+      <w:numFmt w:val="bullet"/>
+      <w:lvlText w:val=""/>
+      <w:lvlJc w:val="left"/>
+      <w:pPr>
+        <w:tabs>
+          <w:tab w:val="num" w:pos="6480"/>
+        </w:tabs>
+        <w:ind w:left="6480" w:hanging="360"/>
+      </w:pPr>
+      <w:rPr>
+        <w:rFonts w:ascii="Wingdings" w:hAnsi="Wingdings" w:hint="default"/>
+        <w:sz w:val="20"/>
+      </w:rPr>
+    </w:lvl>
+  </w:abstractNum>
+  <w:abstractNum w:abstractNumId="13" w15:restartNumberingAfterBreak="0">
     <w:nsid w:val="275F9B1E"/>
     <w:multiLevelType w:val="hybridMultilevel"/>
     <w:tmpl w:val="F5CAC6A4"/>
@@ -1954,7 +3603,156 @@
       </w:rPr>
     </w:lvl>
   </w:abstractNum>
-  <w:abstractNum w:abstractNumId="6" w15:restartNumberingAfterBreak="0">
+  <w:abstractNum w:abstractNumId="14" w15:restartNumberingAfterBreak="0">
+    <w:nsid w:val="292824E6"/>
+    <w:multiLevelType w:val="multilevel"/>
+    <w:tmpl w:val="AC8E2DDA"/>
+    <w:lvl w:ilvl="0">
+      <w:start w:val="1"/>
+      <w:numFmt w:val="bullet"/>
+      <w:lvlText w:val=""/>
+      <w:lvlJc w:val="left"/>
+      <w:pPr>
+        <w:tabs>
+          <w:tab w:val="num" w:pos="720"/>
+        </w:tabs>
+        <w:ind w:left="720" w:hanging="360"/>
+      </w:pPr>
+      <w:rPr>
+        <w:rFonts w:ascii="Symbol" w:hAnsi="Symbol" w:hint="default"/>
+        <w:sz w:val="20"/>
+      </w:rPr>
+    </w:lvl>
+    <w:lvl w:ilvl="1" w:tentative="1">
+      <w:start w:val="1"/>
+      <w:numFmt w:val="bullet"/>
+      <w:lvlText w:val="o"/>
+      <w:lvlJc w:val="left"/>
+      <w:pPr>
+        <w:tabs>
+          <w:tab w:val="num" w:pos="1440"/>
+        </w:tabs>
+        <w:ind w:left="1440" w:hanging="360"/>
+      </w:pPr>
+      <w:rPr>
+        <w:rFonts w:ascii="Courier New" w:hAnsi="Courier New" w:hint="default"/>
+        <w:sz w:val="20"/>
+      </w:rPr>
+    </w:lvl>
+    <w:lvl w:ilvl="2" w:tentative="1">
+      <w:start w:val="1"/>
+      <w:numFmt w:val="bullet"/>
+      <w:lvlText w:val=""/>
+      <w:lvlJc w:val="left"/>
+      <w:pPr>
+        <w:tabs>
+          <w:tab w:val="num" w:pos="2160"/>
+        </w:tabs>
+        <w:ind w:left="2160" w:hanging="360"/>
+      </w:pPr>
+      <w:rPr>
+        <w:rFonts w:ascii="Wingdings" w:hAnsi="Wingdings" w:hint="default"/>
+        <w:sz w:val="20"/>
+      </w:rPr>
+    </w:lvl>
+    <w:lvl w:ilvl="3" w:tentative="1">
+      <w:start w:val="1"/>
+      <w:numFmt w:val="bullet"/>
+      <w:lvlText w:val=""/>
+      <w:lvlJc w:val="left"/>
+      <w:pPr>
+        <w:tabs>
+          <w:tab w:val="num" w:pos="2880"/>
+        </w:tabs>
+        <w:ind w:left="2880" w:hanging="360"/>
+      </w:pPr>
+      <w:rPr>
+        <w:rFonts w:ascii="Wingdings" w:hAnsi="Wingdings" w:hint="default"/>
+        <w:sz w:val="20"/>
+      </w:rPr>
+    </w:lvl>
+    <w:lvl w:ilvl="4" w:tentative="1">
+      <w:start w:val="1"/>
+      <w:numFmt w:val="bullet"/>
+      <w:lvlText w:val=""/>
+      <w:lvlJc w:val="left"/>
+      <w:pPr>
+        <w:tabs>
+          <w:tab w:val="num" w:pos="3600"/>
+        </w:tabs>
+        <w:ind w:left="3600" w:hanging="360"/>
+      </w:pPr>
+      <w:rPr>
+        <w:rFonts w:ascii="Wingdings" w:hAnsi="Wingdings" w:hint="default"/>
+        <w:sz w:val="20"/>
+      </w:rPr>
+    </w:lvl>
+    <w:lvl w:ilvl="5" w:tentative="1">
+      <w:start w:val="1"/>
+      <w:numFmt w:val="bullet"/>
+      <w:lvlText w:val=""/>
+      <w:lvlJc w:val="left"/>
+      <w:pPr>
+        <w:tabs>
+          <w:tab w:val="num" w:pos="4320"/>
+        </w:tabs>
+        <w:ind w:left="4320" w:hanging="360"/>
+      </w:pPr>
+      <w:rPr>
+        <w:rFonts w:ascii="Wingdings" w:hAnsi="Wingdings" w:hint="default"/>
+        <w:sz w:val="20"/>
+      </w:rPr>
+    </w:lvl>
+    <w:lvl w:ilvl="6" w:tentative="1">
+      <w:start w:val="1"/>
+      <w:numFmt w:val="bullet"/>
+      <w:lvlText w:val=""/>
+      <w:lvlJc w:val="left"/>
+      <w:pPr>
+        <w:tabs>
+          <w:tab w:val="num" w:pos="5040"/>
+        </w:tabs>
+        <w:ind w:left="5040" w:hanging="360"/>
+      </w:pPr>
+      <w:rPr>
+        <w:rFonts w:ascii="Wingdings" w:hAnsi="Wingdings" w:hint="default"/>
+        <w:sz w:val="20"/>
+      </w:rPr>
+    </w:lvl>
+    <w:lvl w:ilvl="7" w:tentative="1">
+      <w:start w:val="1"/>
+      <w:numFmt w:val="bullet"/>
+      <w:lvlText w:val=""/>
+      <w:lvlJc w:val="left"/>
+      <w:pPr>
+        <w:tabs>
+          <w:tab w:val="num" w:pos="5760"/>
+        </w:tabs>
+        <w:ind w:left="5760" w:hanging="360"/>
+      </w:pPr>
+      <w:rPr>
+        <w:rFonts w:ascii="Wingdings" w:hAnsi="Wingdings" w:hint="default"/>
+        <w:sz w:val="20"/>
+      </w:rPr>
+    </w:lvl>
+    <w:lvl w:ilvl="8" w:tentative="1">
+      <w:start w:val="1"/>
+      <w:numFmt w:val="bullet"/>
+      <w:lvlText w:val=""/>
+      <w:lvlJc w:val="left"/>
+      <w:pPr>
+        <w:tabs>
+          <w:tab w:val="num" w:pos="6480"/>
+        </w:tabs>
+        <w:ind w:left="6480" w:hanging="360"/>
+      </w:pPr>
+      <w:rPr>
+        <w:rFonts w:ascii="Wingdings" w:hAnsi="Wingdings" w:hint="default"/>
+        <w:sz w:val="20"/>
+      </w:rPr>
+    </w:lvl>
+  </w:abstractNum>
+  <w:abstractNum w:abstractNumId="15" w15:restartNumberingAfterBreak="0">
     <w:nsid w:val="2F245DFD"/>
     <w:multiLevelType w:val="hybridMultilevel"/>
     <w:tmpl w:val="241217FC"/>
@@ -2040,7 +3838,603 @@
       </w:pPr>
     </w:lvl>
   </w:abstractNum>
-  <w:abstractNum w:abstractNumId="7" w15:restartNumberingAfterBreak="0">
+  <w:abstractNum w:abstractNumId="16" w15:restartNumberingAfterBreak="0">
+    <w:nsid w:val="33673F1E"/>
+    <w:multiLevelType w:val="multilevel"/>
+    <w:tmpl w:val="3D506E94"/>
+    <w:lvl w:ilvl="0">
+      <w:start w:val="1"/>
+      <w:numFmt w:val="bullet"/>
+      <w:lvlText w:val=""/>
+      <w:lvlJc w:val="left"/>
+      <w:pPr>
+        <w:tabs>
+          <w:tab w:val="num" w:pos="720"/>
+        </w:tabs>
+        <w:ind w:left="720" w:hanging="360"/>
+      </w:pPr>
+      <w:rPr>
+        <w:rFonts w:ascii="Symbol" w:hAnsi="Symbol" w:hint="default"/>
+        <w:sz w:val="20"/>
+      </w:rPr>
+    </w:lvl>
+    <w:lvl w:ilvl="1" w:tentative="1">
+      <w:start w:val="1"/>
+      <w:numFmt w:val="bullet"/>
+      <w:lvlText w:val="o"/>
+      <w:lvlJc w:val="left"/>
+      <w:pPr>
+        <w:tabs>
+          <w:tab w:val="num" w:pos="1440"/>
+        </w:tabs>
+        <w:ind w:left="1440" w:hanging="360"/>
+      </w:pPr>
+      <w:rPr>
+        <w:rFonts w:ascii="Courier New" w:hAnsi="Courier New" w:hint="default"/>
+        <w:sz w:val="20"/>
+      </w:rPr>
+    </w:lvl>
+    <w:lvl w:ilvl="2" w:tentative="1">
+      <w:start w:val="1"/>
+      <w:numFmt w:val="bullet"/>
+      <w:lvlText w:val=""/>
+      <w:lvlJc w:val="left"/>
+      <w:pPr>
+        <w:tabs>
+          <w:tab w:val="num" w:pos="2160"/>
+        </w:tabs>
+        <w:ind w:left="2160" w:hanging="360"/>
+      </w:pPr>
+      <w:rPr>
+        <w:rFonts w:ascii="Wingdings" w:hAnsi="Wingdings" w:hint="default"/>
+        <w:sz w:val="20"/>
+      </w:rPr>
+    </w:lvl>
+    <w:lvl w:ilvl="3" w:tentative="1">
+      <w:start w:val="1"/>
+      <w:numFmt w:val="bullet"/>
+      <w:lvlText w:val=""/>
+      <w:lvlJc w:val="left"/>
+      <w:pPr>
+        <w:tabs>
+          <w:tab w:val="num" w:pos="2880"/>
+        </w:tabs>
+        <w:ind w:left="2880" w:hanging="360"/>
+      </w:pPr>
+      <w:rPr>
+        <w:rFonts w:ascii="Wingdings" w:hAnsi="Wingdings" w:hint="default"/>
+        <w:sz w:val="20"/>
+      </w:rPr>
+    </w:lvl>
+    <w:lvl w:ilvl="4" w:tentative="1">
+      <w:start w:val="1"/>
+      <w:numFmt w:val="bullet"/>
+      <w:lvlText w:val=""/>
+      <w:lvlJc w:val="left"/>
+      <w:pPr>
+        <w:tabs>
+          <w:tab w:val="num" w:pos="3600"/>
+        </w:tabs>
+        <w:ind w:left="3600" w:hanging="360"/>
+      </w:pPr>
+      <w:rPr>
+        <w:rFonts w:ascii="Wingdings" w:hAnsi="Wingdings" w:hint="default"/>
+        <w:sz w:val="20"/>
+      </w:rPr>
+    </w:lvl>
+    <w:lvl w:ilvl="5" w:tentative="1">
+      <w:start w:val="1"/>
+      <w:numFmt w:val="bullet"/>
+      <w:lvlText w:val=""/>
+      <w:lvlJc w:val="left"/>
+      <w:pPr>
+        <w:tabs>
+          <w:tab w:val="num" w:pos="4320"/>
+        </w:tabs>
+        <w:ind w:left="4320" w:hanging="360"/>
+      </w:pPr>
+      <w:rPr>
+        <w:rFonts w:ascii="Wingdings" w:hAnsi="Wingdings" w:hint="default"/>
+        <w:sz w:val="20"/>
+      </w:rPr>
+    </w:lvl>
+    <w:lvl w:ilvl="6" w:tentative="1">
+      <w:start w:val="1"/>
+      <w:numFmt w:val="bullet"/>
+      <w:lvlText w:val=""/>
+      <w:lvlJc w:val="left"/>
+      <w:pPr>
+        <w:tabs>
+          <w:tab w:val="num" w:pos="5040"/>
+        </w:tabs>
+        <w:ind w:left="5040" w:hanging="360"/>
+      </w:pPr>
+      <w:rPr>
+        <w:rFonts w:ascii="Wingdings" w:hAnsi="Wingdings" w:hint="default"/>
+        <w:sz w:val="20"/>
+      </w:rPr>
+    </w:lvl>
+    <w:lvl w:ilvl="7" w:tentative="1">
+      <w:start w:val="1"/>
+      <w:numFmt w:val="bullet"/>
+      <w:lvlText w:val=""/>
+      <w:lvlJc w:val="left"/>
+      <w:pPr>
+        <w:tabs>
+          <w:tab w:val="num" w:pos="5760"/>
+        </w:tabs>
+        <w:ind w:left="5760" w:hanging="360"/>
+      </w:pPr>
+      <w:rPr>
+        <w:rFonts w:ascii="Wingdings" w:hAnsi="Wingdings" w:hint="default"/>
+        <w:sz w:val="20"/>
+      </w:rPr>
+    </w:lvl>
+    <w:lvl w:ilvl="8" w:tentative="1">
+      <w:start w:val="1"/>
+      <w:numFmt w:val="bullet"/>
+      <w:lvlText w:val=""/>
+      <w:lvlJc w:val="left"/>
+      <w:pPr>
+        <w:tabs>
+          <w:tab w:val="num" w:pos="6480"/>
+        </w:tabs>
+        <w:ind w:left="6480" w:hanging="360"/>
+      </w:pPr>
+      <w:rPr>
+        <w:rFonts w:ascii="Wingdings" w:hAnsi="Wingdings" w:hint="default"/>
+        <w:sz w:val="20"/>
+      </w:rPr>
+    </w:lvl>
+  </w:abstractNum>
+  <w:abstractNum w:abstractNumId="17" w15:restartNumberingAfterBreak="0">
+    <w:nsid w:val="35B764CF"/>
+    <w:multiLevelType w:val="multilevel"/>
+    <w:tmpl w:val="5FB6482C"/>
+    <w:lvl w:ilvl="0">
+      <w:start w:val="1"/>
+      <w:numFmt w:val="bullet"/>
+      <w:lvlText w:val=""/>
+      <w:lvlJc w:val="left"/>
+      <w:pPr>
+        <w:tabs>
+          <w:tab w:val="num" w:pos="720"/>
+        </w:tabs>
+        <w:ind w:left="720" w:hanging="360"/>
+      </w:pPr>
+      <w:rPr>
+        <w:rFonts w:ascii="Symbol" w:hAnsi="Symbol" w:hint="default"/>
+        <w:sz w:val="20"/>
+      </w:rPr>
+    </w:lvl>
+    <w:lvl w:ilvl="1" w:tentative="1">
+      <w:start w:val="1"/>
+      <w:numFmt w:val="bullet"/>
+      <w:lvlText w:val="o"/>
+      <w:lvlJc w:val="left"/>
+      <w:pPr>
+        <w:tabs>
+          <w:tab w:val="num" w:pos="1440"/>
+        </w:tabs>
+        <w:ind w:left="1440" w:hanging="360"/>
+      </w:pPr>
+      <w:rPr>
+        <w:rFonts w:ascii="Courier New" w:hAnsi="Courier New" w:hint="default"/>
+        <w:sz w:val="20"/>
+      </w:rPr>
+    </w:lvl>
+    <w:lvl w:ilvl="2" w:tentative="1">
+      <w:start w:val="1"/>
+      <w:numFmt w:val="bullet"/>
+      <w:lvlText w:val=""/>
+      <w:lvlJc w:val="left"/>
+      <w:pPr>
+        <w:tabs>
+          <w:tab w:val="num" w:pos="2160"/>
+        </w:tabs>
+        <w:ind w:left="2160" w:hanging="360"/>
+      </w:pPr>
+      <w:rPr>
+        <w:rFonts w:ascii="Wingdings" w:hAnsi="Wingdings" w:hint="default"/>
+        <w:sz w:val="20"/>
+      </w:rPr>
+    </w:lvl>
+    <w:lvl w:ilvl="3" w:tentative="1">
+      <w:start w:val="1"/>
+      <w:numFmt w:val="bullet"/>
+      <w:lvlText w:val=""/>
+      <w:lvlJc w:val="left"/>
+      <w:pPr>
+        <w:tabs>
+          <w:tab w:val="num" w:pos="2880"/>
+        </w:tabs>
+        <w:ind w:left="2880" w:hanging="360"/>
+      </w:pPr>
+      <w:rPr>
+        <w:rFonts w:ascii="Wingdings" w:hAnsi="Wingdings" w:hint="default"/>
+        <w:sz w:val="20"/>
+      </w:rPr>
+    </w:lvl>
+    <w:lvl w:ilvl="4" w:tentative="1">
+      <w:start w:val="1"/>
+      <w:numFmt w:val="bullet"/>
+      <w:lvlText w:val=""/>
+      <w:lvlJc w:val="left"/>
+      <w:pPr>
+        <w:tabs>
+          <w:tab w:val="num" w:pos="3600"/>
+        </w:tabs>
+        <w:ind w:left="3600" w:hanging="360"/>
+      </w:pPr>
+      <w:rPr>
+        <w:rFonts w:ascii="Wingdings" w:hAnsi="Wingdings" w:hint="default"/>
+        <w:sz w:val="20"/>
+      </w:rPr>
+    </w:lvl>
+    <w:lvl w:ilvl="5" w:tentative="1">
+      <w:start w:val="1"/>
+      <w:numFmt w:val="bullet"/>
+      <w:lvlText w:val=""/>
+      <w:lvlJc w:val="left"/>
+      <w:pPr>
+        <w:tabs>
+          <w:tab w:val="num" w:pos="4320"/>
+        </w:tabs>
+        <w:ind w:left="4320" w:hanging="360"/>
+      </w:pPr>
+      <w:rPr>
+        <w:rFonts w:ascii="Wingdings" w:hAnsi="Wingdings" w:hint="default"/>
+        <w:sz w:val="20"/>
+      </w:rPr>
+    </w:lvl>
+    <w:lvl w:ilvl="6" w:tentative="1">
+      <w:start w:val="1"/>
+      <w:numFmt w:val="bullet"/>
+      <w:lvlText w:val=""/>
+      <w:lvlJc w:val="left"/>
+      <w:pPr>
+        <w:tabs>
+          <w:tab w:val="num" w:pos="5040"/>
+        </w:tabs>
+        <w:ind w:left="5040" w:hanging="360"/>
+      </w:pPr>
+      <w:rPr>
+        <w:rFonts w:ascii="Wingdings" w:hAnsi="Wingdings" w:hint="default"/>
+        <w:sz w:val="20"/>
+      </w:rPr>
+    </w:lvl>
+    <w:lvl w:ilvl="7" w:tentative="1">
+      <w:start w:val="1"/>
+      <w:numFmt w:val="bullet"/>
+      <w:lvlText w:val=""/>
+      <w:lvlJc w:val="left"/>
+      <w:pPr>
+        <w:tabs>
+          <w:tab w:val="num" w:pos="5760"/>
+        </w:tabs>
+        <w:ind w:left="5760" w:hanging="360"/>
+      </w:pPr>
+      <w:rPr>
+        <w:rFonts w:ascii="Wingdings" w:hAnsi="Wingdings" w:hint="default"/>
+        <w:sz w:val="20"/>
+      </w:rPr>
+    </w:lvl>
+    <w:lvl w:ilvl="8" w:tentative="1">
+      <w:start w:val="1"/>
+      <w:numFmt w:val="bullet"/>
+      <w:lvlText w:val=""/>
+      <w:lvlJc w:val="left"/>
+      <w:pPr>
+        <w:tabs>
+          <w:tab w:val="num" w:pos="6480"/>
+        </w:tabs>
+        <w:ind w:left="6480" w:hanging="360"/>
+      </w:pPr>
+      <w:rPr>
+        <w:rFonts w:ascii="Wingdings" w:hAnsi="Wingdings" w:hint="default"/>
+        <w:sz w:val="20"/>
+      </w:rPr>
+    </w:lvl>
+  </w:abstractNum>
+  <w:abstractNum w:abstractNumId="18" w15:restartNumberingAfterBreak="0">
+    <w:nsid w:val="399D69B3"/>
+    <w:multiLevelType w:val="multilevel"/>
+    <w:tmpl w:val="8694646A"/>
+    <w:lvl w:ilvl="0">
+      <w:start w:val="1"/>
+      <w:numFmt w:val="bullet"/>
+      <w:lvlText w:val=""/>
+      <w:lvlJc w:val="left"/>
+      <w:pPr>
+        <w:tabs>
+          <w:tab w:val="num" w:pos="720"/>
+        </w:tabs>
+        <w:ind w:left="720" w:hanging="360"/>
+      </w:pPr>
+      <w:rPr>
+        <w:rFonts w:ascii="Symbol" w:hAnsi="Symbol" w:hint="default"/>
+        <w:sz w:val="20"/>
+      </w:rPr>
+    </w:lvl>
+    <w:lvl w:ilvl="1" w:tentative="1">
+      <w:start w:val="1"/>
+      <w:numFmt w:val="bullet"/>
+      <w:lvlText w:val="o"/>
+      <w:lvlJc w:val="left"/>
+      <w:pPr>
+        <w:tabs>
+          <w:tab w:val="num" w:pos="1440"/>
+        </w:tabs>
+        <w:ind w:left="1440" w:hanging="360"/>
+      </w:pPr>
+      <w:rPr>
+        <w:rFonts w:ascii="Courier New" w:hAnsi="Courier New" w:hint="default"/>
+        <w:sz w:val="20"/>
+      </w:rPr>
+    </w:lvl>
+    <w:lvl w:ilvl="2" w:tentative="1">
+      <w:start w:val="1"/>
+      <w:numFmt w:val="bullet"/>
+      <w:lvlText w:val=""/>
+      <w:lvlJc w:val="left"/>
+      <w:pPr>
+        <w:tabs>
+          <w:tab w:val="num" w:pos="2160"/>
+        </w:tabs>
+        <w:ind w:left="2160" w:hanging="360"/>
+      </w:pPr>
+      <w:rPr>
+        <w:rFonts w:ascii="Wingdings" w:hAnsi="Wingdings" w:hint="default"/>
+        <w:sz w:val="20"/>
+      </w:rPr>
+    </w:lvl>
+    <w:lvl w:ilvl="3" w:tentative="1">
+      <w:start w:val="1"/>
+      <w:numFmt w:val="bullet"/>
+      <w:lvlText w:val=""/>
+      <w:lvlJc w:val="left"/>
+      <w:pPr>
+        <w:tabs>
+          <w:tab w:val="num" w:pos="2880"/>
+        </w:tabs>
+        <w:ind w:left="2880" w:hanging="360"/>
+      </w:pPr>
+      <w:rPr>
+        <w:rFonts w:ascii="Wingdings" w:hAnsi="Wingdings" w:hint="default"/>
+        <w:sz w:val="20"/>
+      </w:rPr>
+    </w:lvl>
+    <w:lvl w:ilvl="4" w:tentative="1">
+      <w:start w:val="1"/>
+      <w:numFmt w:val="bullet"/>
+      <w:lvlText w:val=""/>
+      <w:lvlJc w:val="left"/>
+      <w:pPr>
+        <w:tabs>
+          <w:tab w:val="num" w:pos="3600"/>
+        </w:tabs>
+        <w:ind w:left="3600" w:hanging="360"/>
+      </w:pPr>
+      <w:rPr>
+        <w:rFonts w:ascii="Wingdings" w:hAnsi="Wingdings" w:hint="default"/>
+        <w:sz w:val="20"/>
+      </w:rPr>
+    </w:lvl>
+    <w:lvl w:ilvl="5" w:tentative="1">
+      <w:start w:val="1"/>
+      <w:numFmt w:val="bullet"/>
+      <w:lvlText w:val=""/>
+      <w:lvlJc w:val="left"/>
+      <w:pPr>
+        <w:tabs>
+          <w:tab w:val="num" w:pos="4320"/>
+        </w:tabs>
+        <w:ind w:left="4320" w:hanging="360"/>
+      </w:pPr>
+      <w:rPr>
+        <w:rFonts w:ascii="Wingdings" w:hAnsi="Wingdings" w:hint="default"/>
+        <w:sz w:val="20"/>
+      </w:rPr>
+    </w:lvl>
+    <w:lvl w:ilvl="6" w:tentative="1">
+      <w:start w:val="1"/>
+      <w:numFmt w:val="bullet"/>
+      <w:lvlText w:val=""/>
+      <w:lvlJc w:val="left"/>
+      <w:pPr>
+        <w:tabs>
+          <w:tab w:val="num" w:pos="5040"/>
+        </w:tabs>
+        <w:ind w:left="5040" w:hanging="360"/>
+      </w:pPr>
+      <w:rPr>
+        <w:rFonts w:ascii="Wingdings" w:hAnsi="Wingdings" w:hint="default"/>
+        <w:sz w:val="20"/>
+      </w:rPr>
+    </w:lvl>
+    <w:lvl w:ilvl="7" w:tentative="1">
+      <w:start w:val="1"/>
+      <w:numFmt w:val="bullet"/>
+      <w:lvlText w:val=""/>
+      <w:lvlJc w:val="left"/>
+      <w:pPr>
+        <w:tabs>
+          <w:tab w:val="num" w:pos="5760"/>
+        </w:tabs>
+        <w:ind w:left="5760" w:hanging="360"/>
+      </w:pPr>
+      <w:rPr>
+        <w:rFonts w:ascii="Wingdings" w:hAnsi="Wingdings" w:hint="default"/>
+        <w:sz w:val="20"/>
+      </w:rPr>
+    </w:lvl>
+    <w:lvl w:ilvl="8" w:tentative="1">
+      <w:start w:val="1"/>
+      <w:numFmt w:val="bullet"/>
+      <w:lvlText w:val=""/>
+      <w:lvlJc w:val="left"/>
+      <w:pPr>
+        <w:tabs>
+          <w:tab w:val="num" w:pos="6480"/>
+        </w:tabs>
+        <w:ind w:left="6480" w:hanging="360"/>
+      </w:pPr>
+      <w:rPr>
+        <w:rFonts w:ascii="Wingdings" w:hAnsi="Wingdings" w:hint="default"/>
+        <w:sz w:val="20"/>
+      </w:rPr>
+    </w:lvl>
+  </w:abstractNum>
+  <w:abstractNum w:abstractNumId="19" w15:restartNumberingAfterBreak="0">
+    <w:nsid w:val="3A8C3EE5"/>
+    <w:multiLevelType w:val="multilevel"/>
+    <w:tmpl w:val="1B54A506"/>
+    <w:lvl w:ilvl="0">
+      <w:start w:val="1"/>
+      <w:numFmt w:val="bullet"/>
+      <w:lvlText w:val=""/>
+      <w:lvlJc w:val="left"/>
+      <w:pPr>
+        <w:tabs>
+          <w:tab w:val="num" w:pos="720"/>
+        </w:tabs>
+        <w:ind w:left="720" w:hanging="360"/>
+      </w:pPr>
+      <w:rPr>
+        <w:rFonts w:ascii="Symbol" w:hAnsi="Symbol" w:hint="default"/>
+        <w:sz w:val="20"/>
+      </w:rPr>
+    </w:lvl>
+    <w:lvl w:ilvl="1" w:tentative="1">
+      <w:start w:val="1"/>
+      <w:numFmt w:val="bullet"/>
+      <w:lvlText w:val="o"/>
+      <w:lvlJc w:val="left"/>
+      <w:pPr>
+        <w:tabs>
+          <w:tab w:val="num" w:pos="1440"/>
+        </w:tabs>
+        <w:ind w:left="1440" w:hanging="360"/>
+      </w:pPr>
+      <w:rPr>
+        <w:rFonts w:ascii="Courier New" w:hAnsi="Courier New" w:hint="default"/>
+        <w:sz w:val="20"/>
+      </w:rPr>
+    </w:lvl>
+    <w:lvl w:ilvl="2" w:tentative="1">
+      <w:start w:val="1"/>
+      <w:numFmt w:val="bullet"/>
+      <w:lvlText w:val=""/>
+      <w:lvlJc w:val="left"/>
+      <w:pPr>
+        <w:tabs>
+          <w:tab w:val="num" w:pos="2160"/>
+        </w:tabs>
+        <w:ind w:left="2160" w:hanging="360"/>
+      </w:pPr>
+      <w:rPr>
+        <w:rFonts w:ascii="Wingdings" w:hAnsi="Wingdings" w:hint="default"/>
+        <w:sz w:val="20"/>
+      </w:rPr>
+    </w:lvl>
+    <w:lvl w:ilvl="3" w:tentative="1">
+      <w:start w:val="1"/>
+      <w:numFmt w:val="bullet"/>
+      <w:lvlText w:val=""/>
+      <w:lvlJc w:val="left"/>
+      <w:pPr>
+        <w:tabs>
+          <w:tab w:val="num" w:pos="2880"/>
+        </w:tabs>
+        <w:ind w:left="2880" w:hanging="360"/>
+      </w:pPr>
+      <w:rPr>
+        <w:rFonts w:ascii="Wingdings" w:hAnsi="Wingdings" w:hint="default"/>
+        <w:sz w:val="20"/>
+      </w:rPr>
+    </w:lvl>
+    <w:lvl w:ilvl="4" w:tentative="1">
+      <w:start w:val="1"/>
+      <w:numFmt w:val="bullet"/>
+      <w:lvlText w:val=""/>
+      <w:lvlJc w:val="left"/>
+      <w:pPr>
+        <w:tabs>
+          <w:tab w:val="num" w:pos="3600"/>
+        </w:tabs>
+        <w:ind w:left="3600" w:hanging="360"/>
+      </w:pPr>
+      <w:rPr>
+        <w:rFonts w:ascii="Wingdings" w:hAnsi="Wingdings" w:hint="default"/>
+        <w:sz w:val="20"/>
+      </w:rPr>
+    </w:lvl>
+    <w:lvl w:ilvl="5" w:tentative="1">
+      <w:start w:val="1"/>
+      <w:numFmt w:val="bullet"/>
+      <w:lvlText w:val=""/>
+      <w:lvlJc w:val="left"/>
+      <w:pPr>
+        <w:tabs>
+          <w:tab w:val="num" w:pos="4320"/>
+        </w:tabs>
+        <w:ind w:left="4320" w:hanging="360"/>
+      </w:pPr>
+      <w:rPr>
+        <w:rFonts w:ascii="Wingdings" w:hAnsi="Wingdings" w:hint="default"/>
+        <w:sz w:val="20"/>
+      </w:rPr>
+    </w:lvl>
+    <w:lvl w:ilvl="6" w:tentative="1">
+      <w:start w:val="1"/>
+      <w:numFmt w:val="bullet"/>
+      <w:lvlText w:val=""/>
+      <w:lvlJc w:val="left"/>
+      <w:pPr>
+        <w:tabs>
+          <w:tab w:val="num" w:pos="5040"/>
+        </w:tabs>
+        <w:ind w:left="5040" w:hanging="360"/>
+      </w:pPr>
+      <w:rPr>
+        <w:rFonts w:ascii="Wingdings" w:hAnsi="Wingdings" w:hint="default"/>
+        <w:sz w:val="20"/>
+      </w:rPr>
+    </w:lvl>
+    <w:lvl w:ilvl="7" w:tentative="1">
+      <w:start w:val="1"/>
+      <w:numFmt w:val="bullet"/>
+      <w:lvlText w:val=""/>
+      <w:lvlJc w:val="left"/>
+      <w:pPr>
+        <w:tabs>
+          <w:tab w:val="num" w:pos="5760"/>
+        </w:tabs>
+        <w:ind w:left="5760" w:hanging="360"/>
+      </w:pPr>
+      <w:rPr>
+        <w:rFonts w:ascii="Wingdings" w:hAnsi="Wingdings" w:hint="default"/>
+        <w:sz w:val="20"/>
+      </w:rPr>
+    </w:lvl>
+    <w:lvl w:ilvl="8" w:tentative="1">
+      <w:start w:val="1"/>
+      <w:numFmt w:val="bullet"/>
+      <w:lvlText w:val=""/>
+      <w:lvlJc w:val="left"/>
+      <w:pPr>
+        <w:tabs>
+          <w:tab w:val="num" w:pos="6480"/>
+        </w:tabs>
+        <w:ind w:left="6480" w:hanging="360"/>
+      </w:pPr>
+      <w:rPr>
+        <w:rFonts w:ascii="Wingdings" w:hAnsi="Wingdings" w:hint="default"/>
+        <w:sz w:val="20"/>
+      </w:rPr>
+    </w:lvl>
+  </w:abstractNum>
+  <w:abstractNum w:abstractNumId="20" w15:restartNumberingAfterBreak="0">
     <w:nsid w:val="3B1A1762"/>
     <w:multiLevelType w:val="hybridMultilevel"/>
     <w:tmpl w:val="24648FAC"/>
@@ -2153,7 +4547,7 @@
       </w:rPr>
     </w:lvl>
   </w:abstractNum>
-  <w:abstractNum w:abstractNumId="8" w15:restartNumberingAfterBreak="0">
+  <w:abstractNum w:abstractNumId="21" w15:restartNumberingAfterBreak="0">
     <w:nsid w:val="40500436"/>
     <w:multiLevelType w:val="hybridMultilevel"/>
     <w:tmpl w:val="68BC6C66"/>
@@ -2266,7 +4660,156 @@
       </w:rPr>
     </w:lvl>
   </w:abstractNum>
-  <w:abstractNum w:abstractNumId="9" w15:restartNumberingAfterBreak="0">
+  <w:abstractNum w:abstractNumId="22" w15:restartNumberingAfterBreak="0">
+    <w:nsid w:val="4ADF1643"/>
+    <w:multiLevelType w:val="multilevel"/>
+    <w:tmpl w:val="8C82F2CA"/>
+    <w:lvl w:ilvl="0">
+      <w:start w:val="1"/>
+      <w:numFmt w:val="bullet"/>
+      <w:lvlText w:val=""/>
+      <w:lvlJc w:val="left"/>
+      <w:pPr>
+        <w:tabs>
+          <w:tab w:val="num" w:pos="720"/>
+        </w:tabs>
+        <w:ind w:left="720" w:hanging="360"/>
+      </w:pPr>
+      <w:rPr>
+        <w:rFonts w:ascii="Symbol" w:hAnsi="Symbol" w:hint="default"/>
+        <w:sz w:val="20"/>
+      </w:rPr>
+    </w:lvl>
+    <w:lvl w:ilvl="1" w:tentative="1">
+      <w:start w:val="1"/>
+      <w:numFmt w:val="bullet"/>
+      <w:lvlText w:val="o"/>
+      <w:lvlJc w:val="left"/>
+      <w:pPr>
+        <w:tabs>
+          <w:tab w:val="num" w:pos="1440"/>
+        </w:tabs>
+        <w:ind w:left="1440" w:hanging="360"/>
+      </w:pPr>
+      <w:rPr>
+        <w:rFonts w:ascii="Courier New" w:hAnsi="Courier New" w:hint="default"/>
+        <w:sz w:val="20"/>
+      </w:rPr>
+    </w:lvl>
+    <w:lvl w:ilvl="2" w:tentative="1">
+      <w:start w:val="1"/>
+      <w:numFmt w:val="bullet"/>
+      <w:lvlText w:val=""/>
+      <w:lvlJc w:val="left"/>
+      <w:pPr>
+        <w:tabs>
+          <w:tab w:val="num" w:pos="2160"/>
+        </w:tabs>
+        <w:ind w:left="2160" w:hanging="360"/>
+      </w:pPr>
+      <w:rPr>
+        <w:rFonts w:ascii="Wingdings" w:hAnsi="Wingdings" w:hint="default"/>
+        <w:sz w:val="20"/>
+      </w:rPr>
+    </w:lvl>
+    <w:lvl w:ilvl="3" w:tentative="1">
+      <w:start w:val="1"/>
+      <w:numFmt w:val="bullet"/>
+      <w:lvlText w:val=""/>
+      <w:lvlJc w:val="left"/>
+      <w:pPr>
+        <w:tabs>
+          <w:tab w:val="num" w:pos="2880"/>
+        </w:tabs>
+        <w:ind w:left="2880" w:hanging="360"/>
+      </w:pPr>
+      <w:rPr>
+        <w:rFonts w:ascii="Wingdings" w:hAnsi="Wingdings" w:hint="default"/>
+        <w:sz w:val="20"/>
+      </w:rPr>
+    </w:lvl>
+    <w:lvl w:ilvl="4" w:tentative="1">
+      <w:start w:val="1"/>
+      <w:numFmt w:val="bullet"/>
+      <w:lvlText w:val=""/>
+      <w:lvlJc w:val="left"/>
+      <w:pPr>
+        <w:tabs>
+          <w:tab w:val="num" w:pos="3600"/>
+        </w:tabs>
+        <w:ind w:left="3600" w:hanging="360"/>
+      </w:pPr>
+      <w:rPr>
+        <w:rFonts w:ascii="Wingdings" w:hAnsi="Wingdings" w:hint="default"/>
+        <w:sz w:val="20"/>
+      </w:rPr>
+    </w:lvl>
+    <w:lvl w:ilvl="5" w:tentative="1">
+      <w:start w:val="1"/>
+      <w:numFmt w:val="bullet"/>
+      <w:lvlText w:val=""/>
+      <w:lvlJc w:val="left"/>
+      <w:pPr>
+        <w:tabs>
+          <w:tab w:val="num" w:pos="4320"/>
+        </w:tabs>
+        <w:ind w:left="4320" w:hanging="360"/>
+      </w:pPr>
+      <w:rPr>
+        <w:rFonts w:ascii="Wingdings" w:hAnsi="Wingdings" w:hint="default"/>
+        <w:sz w:val="20"/>
+      </w:rPr>
+    </w:lvl>
+    <w:lvl w:ilvl="6" w:tentative="1">
+      <w:start w:val="1"/>
+      <w:numFmt w:val="bullet"/>
+      <w:lvlText w:val=""/>
+      <w:lvlJc w:val="left"/>
+      <w:pPr>
+        <w:tabs>
+          <w:tab w:val="num" w:pos="5040"/>
+        </w:tabs>
+        <w:ind w:left="5040" w:hanging="360"/>
+      </w:pPr>
+      <w:rPr>
+        <w:rFonts w:ascii="Wingdings" w:hAnsi="Wingdings" w:hint="default"/>
+        <w:sz w:val="20"/>
+      </w:rPr>
+    </w:lvl>
+    <w:lvl w:ilvl="7" w:tentative="1">
+      <w:start w:val="1"/>
+      <w:numFmt w:val="bullet"/>
+      <w:lvlText w:val=""/>
+      <w:lvlJc w:val="left"/>
+      <w:pPr>
+        <w:tabs>
+          <w:tab w:val="num" w:pos="5760"/>
+        </w:tabs>
+        <w:ind w:left="5760" w:hanging="360"/>
+      </w:pPr>
+      <w:rPr>
+        <w:rFonts w:ascii="Wingdings" w:hAnsi="Wingdings" w:hint="default"/>
+        <w:sz w:val="20"/>
+      </w:rPr>
+    </w:lvl>
+    <w:lvl w:ilvl="8" w:tentative="1">
+      <w:start w:val="1"/>
+      <w:numFmt w:val="bullet"/>
+      <w:lvlText w:val=""/>
+      <w:lvlJc w:val="left"/>
+      <w:pPr>
+        <w:tabs>
+          <w:tab w:val="num" w:pos="6480"/>
+        </w:tabs>
+        <w:ind w:left="6480" w:hanging="360"/>
+      </w:pPr>
+      <w:rPr>
+        <w:rFonts w:ascii="Wingdings" w:hAnsi="Wingdings" w:hint="default"/>
+        <w:sz w:val="20"/>
+      </w:rPr>
+    </w:lvl>
+  </w:abstractNum>
+  <w:abstractNum w:abstractNumId="23" w15:restartNumberingAfterBreak="0">
     <w:nsid w:val="500FB0A5"/>
     <w:multiLevelType w:val="hybridMultilevel"/>
     <w:tmpl w:val="F8EC1348"/>
@@ -2379,7 +4922,7 @@
       </w:rPr>
     </w:lvl>
   </w:abstractNum>
-  <w:abstractNum w:abstractNumId="10" w15:restartNumberingAfterBreak="0">
+  <w:abstractNum w:abstractNumId="24" w15:restartNumberingAfterBreak="0">
     <w:nsid w:val="51364E03"/>
     <w:multiLevelType w:val="multilevel"/>
     <w:tmpl w:val="0E92591C"/>
@@ -2528,7 +5071,156 @@
       </w:rPr>
     </w:lvl>
   </w:abstractNum>
-  <w:abstractNum w:abstractNumId="11" w15:restartNumberingAfterBreak="0">
+  <w:abstractNum w:abstractNumId="25" w15:restartNumberingAfterBreak="0">
+    <w:nsid w:val="56011DE3"/>
+    <w:multiLevelType w:val="multilevel"/>
+    <w:tmpl w:val="6D9EDAE0"/>
+    <w:lvl w:ilvl="0">
+      <w:start w:val="1"/>
+      <w:numFmt w:val="bullet"/>
+      <w:lvlText w:val=""/>
+      <w:lvlJc w:val="left"/>
+      <w:pPr>
+        <w:tabs>
+          <w:tab w:val="num" w:pos="720"/>
+        </w:tabs>
+        <w:ind w:left="720" w:hanging="360"/>
+      </w:pPr>
+      <w:rPr>
+        <w:rFonts w:ascii="Symbol" w:hAnsi="Symbol" w:hint="default"/>
+        <w:sz w:val="20"/>
+      </w:rPr>
+    </w:lvl>
+    <w:lvl w:ilvl="1" w:tentative="1">
+      <w:start w:val="1"/>
+      <w:numFmt w:val="bullet"/>
+      <w:lvlText w:val="o"/>
+      <w:lvlJc w:val="left"/>
+      <w:pPr>
+        <w:tabs>
+          <w:tab w:val="num" w:pos="1440"/>
+        </w:tabs>
+        <w:ind w:left="1440" w:hanging="360"/>
+      </w:pPr>
+      <w:rPr>
+        <w:rFonts w:ascii="Courier New" w:hAnsi="Courier New" w:hint="default"/>
+        <w:sz w:val="20"/>
+      </w:rPr>
+    </w:lvl>
+    <w:lvl w:ilvl="2" w:tentative="1">
+      <w:start w:val="1"/>
+      <w:numFmt w:val="bullet"/>
+      <w:lvlText w:val=""/>
+      <w:lvlJc w:val="left"/>
+      <w:pPr>
+        <w:tabs>
+          <w:tab w:val="num" w:pos="2160"/>
+        </w:tabs>
+        <w:ind w:left="2160" w:hanging="360"/>
+      </w:pPr>
+      <w:rPr>
+        <w:rFonts w:ascii="Wingdings" w:hAnsi="Wingdings" w:hint="default"/>
+        <w:sz w:val="20"/>
+      </w:rPr>
+    </w:lvl>
+    <w:lvl w:ilvl="3" w:tentative="1">
+      <w:start w:val="1"/>
+      <w:numFmt w:val="bullet"/>
+      <w:lvlText w:val=""/>
+      <w:lvlJc w:val="left"/>
+      <w:pPr>
+        <w:tabs>
+          <w:tab w:val="num" w:pos="2880"/>
+        </w:tabs>
+        <w:ind w:left="2880" w:hanging="360"/>
+      </w:pPr>
+      <w:rPr>
+        <w:rFonts w:ascii="Wingdings" w:hAnsi="Wingdings" w:hint="default"/>
+        <w:sz w:val="20"/>
+      </w:rPr>
+    </w:lvl>
+    <w:lvl w:ilvl="4" w:tentative="1">
+      <w:start w:val="1"/>
+      <w:numFmt w:val="bullet"/>
+      <w:lvlText w:val=""/>
+      <w:lvlJc w:val="left"/>
+      <w:pPr>
+        <w:tabs>
+          <w:tab w:val="num" w:pos="3600"/>
+        </w:tabs>
+        <w:ind w:left="3600" w:hanging="360"/>
+      </w:pPr>
+      <w:rPr>
+        <w:rFonts w:ascii="Wingdings" w:hAnsi="Wingdings" w:hint="default"/>
+        <w:sz w:val="20"/>
+      </w:rPr>
+    </w:lvl>
+    <w:lvl w:ilvl="5" w:tentative="1">
+      <w:start w:val="1"/>
+      <w:numFmt w:val="bullet"/>
+      <w:lvlText w:val=""/>
+      <w:lvlJc w:val="left"/>
+      <w:pPr>
+        <w:tabs>
+          <w:tab w:val="num" w:pos="4320"/>
+        </w:tabs>
+        <w:ind w:left="4320" w:hanging="360"/>
+      </w:pPr>
+      <w:rPr>
+        <w:rFonts w:ascii="Wingdings" w:hAnsi="Wingdings" w:hint="default"/>
+        <w:sz w:val="20"/>
+      </w:rPr>
+    </w:lvl>
+    <w:lvl w:ilvl="6" w:tentative="1">
+      <w:start w:val="1"/>
+      <w:numFmt w:val="bullet"/>
+      <w:lvlText w:val=""/>
+      <w:lvlJc w:val="left"/>
+      <w:pPr>
+        <w:tabs>
+          <w:tab w:val="num" w:pos="5040"/>
+        </w:tabs>
+        <w:ind w:left="5040" w:hanging="360"/>
+      </w:pPr>
+      <w:rPr>
+        <w:rFonts w:ascii="Wingdings" w:hAnsi="Wingdings" w:hint="default"/>
+        <w:sz w:val="20"/>
+      </w:rPr>
+    </w:lvl>
+    <w:lvl w:ilvl="7" w:tentative="1">
+      <w:start w:val="1"/>
+      <w:numFmt w:val="bullet"/>
+      <w:lvlText w:val=""/>
+      <w:lvlJc w:val="left"/>
+      <w:pPr>
+        <w:tabs>
+          <w:tab w:val="num" w:pos="5760"/>
+        </w:tabs>
+        <w:ind w:left="5760" w:hanging="360"/>
+      </w:pPr>
+      <w:rPr>
+        <w:rFonts w:ascii="Wingdings" w:hAnsi="Wingdings" w:hint="default"/>
+        <w:sz w:val="20"/>
+      </w:rPr>
+    </w:lvl>
+    <w:lvl w:ilvl="8" w:tentative="1">
+      <w:start w:val="1"/>
+      <w:numFmt w:val="bullet"/>
+      <w:lvlText w:val=""/>
+      <w:lvlJc w:val="left"/>
+      <w:pPr>
+        <w:tabs>
+          <w:tab w:val="num" w:pos="6480"/>
+        </w:tabs>
+        <w:ind w:left="6480" w:hanging="360"/>
+      </w:pPr>
+      <w:rPr>
+        <w:rFonts w:ascii="Wingdings" w:hAnsi="Wingdings" w:hint="default"/>
+        <w:sz w:val="20"/>
+      </w:rPr>
+    </w:lvl>
+  </w:abstractNum>
+  <w:abstractNum w:abstractNumId="26" w15:restartNumberingAfterBreak="0">
     <w:nsid w:val="5B896645"/>
     <w:multiLevelType w:val="multilevel"/>
     <w:tmpl w:val="4CE445C0"/>
@@ -2677,7 +5369,454 @@
       </w:rPr>
     </w:lvl>
   </w:abstractNum>
-  <w:abstractNum w:abstractNumId="12" w15:restartNumberingAfterBreak="0">
+  <w:abstractNum w:abstractNumId="27" w15:restartNumberingAfterBreak="0">
+    <w:nsid w:val="65177C01"/>
+    <w:multiLevelType w:val="multilevel"/>
+    <w:tmpl w:val="E5582456"/>
+    <w:lvl w:ilvl="0">
+      <w:start w:val="1"/>
+      <w:numFmt w:val="bullet"/>
+      <w:lvlText w:val=""/>
+      <w:lvlJc w:val="left"/>
+      <w:pPr>
+        <w:tabs>
+          <w:tab w:val="num" w:pos="720"/>
+        </w:tabs>
+        <w:ind w:left="720" w:hanging="360"/>
+      </w:pPr>
+      <w:rPr>
+        <w:rFonts w:ascii="Symbol" w:hAnsi="Symbol" w:hint="default"/>
+        <w:sz w:val="20"/>
+      </w:rPr>
+    </w:lvl>
+    <w:lvl w:ilvl="1" w:tentative="1">
+      <w:start w:val="1"/>
+      <w:numFmt w:val="bullet"/>
+      <w:lvlText w:val="o"/>
+      <w:lvlJc w:val="left"/>
+      <w:pPr>
+        <w:tabs>
+          <w:tab w:val="num" w:pos="1440"/>
+        </w:tabs>
+        <w:ind w:left="1440" w:hanging="360"/>
+      </w:pPr>
+      <w:rPr>
+        <w:rFonts w:ascii="Courier New" w:hAnsi="Courier New" w:hint="default"/>
+        <w:sz w:val="20"/>
+      </w:rPr>
+    </w:lvl>
+    <w:lvl w:ilvl="2" w:tentative="1">
+      <w:start w:val="1"/>
+      <w:numFmt w:val="bullet"/>
+      <w:lvlText w:val=""/>
+      <w:lvlJc w:val="left"/>
+      <w:pPr>
+        <w:tabs>
+          <w:tab w:val="num" w:pos="2160"/>
+        </w:tabs>
+        <w:ind w:left="2160" w:hanging="360"/>
+      </w:pPr>
+      <w:rPr>
+        <w:rFonts w:ascii="Wingdings" w:hAnsi="Wingdings" w:hint="default"/>
+        <w:sz w:val="20"/>
+      </w:rPr>
+    </w:lvl>
+    <w:lvl w:ilvl="3" w:tentative="1">
+      <w:start w:val="1"/>
+      <w:numFmt w:val="bullet"/>
+      <w:lvlText w:val=""/>
+      <w:lvlJc w:val="left"/>
+      <w:pPr>
+        <w:tabs>
+          <w:tab w:val="num" w:pos="2880"/>
+        </w:tabs>
+        <w:ind w:left="2880" w:hanging="360"/>
+      </w:pPr>
+      <w:rPr>
+        <w:rFonts w:ascii="Wingdings" w:hAnsi="Wingdings" w:hint="default"/>
+        <w:sz w:val="20"/>
+      </w:rPr>
+    </w:lvl>
+    <w:lvl w:ilvl="4" w:tentative="1">
+      <w:start w:val="1"/>
+      <w:numFmt w:val="bullet"/>
+      <w:lvlText w:val=""/>
+      <w:lvlJc w:val="left"/>
+      <w:pPr>
+        <w:tabs>
+          <w:tab w:val="num" w:pos="3600"/>
+        </w:tabs>
+        <w:ind w:left="3600" w:hanging="360"/>
+      </w:pPr>
+      <w:rPr>
+        <w:rFonts w:ascii="Wingdings" w:hAnsi="Wingdings" w:hint="default"/>
+        <w:sz w:val="20"/>
+      </w:rPr>
+    </w:lvl>
+    <w:lvl w:ilvl="5" w:tentative="1">
+      <w:start w:val="1"/>
+      <w:numFmt w:val="bullet"/>
+      <w:lvlText w:val=""/>
+      <w:lvlJc w:val="left"/>
+      <w:pPr>
+        <w:tabs>
+          <w:tab w:val="num" w:pos="4320"/>
+        </w:tabs>
+        <w:ind w:left="4320" w:hanging="360"/>
+      </w:pPr>
+      <w:rPr>
+        <w:rFonts w:ascii="Wingdings" w:hAnsi="Wingdings" w:hint="default"/>
+        <w:sz w:val="20"/>
+      </w:rPr>
+    </w:lvl>
+    <w:lvl w:ilvl="6" w:tentative="1">
+      <w:start w:val="1"/>
+      <w:numFmt w:val="bullet"/>
+      <w:lvlText w:val=""/>
+      <w:lvlJc w:val="left"/>
+      <w:pPr>
+        <w:tabs>
+          <w:tab w:val="num" w:pos="5040"/>
+        </w:tabs>
+        <w:ind w:left="5040" w:hanging="360"/>
+      </w:pPr>
+      <w:rPr>
+        <w:rFonts w:ascii="Wingdings" w:hAnsi="Wingdings" w:hint="default"/>
+        <w:sz w:val="20"/>
+      </w:rPr>
+    </w:lvl>
+    <w:lvl w:ilvl="7" w:tentative="1">
+      <w:start w:val="1"/>
+      <w:numFmt w:val="bullet"/>
+      <w:lvlText w:val=""/>
+      <w:lvlJc w:val="left"/>
+      <w:pPr>
+        <w:tabs>
+          <w:tab w:val="num" w:pos="5760"/>
+        </w:tabs>
+        <w:ind w:left="5760" w:hanging="360"/>
+      </w:pPr>
+      <w:rPr>
+        <w:rFonts w:ascii="Wingdings" w:hAnsi="Wingdings" w:hint="default"/>
+        <w:sz w:val="20"/>
+      </w:rPr>
+    </w:lvl>
+    <w:lvl w:ilvl="8" w:tentative="1">
+      <w:start w:val="1"/>
+      <w:numFmt w:val="bullet"/>
+      <w:lvlText w:val=""/>
+      <w:lvlJc w:val="left"/>
+      <w:pPr>
+        <w:tabs>
+          <w:tab w:val="num" w:pos="6480"/>
+        </w:tabs>
+        <w:ind w:left="6480" w:hanging="360"/>
+      </w:pPr>
+      <w:rPr>
+        <w:rFonts w:ascii="Wingdings" w:hAnsi="Wingdings" w:hint="default"/>
+        <w:sz w:val="20"/>
+      </w:rPr>
+    </w:lvl>
+  </w:abstractNum>
+  <w:abstractNum w:abstractNumId="28" w15:restartNumberingAfterBreak="0">
+    <w:nsid w:val="68403627"/>
+    <w:multiLevelType w:val="multilevel"/>
+    <w:tmpl w:val="67828490"/>
+    <w:lvl w:ilvl="0">
+      <w:start w:val="1"/>
+      <w:numFmt w:val="bullet"/>
+      <w:lvlText w:val=""/>
+      <w:lvlJc w:val="left"/>
+      <w:pPr>
+        <w:tabs>
+          <w:tab w:val="num" w:pos="720"/>
+        </w:tabs>
+        <w:ind w:left="720" w:hanging="360"/>
+      </w:pPr>
+      <w:rPr>
+        <w:rFonts w:ascii="Symbol" w:hAnsi="Symbol" w:hint="default"/>
+        <w:sz w:val="20"/>
+      </w:rPr>
+    </w:lvl>
+    <w:lvl w:ilvl="1" w:tentative="1">
+      <w:start w:val="1"/>
+      <w:numFmt w:val="bullet"/>
+      <w:lvlText w:val="o"/>
+      <w:lvlJc w:val="left"/>
+      <w:pPr>
+        <w:tabs>
+          <w:tab w:val="num" w:pos="1440"/>
+        </w:tabs>
+        <w:ind w:left="1440" w:hanging="360"/>
+      </w:pPr>
+      <w:rPr>
+        <w:rFonts w:ascii="Courier New" w:hAnsi="Courier New" w:hint="default"/>
+        <w:sz w:val="20"/>
+      </w:rPr>
+    </w:lvl>
+    <w:lvl w:ilvl="2" w:tentative="1">
+      <w:start w:val="1"/>
+      <w:numFmt w:val="bullet"/>
+      <w:lvlText w:val=""/>
+      <w:lvlJc w:val="left"/>
+      <w:pPr>
+        <w:tabs>
+          <w:tab w:val="num" w:pos="2160"/>
+        </w:tabs>
+        <w:ind w:left="2160" w:hanging="360"/>
+      </w:pPr>
+      <w:rPr>
+        <w:rFonts w:ascii="Wingdings" w:hAnsi="Wingdings" w:hint="default"/>
+        <w:sz w:val="20"/>
+      </w:rPr>
+    </w:lvl>
+    <w:lvl w:ilvl="3" w:tentative="1">
+      <w:start w:val="1"/>
+      <w:numFmt w:val="bullet"/>
+      <w:lvlText w:val=""/>
+      <w:lvlJc w:val="left"/>
+      <w:pPr>
+        <w:tabs>
+          <w:tab w:val="num" w:pos="2880"/>
+        </w:tabs>
+        <w:ind w:left="2880" w:hanging="360"/>
+      </w:pPr>
+      <w:rPr>
+        <w:rFonts w:ascii="Wingdings" w:hAnsi="Wingdings" w:hint="default"/>
+        <w:sz w:val="20"/>
+      </w:rPr>
+    </w:lvl>
+    <w:lvl w:ilvl="4" w:tentative="1">
+      <w:start w:val="1"/>
+      <w:numFmt w:val="bullet"/>
+      <w:lvlText w:val=""/>
+      <w:lvlJc w:val="left"/>
+      <w:pPr>
+        <w:tabs>
+          <w:tab w:val="num" w:pos="3600"/>
+        </w:tabs>
+        <w:ind w:left="3600" w:hanging="360"/>
+      </w:pPr>
+      <w:rPr>
+        <w:rFonts w:ascii="Wingdings" w:hAnsi="Wingdings" w:hint="default"/>
+        <w:sz w:val="20"/>
+      </w:rPr>
+    </w:lvl>
+    <w:lvl w:ilvl="5" w:tentative="1">
+      <w:start w:val="1"/>
+      <w:numFmt w:val="bullet"/>
+      <w:lvlText w:val=""/>
+      <w:lvlJc w:val="left"/>
+      <w:pPr>
+        <w:tabs>
+          <w:tab w:val="num" w:pos="4320"/>
+        </w:tabs>
+        <w:ind w:left="4320" w:hanging="360"/>
+      </w:pPr>
+      <w:rPr>
+        <w:rFonts w:ascii="Wingdings" w:hAnsi="Wingdings" w:hint="default"/>
+        <w:sz w:val="20"/>
+      </w:rPr>
+    </w:lvl>
+    <w:lvl w:ilvl="6" w:tentative="1">
+      <w:start w:val="1"/>
+      <w:numFmt w:val="bullet"/>
+      <w:lvlText w:val=""/>
+      <w:lvlJc w:val="left"/>
+      <w:pPr>
+        <w:tabs>
+          <w:tab w:val="num" w:pos="5040"/>
+        </w:tabs>
+        <w:ind w:left="5040" w:hanging="360"/>
+      </w:pPr>
+      <w:rPr>
+        <w:rFonts w:ascii="Wingdings" w:hAnsi="Wingdings" w:hint="default"/>
+        <w:sz w:val="20"/>
+      </w:rPr>
+    </w:lvl>
+    <w:lvl w:ilvl="7" w:tentative="1">
+      <w:start w:val="1"/>
+      <w:numFmt w:val="bullet"/>
+      <w:lvlText w:val=""/>
+      <w:lvlJc w:val="left"/>
+      <w:pPr>
+        <w:tabs>
+          <w:tab w:val="num" w:pos="5760"/>
+        </w:tabs>
+        <w:ind w:left="5760" w:hanging="360"/>
+      </w:pPr>
+      <w:rPr>
+        <w:rFonts w:ascii="Wingdings" w:hAnsi="Wingdings" w:hint="default"/>
+        <w:sz w:val="20"/>
+      </w:rPr>
+    </w:lvl>
+    <w:lvl w:ilvl="8" w:tentative="1">
+      <w:start w:val="1"/>
+      <w:numFmt w:val="bullet"/>
+      <w:lvlText w:val=""/>
+      <w:lvlJc w:val="left"/>
+      <w:pPr>
+        <w:tabs>
+          <w:tab w:val="num" w:pos="6480"/>
+        </w:tabs>
+        <w:ind w:left="6480" w:hanging="360"/>
+      </w:pPr>
+      <w:rPr>
+        <w:rFonts w:ascii="Wingdings" w:hAnsi="Wingdings" w:hint="default"/>
+        <w:sz w:val="20"/>
+      </w:rPr>
+    </w:lvl>
+  </w:abstractNum>
+  <w:abstractNum w:abstractNumId="29" w15:restartNumberingAfterBreak="0">
+    <w:nsid w:val="6C013A14"/>
+    <w:multiLevelType w:val="multilevel"/>
+    <w:tmpl w:val="8A8222A4"/>
+    <w:lvl w:ilvl="0">
+      <w:start w:val="1"/>
+      <w:numFmt w:val="bullet"/>
+      <w:lvlText w:val=""/>
+      <w:lvlJc w:val="left"/>
+      <w:pPr>
+        <w:tabs>
+          <w:tab w:val="num" w:pos="720"/>
+        </w:tabs>
+        <w:ind w:left="720" w:hanging="360"/>
+      </w:pPr>
+      <w:rPr>
+        <w:rFonts w:ascii="Symbol" w:hAnsi="Symbol" w:hint="default"/>
+        <w:sz w:val="20"/>
+      </w:rPr>
+    </w:lvl>
+    <w:lvl w:ilvl="1" w:tentative="1">
+      <w:start w:val="1"/>
+      <w:numFmt w:val="bullet"/>
+      <w:lvlText w:val="o"/>
+      <w:lvlJc w:val="left"/>
+      <w:pPr>
+        <w:tabs>
+          <w:tab w:val="num" w:pos="1440"/>
+        </w:tabs>
+        <w:ind w:left="1440" w:hanging="360"/>
+      </w:pPr>
+      <w:rPr>
+        <w:rFonts w:ascii="Courier New" w:hAnsi="Courier New" w:hint="default"/>
+        <w:sz w:val="20"/>
+      </w:rPr>
+    </w:lvl>
+    <w:lvl w:ilvl="2" w:tentative="1">
+      <w:start w:val="1"/>
+      <w:numFmt w:val="bullet"/>
+      <w:lvlText w:val=""/>
+      <w:lvlJc w:val="left"/>
+      <w:pPr>
+        <w:tabs>
+          <w:tab w:val="num" w:pos="2160"/>
+        </w:tabs>
+        <w:ind w:left="2160" w:hanging="360"/>
+      </w:pPr>
+      <w:rPr>
+        <w:rFonts w:ascii="Wingdings" w:hAnsi="Wingdings" w:hint="default"/>
+        <w:sz w:val="20"/>
+      </w:rPr>
+    </w:lvl>
+    <w:lvl w:ilvl="3" w:tentative="1">
+      <w:start w:val="1"/>
+      <w:numFmt w:val="bullet"/>
+      <w:lvlText w:val=""/>
+      <w:lvlJc w:val="left"/>
+      <w:pPr>
+        <w:tabs>
+          <w:tab w:val="num" w:pos="2880"/>
+        </w:tabs>
+        <w:ind w:left="2880" w:hanging="360"/>
+      </w:pPr>
+      <w:rPr>
+        <w:rFonts w:ascii="Wingdings" w:hAnsi="Wingdings" w:hint="default"/>
+        <w:sz w:val="20"/>
+      </w:rPr>
+    </w:lvl>
+    <w:lvl w:ilvl="4" w:tentative="1">
+      <w:start w:val="1"/>
+      <w:numFmt w:val="bullet"/>
+      <w:lvlText w:val=""/>
+      <w:lvlJc w:val="left"/>
+      <w:pPr>
+        <w:tabs>
+          <w:tab w:val="num" w:pos="3600"/>
+        </w:tabs>
+        <w:ind w:left="3600" w:hanging="360"/>
+      </w:pPr>
+      <w:rPr>
+        <w:rFonts w:ascii="Wingdings" w:hAnsi="Wingdings" w:hint="default"/>
+        <w:sz w:val="20"/>
+      </w:rPr>
+    </w:lvl>
+    <w:lvl w:ilvl="5" w:tentative="1">
+      <w:start w:val="1"/>
+      <w:numFmt w:val="bullet"/>
+      <w:lvlText w:val=""/>
+      <w:lvlJc w:val="left"/>
+      <w:pPr>
+        <w:tabs>
+          <w:tab w:val="num" w:pos="4320"/>
+        </w:tabs>
+        <w:ind w:left="4320" w:hanging="360"/>
+      </w:pPr>
+      <w:rPr>
+        <w:rFonts w:ascii="Wingdings" w:hAnsi="Wingdings" w:hint="default"/>
+        <w:sz w:val="20"/>
+      </w:rPr>
+    </w:lvl>
+    <w:lvl w:ilvl="6" w:tentative="1">
+      <w:start w:val="1"/>
+      <w:numFmt w:val="bullet"/>
+      <w:lvlText w:val=""/>
+      <w:lvlJc w:val="left"/>
+      <w:pPr>
+        <w:tabs>
+          <w:tab w:val="num" w:pos="5040"/>
+        </w:tabs>
+        <w:ind w:left="5040" w:hanging="360"/>
+      </w:pPr>
+      <w:rPr>
+        <w:rFonts w:ascii="Wingdings" w:hAnsi="Wingdings" w:hint="default"/>
+        <w:sz w:val="20"/>
+      </w:rPr>
+    </w:lvl>
+    <w:lvl w:ilvl="7" w:tentative="1">
+      <w:start w:val="1"/>
+      <w:numFmt w:val="bullet"/>
+      <w:lvlText w:val=""/>
+      <w:lvlJc w:val="left"/>
+      <w:pPr>
+        <w:tabs>
+          <w:tab w:val="num" w:pos="5760"/>
+        </w:tabs>
+        <w:ind w:left="5760" w:hanging="360"/>
+      </w:pPr>
+      <w:rPr>
+        <w:rFonts w:ascii="Wingdings" w:hAnsi="Wingdings" w:hint="default"/>
+        <w:sz w:val="20"/>
+      </w:rPr>
+    </w:lvl>
+    <w:lvl w:ilvl="8" w:tentative="1">
+      <w:start w:val="1"/>
+      <w:numFmt w:val="bullet"/>
+      <w:lvlText w:val=""/>
+      <w:lvlJc w:val="left"/>
+      <w:pPr>
+        <w:tabs>
+          <w:tab w:val="num" w:pos="6480"/>
+        </w:tabs>
+        <w:ind w:left="6480" w:hanging="360"/>
+      </w:pPr>
+      <w:rPr>
+        <w:rFonts w:ascii="Wingdings" w:hAnsi="Wingdings" w:hint="default"/>
+        <w:sz w:val="20"/>
+      </w:rPr>
+    </w:lvl>
+  </w:abstractNum>
+  <w:abstractNum w:abstractNumId="30" w15:restartNumberingAfterBreak="0">
     <w:nsid w:val="6EBA3792"/>
     <w:multiLevelType w:val="hybridMultilevel"/>
     <w:tmpl w:val="3D82F34E"/>
@@ -2790,44 +5929,250 @@
       </w:rPr>
     </w:lvl>
   </w:abstractNum>
+  <w:abstractNum w:abstractNumId="31" w15:restartNumberingAfterBreak="0">
+    <w:nsid w:val="781A5BB0"/>
+    <w:multiLevelType w:val="multilevel"/>
+    <w:tmpl w:val="55FAAD3E"/>
+    <w:lvl w:ilvl="0">
+      <w:start w:val="1"/>
+      <w:numFmt w:val="bullet"/>
+      <w:lvlText w:val=""/>
+      <w:lvlJc w:val="left"/>
+      <w:pPr>
+        <w:tabs>
+          <w:tab w:val="num" w:pos="720"/>
+        </w:tabs>
+        <w:ind w:left="720" w:hanging="360"/>
+      </w:pPr>
+      <w:rPr>
+        <w:rFonts w:ascii="Symbol" w:hAnsi="Symbol" w:hint="default"/>
+        <w:sz w:val="20"/>
+      </w:rPr>
+    </w:lvl>
+    <w:lvl w:ilvl="1" w:tentative="1">
+      <w:start w:val="1"/>
+      <w:numFmt w:val="bullet"/>
+      <w:lvlText w:val="o"/>
+      <w:lvlJc w:val="left"/>
+      <w:pPr>
+        <w:tabs>
+          <w:tab w:val="num" w:pos="1440"/>
+        </w:tabs>
+        <w:ind w:left="1440" w:hanging="360"/>
+      </w:pPr>
+      <w:rPr>
+        <w:rFonts w:ascii="Courier New" w:hAnsi="Courier New" w:hint="default"/>
+        <w:sz w:val="20"/>
+      </w:rPr>
+    </w:lvl>
+    <w:lvl w:ilvl="2" w:tentative="1">
+      <w:start w:val="1"/>
+      <w:numFmt w:val="bullet"/>
+      <w:lvlText w:val=""/>
+      <w:lvlJc w:val="left"/>
+      <w:pPr>
+        <w:tabs>
+          <w:tab w:val="num" w:pos="2160"/>
+        </w:tabs>
+        <w:ind w:left="2160" w:hanging="360"/>
+      </w:pPr>
+      <w:rPr>
+        <w:rFonts w:ascii="Wingdings" w:hAnsi="Wingdings" w:hint="default"/>
+        <w:sz w:val="20"/>
+      </w:rPr>
+    </w:lvl>
+    <w:lvl w:ilvl="3" w:tentative="1">
+      <w:start w:val="1"/>
+      <w:numFmt w:val="bullet"/>
+      <w:lvlText w:val=""/>
+      <w:lvlJc w:val="left"/>
+      <w:pPr>
+        <w:tabs>
+          <w:tab w:val="num" w:pos="2880"/>
+        </w:tabs>
+        <w:ind w:left="2880" w:hanging="360"/>
+      </w:pPr>
+      <w:rPr>
+        <w:rFonts w:ascii="Wingdings" w:hAnsi="Wingdings" w:hint="default"/>
+        <w:sz w:val="20"/>
+      </w:rPr>
+    </w:lvl>
+    <w:lvl w:ilvl="4" w:tentative="1">
+      <w:start w:val="1"/>
+      <w:numFmt w:val="bullet"/>
+      <w:lvlText w:val=""/>
+      <w:lvlJc w:val="left"/>
+      <w:pPr>
+        <w:tabs>
+          <w:tab w:val="num" w:pos="3600"/>
+        </w:tabs>
+        <w:ind w:left="3600" w:hanging="360"/>
+      </w:pPr>
+      <w:rPr>
+        <w:rFonts w:ascii="Wingdings" w:hAnsi="Wingdings" w:hint="default"/>
+        <w:sz w:val="20"/>
+      </w:rPr>
+    </w:lvl>
+    <w:lvl w:ilvl="5" w:tentative="1">
+      <w:start w:val="1"/>
+      <w:numFmt w:val="bullet"/>
+      <w:lvlText w:val=""/>
+      <w:lvlJc w:val="left"/>
+      <w:pPr>
+        <w:tabs>
+          <w:tab w:val="num" w:pos="4320"/>
+        </w:tabs>
+        <w:ind w:left="4320" w:hanging="360"/>
+      </w:pPr>
+      <w:rPr>
+        <w:rFonts w:ascii="Wingdings" w:hAnsi="Wingdings" w:hint="default"/>
+        <w:sz w:val="20"/>
+      </w:rPr>
+    </w:lvl>
+    <w:lvl w:ilvl="6" w:tentative="1">
+      <w:start w:val="1"/>
+      <w:numFmt w:val="bullet"/>
+      <w:lvlText w:val=""/>
+      <w:lvlJc w:val="left"/>
+      <w:pPr>
+        <w:tabs>
+          <w:tab w:val="num" w:pos="5040"/>
+        </w:tabs>
+        <w:ind w:left="5040" w:hanging="360"/>
+      </w:pPr>
+      <w:rPr>
+        <w:rFonts w:ascii="Wingdings" w:hAnsi="Wingdings" w:hint="default"/>
+        <w:sz w:val="20"/>
+      </w:rPr>
+    </w:lvl>
+    <w:lvl w:ilvl="7" w:tentative="1">
+      <w:start w:val="1"/>
+      <w:numFmt w:val="bullet"/>
+      <w:lvlText w:val=""/>
+      <w:lvlJc w:val="left"/>
+      <w:pPr>
+        <w:tabs>
+          <w:tab w:val="num" w:pos="5760"/>
+        </w:tabs>
+        <w:ind w:left="5760" w:hanging="360"/>
+      </w:pPr>
+      <w:rPr>
+        <w:rFonts w:ascii="Wingdings" w:hAnsi="Wingdings" w:hint="default"/>
+        <w:sz w:val="20"/>
+      </w:rPr>
+    </w:lvl>
+    <w:lvl w:ilvl="8" w:tentative="1">
+      <w:start w:val="1"/>
+      <w:numFmt w:val="bullet"/>
+      <w:lvlText w:val=""/>
+      <w:lvlJc w:val="left"/>
+      <w:pPr>
+        <w:tabs>
+          <w:tab w:val="num" w:pos="6480"/>
+        </w:tabs>
+        <w:ind w:left="6480" w:hanging="360"/>
+      </w:pPr>
+      <w:rPr>
+        <w:rFonts w:ascii="Wingdings" w:hAnsi="Wingdings" w:hint="default"/>
+        <w:sz w:val="20"/>
+      </w:rPr>
+    </w:lvl>
+  </w:abstractNum>
   <w:num w:numId="1" w16cid:durableId="1544290697">
+    <w:abstractNumId w:val="23"/>
+  </w:num>
+  <w:num w:numId="2" w16cid:durableId="809904829">
     <w:abstractNumId w:val="9"/>
   </w:num>
-  <w:num w:numId="2" w16cid:durableId="809904829">
+  <w:num w:numId="3" w16cid:durableId="1545017488">
+    <w:abstractNumId w:val="1"/>
+  </w:num>
+  <w:num w:numId="4" w16cid:durableId="889151287">
+    <w:abstractNumId w:val="20"/>
+  </w:num>
+  <w:num w:numId="5" w16cid:durableId="1262832927">
+    <w:abstractNumId w:val="13"/>
+  </w:num>
+  <w:num w:numId="6" w16cid:durableId="1351949120">
+    <w:abstractNumId w:val="15"/>
+  </w:num>
+  <w:num w:numId="7" w16cid:durableId="837378609">
+    <w:abstractNumId w:val="26"/>
+  </w:num>
+  <w:num w:numId="8" w16cid:durableId="1099180401">
+    <w:abstractNumId w:val="2"/>
+  </w:num>
+  <w:num w:numId="9" w16cid:durableId="414254685">
+    <w:abstractNumId w:val="11"/>
+  </w:num>
+  <w:num w:numId="10" w16cid:durableId="224679042">
+    <w:abstractNumId w:val="24"/>
+  </w:num>
+  <w:num w:numId="11" w16cid:durableId="215698846">
+    <w:abstractNumId w:val="30"/>
+  </w:num>
+  <w:num w:numId="12" w16cid:durableId="2010019221">
+    <w:abstractNumId w:val="6"/>
+  </w:num>
+  <w:num w:numId="13" w16cid:durableId="907612982">
+    <w:abstractNumId w:val="21"/>
+  </w:num>
+  <w:num w:numId="14" w16cid:durableId="646740336">
+    <w:abstractNumId w:val="17"/>
+  </w:num>
+  <w:num w:numId="15" w16cid:durableId="1523856195">
+    <w:abstractNumId w:val="5"/>
+  </w:num>
+  <w:num w:numId="16" w16cid:durableId="107818049">
+    <w:abstractNumId w:val="10"/>
+  </w:num>
+  <w:num w:numId="17" w16cid:durableId="1202136789">
+    <w:abstractNumId w:val="31"/>
+  </w:num>
+  <w:num w:numId="18" w16cid:durableId="471752621">
+    <w:abstractNumId w:val="27"/>
+  </w:num>
+  <w:num w:numId="19" w16cid:durableId="1863014420">
+    <w:abstractNumId w:val="22"/>
+  </w:num>
+  <w:num w:numId="20" w16cid:durableId="1291204100">
+    <w:abstractNumId w:val="16"/>
+  </w:num>
+  <w:num w:numId="21" w16cid:durableId="756287089">
+    <w:abstractNumId w:val="8"/>
+  </w:num>
+  <w:num w:numId="22" w16cid:durableId="877083008">
+    <w:abstractNumId w:val="25"/>
+  </w:num>
+  <w:num w:numId="23" w16cid:durableId="1556698749">
+    <w:abstractNumId w:val="4"/>
+  </w:num>
+  <w:num w:numId="24" w16cid:durableId="330452049">
+    <w:abstractNumId w:val="28"/>
+  </w:num>
+  <w:num w:numId="25" w16cid:durableId="605695443">
     <w:abstractNumId w:val="3"/>
   </w:num>
-  <w:num w:numId="3" w16cid:durableId="1545017488">
+  <w:num w:numId="26" w16cid:durableId="822115120">
+    <w:abstractNumId w:val="14"/>
+  </w:num>
+  <w:num w:numId="27" w16cid:durableId="829910433">
+    <w:abstractNumId w:val="29"/>
+  </w:num>
+  <w:num w:numId="28" w16cid:durableId="1648975815">
+    <w:abstractNumId w:val="18"/>
+  </w:num>
+  <w:num w:numId="29" w16cid:durableId="1438677555">
+    <w:abstractNumId w:val="12"/>
+  </w:num>
+  <w:num w:numId="30" w16cid:durableId="780107377">
+    <w:abstractNumId w:val="19"/>
+  </w:num>
+  <w:num w:numId="31" w16cid:durableId="1901744187">
     <w:abstractNumId w:val="0"/>
   </w:num>
-  <w:num w:numId="4" w16cid:durableId="889151287">
+  <w:num w:numId="32" w16cid:durableId="1765953473">
     <w:abstractNumId w:val="7"/>
-  </w:num>
-  <w:num w:numId="5" w16cid:durableId="1262832927">
-    <w:abstractNumId w:val="5"/>
-  </w:num>
-  <w:num w:numId="6" w16cid:durableId="1351949120">
-    <w:abstractNumId w:val="6"/>
-  </w:num>
-  <w:num w:numId="7" w16cid:durableId="837378609">
-    <w:abstractNumId w:val="11"/>
-  </w:num>
-  <w:num w:numId="8" w16cid:durableId="1099180401">
-    <w:abstractNumId w:val="1"/>
-  </w:num>
-  <w:num w:numId="9" w16cid:durableId="414254685">
-    <w:abstractNumId w:val="4"/>
-  </w:num>
-  <w:num w:numId="10" w16cid:durableId="224679042">
-    <w:abstractNumId w:val="10"/>
-  </w:num>
-  <w:num w:numId="11" w16cid:durableId="215698846">
-    <w:abstractNumId w:val="12"/>
-  </w:num>
-  <w:num w:numId="12" w16cid:durableId="2010019221">
-    <w:abstractNumId w:val="2"/>
-  </w:num>
-  <w:num w:numId="13" w16cid:durableId="907612982">
-    <w:abstractNumId w:val="8"/>
   </w:num>
 </w:numbering>
 </file>
@@ -3234,7 +6579,6 @@
   <w:style w:type="character" w:default="1" w:styleId="DefaultParagraphFont">
     <w:name w:val="Default Paragraph Font"/>
     <w:uiPriority w:val="1"/>
-    <w:semiHidden/>
     <w:unhideWhenUsed/>
   </w:style>
   <w:style w:type="table" w:default="1" w:styleId="TableNormal">
